--- a/team_brief/KG-LLM_연구팀_공유_요약_2026.10.12.docx
+++ b/team_brief/KG-LLM_연구팀_공유_요약_2026.10.12.docx
@@ -19,7 +19,7 @@
         </w:rPr>
         <w:t xml:space="preserve">댐 운영 판단 지원 시스템</w:t>
         <w:br/>
-        <w:t xml:space="preserve">전체 구조, 사용한 데이터, 결과</w:t>
+        <w:t xml:space="preserve">연구 구조, 사용한 데이터, 시험 결과</w:t>
       </w:r>
     </w:p>
     <w:p>
@@ -37,7 +37,7 @@
           <w:szCs w:val="19"/>
           <w:lang w:eastAsia="ko-KR"/>
         </w:rPr>
-        <w:t xml:space="preserve">LLM 연구팀 공유용 요약 · 국민대학교 연구팀 · 2026.10.12 (10월 2일, 9일 랩미팅 종합)</w:t>
+        <w:t xml:space="preserve">LLM 연구팀 공유용 요약 · 국민대학교 연구팀 · 2026.10.12 (10월 2일, 9일 랩미팅 종합) · 진행 중인 연구</w:t>
       </w:r>
     </w:p>
     <w:p>
@@ -51,7 +51,7 @@
         <w:rPr>
           <w:lang w:eastAsia="ko-KR"/>
         </w:rPr>
-        <w:t xml:space="preserve">1. 무엇을 만드는가</w:t>
+        <w:t xml:space="preserve">1. 연구 목적</w:t>
       </w:r>
     </w:p>
     <w:p>
@@ -81,7 +81,150 @@
         <w:rPr>
           <w:lang w:eastAsia="ko-KR"/>
         </w:rPr>
-        <w:t xml:space="preserve">2. 전체 시스템</w:t>
+        <w:t xml:space="preserve">2. 연구의 큰 틀</w:t>
+      </w:r>
+    </w:p>
+    <w:p>
+      <w:pPr>
+        <w:keepNext/>
+        <w:spacing w:before="40" w:after="20"/>
+        <w:jc w:val="center"/>
+      </w:pPr>
+      <w:r>
+        <w:drawing>
+          <wp:inline distT="0" distB="0" distL="0" distR="0">
+            <wp:extent cx="6015609" cy="2887492"/>
+            <wp:docPr id="1" name="Figure 0 연구의 큰 틀" descr="Figure 0 연구의 큰 틀"/>
+            <wp:cNvGraphicFramePr>
+              <a:graphicFrameLocks xmlns:a="http://schemas.openxmlformats.org/drawingml/2006/main" noChangeAspect="1"/>
+            </wp:cNvGraphicFramePr>
+            <a:graphic xmlns:a="http://schemas.openxmlformats.org/drawingml/2006/main">
+              <a:graphicData uri="http://schemas.openxmlformats.org/drawingml/2006/picture">
+                <pic:pic xmlns:pic="http://schemas.openxmlformats.org/drawingml/2006/picture">
+                  <pic:nvPicPr>
+                    <pic:cNvPr id="1" name="Figure 0 연구의 큰 틀"/>
+                    <pic:cNvPicPr/>
+                  </pic:nvPicPr>
+                  <pic:blipFill>
+                    <a:blip r:embed="rIdImg1"/>
+                    <a:stretch>
+                      <a:fillRect/>
+                    </a:stretch>
+                  </pic:blipFill>
+                  <pic:spPr>
+                    <a:xfrm>
+                      <a:off x="0" y="0"/>
+                      <a:ext cx="6015609" cy="2887492"/>
+                    </a:xfrm>
+                    <a:prstGeom prst="rect">
+                      <a:avLst/>
+                    </a:prstGeom>
+                  </pic:spPr>
+                </pic:pic>
+              </a:graphicData>
+            </a:graphic>
+          </wp:inline>
+        </w:drawing>
+      </w:r>
+    </w:p>
+    <w:p>
+      <w:pPr>
+        <w:spacing w:before="40" w:after="160"/>
+        <w:jc w:val="center"/>
+        <w:rPr>
+          <w:lang w:eastAsia="ko-KR"/>
+        </w:rPr>
+      </w:pPr>
+      <w:r>
+        <w:rPr>
+          <w:i/>
+          <w:color w:val="505050"/>
+          <w:sz w:val="18"/>
+          <w:szCs w:val="18"/>
+          <w:lang w:eastAsia="ko-KR"/>
+        </w:rPr>
+        <w:t xml:space="preserve">그림 1. 연구의 큰 틀(3단계)과 질문 응답 흐름. 주황색이 LLM이 하는 일이다.</w:t>
+      </w:r>
+    </w:p>
+    <w:p>
+      <w:pPr>
+        <w:pStyle w:val="a0"/>
+        <w:spacing w:after="60"/>
+        <w:rPr>
+          <w:lang w:eastAsia="ko-KR"/>
+        </w:rPr>
+      </w:pPr>
+      <w:r>
+        <w:rPr>
+          <w:sz w:val="20"/>
+          <w:szCs w:val="20"/>
+          <w:lang w:eastAsia="ko-KR"/>
+        </w:rPr>
+        <w:t xml:space="preserve">STEP 1 Ontology 설계: 어떤 종류의 대상(댐, 승인, 운영행위 등)이 있고 어떤 관계로 연결되는지를 먼저 정의합니다. 단순히 표를 그래프로 옮기는 것이 아니라, 서로 다른 출처의 정보를 의미로 연결해 근거까지 따라가기 위한 설계입니다.</w:t>
+      </w:r>
+    </w:p>
+    <w:p>
+      <w:pPr>
+        <w:pStyle w:val="a0"/>
+        <w:spacing w:after="60"/>
+        <w:rPr>
+          <w:lang w:eastAsia="ko-KR"/>
+        </w:rPr>
+      </w:pPr>
+      <w:r>
+        <w:rPr>
+          <w:sz w:val="20"/>
+          <w:szCs w:val="20"/>
+          <w:lang w:eastAsia="ko-KR"/>
+        </w:rPr>
+        <w:t xml:space="preserve">STEP 2 KG 구축: 실제 자료를 설계에 맞추어 지식그래프(KG)의 개체·관계·값으로 구성합니다. KG는 모든 자료를 담는 데이터베이스가 아니라, 의미 관계와 근거의 위치를 담아 문서·측정자료를 찾아가게 하는 중심 구조입니다.</w:t>
+      </w:r>
+    </w:p>
+    <w:p>
+      <w:pPr>
+        <w:pStyle w:val="a0"/>
+        <w:spacing w:after="60"/>
+        <w:rPr>
+          <w:lang w:eastAsia="ko-KR"/>
+        </w:rPr>
+      </w:pPr>
+      <w:r>
+        <w:rPr>
+          <w:sz w:val="20"/>
+          <w:szCs w:val="20"/>
+          <w:lang w:eastAsia="ko-KR"/>
+        </w:rPr>
+        <w:t xml:space="preserve">STEP 3 질문 응답: 질문을 해석해 필요한 정보를 정하고, KG·문서·측정자료에서 근거를 찾아 모은 뒤, LLM이 근거 안에서만 답변을 설명합니다. 이 단계(질문 해석, 답변 작성)가 LLM 팀과 함께 설계할 부분입니다.</w:t>
+      </w:r>
+    </w:p>
+    <w:p>
+      <w:pPr>
+        <w:pStyle w:val="1"/>
+        <w:rPr>
+          <w:lang w:eastAsia="ko-KR"/>
+        </w:rPr>
+      </w:pPr>
+      <w:r>
+        <w:rPr>
+          <w:lang w:eastAsia="ko-KR"/>
+        </w:rPr>
+        <w:t xml:space="preserve">3. 댐 운영에 적용한 구성 (현재 시험 중)</w:t>
+      </w:r>
+    </w:p>
+    <w:p>
+      <w:pPr>
+        <w:spacing w:before="60" w:after="120"/>
+        <w:rPr>
+          <w:lang w:eastAsia="ko-KR"/>
+        </w:rPr>
+      </w:pPr>
+      <w:r>
+        <w:rPr>
+          <w:sz w:val="20"/>
+          <w:szCs w:val="20"/>
+          <w:lang w:eastAsia="ko-KR"/>
+        </w:rPr>
+        <w:t xml:space="preserve">큰 틀을 댐 운영 자료에 적용해 만들어 본 구성입니다. A(STEP 1~2)는 구축과 검증을 마쳤고, B(STEP 3)는 질문 10개로 시험한 단계이며 확정한 방법이 아닙니다.</w:t>
       </w:r>
     </w:p>
     <w:p>
@@ -94,7 +237,7 @@
         <w:drawing>
           <wp:inline distT="0" distB="0" distL="0" distR="0">
             <wp:extent cx="6332220" cy="4770272"/>
-            <wp:docPr id="1" name="Figure 1 전체 시스템" descr="Figure 1 전체 시스템"/>
+            <wp:docPr id="2" name="Figure 1 댐 운영 적용 구성" descr="Figure 1 댐 운영 적용 구성"/>
             <wp:cNvGraphicFramePr>
               <a:graphicFrameLocks xmlns:a="http://schemas.openxmlformats.org/drawingml/2006/main" noChangeAspect="1"/>
             </wp:cNvGraphicFramePr>
@@ -102,11 +245,11 @@
               <a:graphicData uri="http://schemas.openxmlformats.org/drawingml/2006/picture">
                 <pic:pic xmlns:pic="http://schemas.openxmlformats.org/drawingml/2006/picture">
                   <pic:nvPicPr>
-                    <pic:cNvPr id="1" name="Figure 1 전체 시스템"/>
+                    <pic:cNvPr id="2" name="Figure 1 댐 운영 적용 구성"/>
                     <pic:cNvPicPr/>
                   </pic:nvPicPr>
                   <pic:blipFill>
-                    <a:blip r:embed="rIdImg1"/>
+                    <a:blip r:embed="rIdImg2"/>
                     <a:stretch>
                       <a:fillRect/>
                     </a:stretch>
@@ -143,7 +286,7 @@
           <w:szCs w:val="18"/>
           <w:lang w:eastAsia="ko-KR"/>
         </w:rPr>
-        <w:t xml:space="preserve">그림 1. 전체 시스템. A는 자료를 구조화해 저장하는 사전 구축, B는 질문마다 수행하는 처리. 주황색이 LLM이 하는 일이다.</w:t>
+        <w:t xml:space="preserve">그림 2. 큰 틀을 댐 운영에 적용한 구성. A는 자료를 구조화해 저장하는 사전 구축, B는 질문마다 수행하는 처리. 주황색이 LLM이 하는 일이다.</w:t>
       </w:r>
     </w:p>
     <w:p>
@@ -160,7 +303,7 @@
           <w:szCs w:val="20"/>
           <w:lang w:eastAsia="ko-KR"/>
         </w:rPr>
-        <w:t xml:space="preserve">A. 사전 구축: 세 가지 자료를 규칙(코드)으로 구조화해 세 저장소에 나눕니다. 지식그래프(KG)에는 댐·승인·운영행위·운영기준·근거자료와 그 사이의 관계, 근거의 위치를 담고, 큰 값은 넣지 않고 찾아갈 키만 둡니다. 측정값 전체는 측정자료 저장소에, 규정 원문은 문서 저장소에 둡니다.</w:t>
+        <w:t xml:space="preserve">A. 사전 구축: 세 가지 자료를 규칙(코드)으로 구조화해 세 저장소에 나눕니다. KG에는 댐·승인·운영행위·운영기준·근거자료와 그 사이의 관계, 근거의 위치를 담고, 큰 값은 넣지 않고 찾아갈 키만 둡니다. 측정값 전체는 측정자료 저장소에, 규정 원문은 문서 저장소에 둡니다.</w:t>
       </w:r>
     </w:p>
     <w:p>
@@ -177,7 +320,7 @@
           <w:szCs w:val="20"/>
           <w:lang w:eastAsia="ko-KR"/>
         </w:rPr>
-        <w:t xml:space="preserve">B. 질문 처리: ① LLM이 질문을 의도(질문 유형)와 값(댐, 기간)의 JSON으로 바꾸면, ②~⑤ 코드가 값을 검증하고 KG와 저장소에서 근거를 조회하고 차이·비율·유사 사례를 계산합니다. ⑥ 모아 둔 결과를 “근거 묶음”으로 LLM에 주면, LLM이 근거 번호를 붙여 답합니다. 의도는 10개입니다(현재·과거 상태, 운영행위, 승인, 운영기준, 근거를 묻는 CQ1~CQ6, 복합 질문 CURRENT·INTEGRATED·SIMILAR, 범위 밖).</w:t>
+        <w:t xml:space="preserve">B. 질문 처리: ① LLM이 질문을 의도(질문 유형)와 값(댐, 기간)의 JSON으로 바꾸면, ②~⑤ 코드가 값을 검증하고 KG와 저장소에서 근거를 조회하고 차이·비율·유사 사례를 계산합니다. ⑥ 모아 둔 결과를 “근거 묶음”으로 LLM에 주면, LLM이 근거 번호를 붙여 답합니다.</w:t>
       </w:r>
     </w:p>
     <w:p>
@@ -194,7 +337,24 @@
           <w:szCs w:val="20"/>
           <w:lang w:eastAsia="ko-KR"/>
         </w:rPr>
-        <w:t xml:space="preserve">LLM을 두 곳에만 쓰는 이유: 조회와 계산은 정확하고 확인 가능해야 하기 때문입니다. 시험에서 LLM이 직접 계산한 값이 틀린 경우가 있었습니다. 모델은 Qwen3-8B-AWQ(vLLM)입니다.</w:t>
+        <w:t xml:space="preserve">의도는 처음 설계한 CQ1~CQ6(현재·과거 상태, 운영행위, 승인, 운영기준, 근거)과 수치 비교용 SIMILAR에, 구현 중 CURRENT·INTEGRATED·범위 밖을 더해 임시로 10개를 두었고, 이 체계 자체가 검토 대상입니다.</w:t>
+      </w:r>
+    </w:p>
+    <w:p>
+      <w:pPr>
+        <w:pStyle w:val="a0"/>
+        <w:spacing w:after="60"/>
+        <w:rPr>
+          <w:lang w:eastAsia="ko-KR"/>
+        </w:rPr>
+      </w:pPr>
+      <w:r>
+        <w:rPr>
+          <w:sz w:val="20"/>
+          <w:szCs w:val="20"/>
+          <w:lang w:eastAsia="ko-KR"/>
+        </w:rPr>
+        <w:t xml:space="preserve">LLM을 두 곳에만 쓴 이유: 조회와 계산은 정확하고 확인 가능해야 한다고 보았기 때문입니다. 시험에서 LLM이 직접 계산한 값이 틀린 경우가 있었습니다. 모델은 Qwen3-8B-AWQ(vLLM)입니다.</w:t>
       </w:r>
     </w:p>
     <w:p>
@@ -208,7 +368,7 @@
         <w:rPr>
           <w:lang w:eastAsia="ko-KR"/>
         </w:rPr>
-        <w:t xml:space="preserve">3. 사용한 데이터</w:t>
+        <w:t xml:space="preserve">4. 사용한 데이터</w:t>
       </w:r>
     </w:p>
     <w:tbl>
@@ -703,69 +863,7 @@
           <w:szCs w:val="20"/>
           <w:lang w:eastAsia="ko-KR"/>
         </w:rPr>
-        <w:t xml:space="preserve">이 자료를 미리 설계한 구조에 맞추어 개체 6종류(댐, 수문기상 상태, 승인, 운영행위, 운영기준, 근거자료)와 관계 9종류로 구조화했습니다. 예를 들어 승인 한 건은 “승인 → 허가한 운영행위 → 댐”, “댐 → 수위 상태 → 측정값 저장소”, “댐 ← 제한수위 ← 별표3”으로 이어집니다(그림 2). 단, 실제 운영기록은 공개되어 있지 않아 운영행위는 승인 비고와 측정 방류량 변화에서 규칙으로 구성한 것이며, 규칙(분류, 시각)은 연구자가 정한 임시 기준입니다.</w:t>
-      </w:r>
-    </w:p>
-    <w:p>
-      <w:pPr>
-        <w:keepNext/>
-        <w:spacing w:before="40" w:after="20"/>
-        <w:jc w:val="center"/>
-      </w:pPr>
-      <w:r>
-        <w:drawing>
-          <wp:inline distT="0" distB="0" distL="0" distR="0">
-            <wp:extent cx="4939131" cy="3128116"/>
-            <wp:docPr id="2" name="Figure 2 KG 예시" descr="Figure 2 KG 예시"/>
-            <wp:cNvGraphicFramePr>
-              <a:graphicFrameLocks xmlns:a="http://schemas.openxmlformats.org/drawingml/2006/main" noChangeAspect="1"/>
-            </wp:cNvGraphicFramePr>
-            <a:graphic xmlns:a="http://schemas.openxmlformats.org/drawingml/2006/main">
-              <a:graphicData uri="http://schemas.openxmlformats.org/drawingml/2006/picture">
-                <pic:pic xmlns:pic="http://schemas.openxmlformats.org/drawingml/2006/picture">
-                  <pic:nvPicPr>
-                    <pic:cNvPr id="2" name="Figure 2 KG 예시"/>
-                    <pic:cNvPicPr/>
-                  </pic:nvPicPr>
-                  <pic:blipFill>
-                    <a:blip r:embed="rIdImg2"/>
-                    <a:stretch>
-                      <a:fillRect/>
-                    </a:stretch>
-                  </pic:blipFill>
-                  <pic:spPr>
-                    <a:xfrm>
-                      <a:off x="0" y="0"/>
-                      <a:ext cx="4939131" cy="3128116"/>
-                    </a:xfrm>
-                    <a:prstGeom prst="rect">
-                      <a:avLst/>
-                    </a:prstGeom>
-                  </pic:spPr>
-                </pic:pic>
-              </a:graphicData>
-            </a:graphic>
-          </wp:inline>
-        </w:drawing>
-      </w:r>
-    </w:p>
-    <w:p>
-      <w:pPr>
-        <w:spacing w:before="40" w:after="160"/>
-        <w:jc w:val="center"/>
-        <w:rPr>
-          <w:lang w:eastAsia="ko-KR"/>
-        </w:rPr>
-      </w:pPr>
-      <w:r>
-        <w:rPr>
-          <w:i/>
-          <w:color w:val="505050"/>
-          <w:sz w:val="18"/>
-          <w:szCs w:val="18"/>
-          <w:lang w:eastAsia="ko-KR"/>
-        </w:rPr>
-        <w:t xml:space="preserve">그림 2. 충주댐 승인 1368번 한 건의 KG 일부(회색은 근거자료로 향하는 supportedBy, 파선은 KG 밖 저장소를 찾아가는 키).</w:t>
+        <w:t xml:space="preserve">이 자료를 미리 설계한 구조에 맞추어 개체 6종류(댐, 수문기상 상태, 승인, 운영행위, 운영기준, 근거자료)와 관계 9종류로 구조화했습니다. 예를 들어 승인 한 건은 “승인 → 허가한 운영행위 → 댐”, “댐 → 수위 상태 → 측정값 저장소”, “댐 ← 제한수위 ← 별표3”으로 이어집니다(5.1의 그림 3). 단, 실제 운영기록은 공개되어 있지 않아 운영행위는 승인 비고와 측정 방류량 변화에서 규칙으로 구성한 것이며, 규칙(분류, 시각)은 연구자가 정한 임시 기준입니다.</w:t>
       </w:r>
     </w:p>
     <w:p>
@@ -779,7 +877,7 @@
         <w:rPr>
           <w:lang w:eastAsia="ko-KR"/>
         </w:rPr>
-        <w:t xml:space="preserve">4. 결과</w:t>
+        <w:t xml:space="preserve">5. 시험 결과 (예비)</w:t>
       </w:r>
     </w:p>
     <w:p>
@@ -793,7 +891,7 @@
         <w:rPr>
           <w:lang w:eastAsia="ko-KR"/>
         </w:rPr>
-        <w:t xml:space="preserve">4.1 지식그래프 구축</w:t>
+        <w:t xml:space="preserve">5.1 지식그래프 구축</w:t>
       </w:r>
     </w:p>
     <w:tbl>
@@ -1129,6 +1227,68 @@
     </w:p>
     <w:p>
       <w:pPr>
+        <w:keepNext/>
+        <w:spacing w:before="40" w:after="20"/>
+        <w:jc w:val="center"/>
+      </w:pPr>
+      <w:r>
+        <w:drawing>
+          <wp:inline distT="0" distB="0" distL="0" distR="0">
+            <wp:extent cx="4939131" cy="3128116"/>
+            <wp:docPr id="3" name="Figure 2 KG 예시" descr="Figure 2 KG 예시"/>
+            <wp:cNvGraphicFramePr>
+              <a:graphicFrameLocks xmlns:a="http://schemas.openxmlformats.org/drawingml/2006/main" noChangeAspect="1"/>
+            </wp:cNvGraphicFramePr>
+            <a:graphic xmlns:a="http://schemas.openxmlformats.org/drawingml/2006/main">
+              <a:graphicData uri="http://schemas.openxmlformats.org/drawingml/2006/picture">
+                <pic:pic xmlns:pic="http://schemas.openxmlformats.org/drawingml/2006/picture">
+                  <pic:nvPicPr>
+                    <pic:cNvPr id="3" name="Figure 2 KG 예시"/>
+                    <pic:cNvPicPr/>
+                  </pic:nvPicPr>
+                  <pic:blipFill>
+                    <a:blip r:embed="rIdImg3"/>
+                    <a:stretch>
+                      <a:fillRect/>
+                    </a:stretch>
+                  </pic:blipFill>
+                  <pic:spPr>
+                    <a:xfrm>
+                      <a:off x="0" y="0"/>
+                      <a:ext cx="4939131" cy="3128116"/>
+                    </a:xfrm>
+                    <a:prstGeom prst="rect">
+                      <a:avLst/>
+                    </a:prstGeom>
+                  </pic:spPr>
+                </pic:pic>
+              </a:graphicData>
+            </a:graphic>
+          </wp:inline>
+        </w:drawing>
+      </w:r>
+    </w:p>
+    <w:p>
+      <w:pPr>
+        <w:spacing w:before="40" w:after="160"/>
+        <w:jc w:val="center"/>
+        <w:rPr>
+          <w:lang w:eastAsia="ko-KR"/>
+        </w:rPr>
+      </w:pPr>
+      <w:r>
+        <w:rPr>
+          <w:i/>
+          <w:color w:val="505050"/>
+          <w:sz w:val="18"/>
+          <w:szCs w:val="18"/>
+          <w:lang w:eastAsia="ko-KR"/>
+        </w:rPr>
+        <w:t xml:space="preserve">그림 3. 충주댐 승인 1368번 한 건의 KG 일부(회색은 근거자료로 향하는 supportedBy, 파선은 KG 밖 저장소를 찾아가는 키).</w:t>
+      </w:r>
+    </w:p>
+    <w:p>
+      <w:pPr>
         <w:pStyle w:val="21"/>
         <w:rPr>
           <w:lang w:eastAsia="ko-KR"/>
@@ -1138,7 +1298,7 @@
         <w:rPr>
           <w:lang w:eastAsia="ko-KR"/>
         </w:rPr>
-        <w:t xml:space="preserve">4.2 질문에서 답변까지: Qwen3-8B 시험</w:t>
+        <w:t xml:space="preserve">5.2 질문에서 답변까지: Qwen3-8B 시험</w:t>
       </w:r>
     </w:p>
     <w:p>
@@ -2426,7 +2586,7 @@
         <w:rPr>
           <w:lang w:eastAsia="ko-KR"/>
         </w:rPr>
-        <w:t xml:space="preserve">4.3 확인된 것과 한계</w:t>
+        <w:t xml:space="preserve">5.3 확인된 것과 한계</w:t>
       </w:r>
     </w:p>
     <w:p>
@@ -2491,7 +2651,7 @@
         <w:rPr>
           <w:lang w:eastAsia="ko-KR"/>
         </w:rPr>
-        <w:t xml:space="preserve">5. LLM 팀과 함께 정하고 싶은 것</w:t>
+        <w:t xml:space="preserve">6. 우리 구성에 대한 의견 요청</w:t>
       </w:r>
     </w:p>
     <w:tbl>
@@ -2571,7 +2731,7 @@
                 <w:szCs w:val="18"/>
                 <w:lang w:eastAsia="ko-KR"/>
               </w:rPr>
-              <w:t xml:space="preserve">지금 상태와 묻고 싶은 것</w:t>
+              <w:t xml:space="preserve">지금 해 본 것과 묻고 싶은 것</w:t>
             </w:r>
           </w:p>
         </w:tc>
@@ -2631,7 +2791,7 @@
                 <w:szCs w:val="18"/>
                 <w:lang w:eastAsia="ko-KR"/>
               </w:rPr>
-              <w:t xml:space="preserve">LLM 하나가 의도 10개 중 하나를 JSON으로 출력합니다. 한 질문에 여러 유형이 섞일 때의 의도 체계, 규칙·학습 모델과의 병행, JSON 형식 제약 방법.</w:t>
+              <w:t xml:space="preserve">LLM 하나가 의도 10개 중 하나를 JSON으로 출력해 보았습니다. 한 질문에 여러 유형이 섞일 때의 의도 체계, 규칙·학습 모델과의 병행, JSON 형식 제약 방법.</w:t>
             </w:r>
           </w:p>
         </w:tc>
@@ -2751,7 +2911,7 @@
                 <w:szCs w:val="18"/>
                 <w:lang w:eastAsia="ko-KR"/>
               </w:rPr>
-              <w:t xml:space="preserve">의도별 정해진 질의 틀로 조회하고 문서는 조각 번호로 찾습니다. text-to-Cypher 도입 여부, 문서가 늘 때 벡터 검색 병행 시점, 수치 상태의 유사 사례 검색 방법.</w:t>
+              <w:t xml:space="preserve">의도별로 정해 둔 질의 틀로 조회하고 문서는 조각 번호로 찾아 보았습니다. text-to-Cypher 도입 여부, 문서가 늘 때 벡터 검색 병행 시점, 수치 상태의 유사 사례 검색 방법.</w:t>
             </w:r>
           </w:p>
         </w:tc>
@@ -2811,7 +2971,7 @@
                 <w:szCs w:val="18"/>
                 <w:lang w:eastAsia="ko-KR"/>
               </w:rPr>
-              <w:t xml:space="preserve">사람이 읽고 판정했습니다. 같은 LLM에 표 데이터를 직접 주는 기준선과 정답 세트, 지표(근거 일치율, 인용률 등) 설계.</w:t>
+              <w:t xml:space="preserve">지금은 사람이 읽고 판정했습니다. 같은 LLM에 표 데이터를 직접 주는 기준선과 정답 세트, 지표(근거 일치율, 인용률 등) 설계.</w:t>
             </w:r>
           </w:p>
         </w:tc>

--- a/team_brief/KG-LLM_연구팀_공유_요약_2026.10.12.docx
+++ b/team_brief/KG-LLM_연구팀_공유_요약_2026.10.12.docx
@@ -67,7 +67,7 @@
           <w:szCs w:val="20"/>
           <w:lang w:eastAsia="ko-KR"/>
         </w:rPr>
-        <w:t xml:space="preserve">댐 운영자가 “지금 소양강댐 상태와 비슷했던 과거 사례에서 어떤 방류 승인과 운영이 있었고, 그 근거는 무엇인가”처럼 물으면, 승인 기록·관측 자료·규정 원문에서 찾은 근거를 번호와 함께 답하는 시스템입니다. 방류를 결정하는 것이 아니라 운영자의 판단을 근거와 함께 돕는 것이 목적입니다. 필요한 정보가 서로 다른 형태(표 파일 두 종류, 법령 텍스트)로 흩어져 있고, 운영 판단에는 근거 없는 답변이 위험하므로, 자료를 먼저 구조화해 저장하고 LLM에는 그 안에서 찾은 근거만 주어 답하게 합니다.</w:t>
+        <w:t xml:space="preserve">댐 운영자가 “지금 소양강댐 상태와 비슷했던 과거 사례에서 어떤 방류 승인과 운영이 있었고, 그 근거는 무엇인가”처럼 물으면, 승인 기록·관측 자료·규정 원문에서 찾은 근거를 출처 번호와 함께 답하는 시스템을 만듭니다. 방류를 결정하는 것이 아니라 운영자의 판단을 근거와 함께 돕는 것이 목적입니다. 필요한 정보가 서로 다른 형태(표 파일 두 종류, 법령 텍스트)로 흩어져 있고, 운영 판단에는 근거 없는 답변이 위험하므로, 자료를 먼저 구조화해 저장하고 LLM에는 그 안에서 찾은 근거만 주어 답하게 합니다.</w:t>
       </w:r>
     </w:p>
     <w:p>
@@ -93,7 +93,7 @@
       <w:r>
         <w:drawing>
           <wp:inline distT="0" distB="0" distL="0" distR="0">
-            <wp:extent cx="6015609" cy="2887492"/>
+            <wp:extent cx="6015609" cy="3208324"/>
             <wp:docPr id="1" name="Figure 0 연구의 큰 틀" descr="Figure 0 연구의 큰 틀"/>
             <wp:cNvGraphicFramePr>
               <a:graphicFrameLocks xmlns:a="http://schemas.openxmlformats.org/drawingml/2006/main" noChangeAspect="1"/>
@@ -114,7 +114,7 @@
                   <pic:spPr>
                     <a:xfrm>
                       <a:off x="0" y="0"/>
-                      <a:ext cx="6015609" cy="2887492"/>
+                      <a:ext cx="6015609" cy="3208324"/>
                     </a:xfrm>
                     <a:prstGeom prst="rect">
                       <a:avLst/>
@@ -143,7 +143,7 @@
           <w:szCs w:val="18"/>
           <w:lang w:eastAsia="ko-KR"/>
         </w:rPr>
-        <w:t xml:space="preserve">그림 1. 연구의 큰 틀(3단계)과 질문 응답 흐름. 주황색이 LLM이 하는 일이다.</w:t>
+        <w:t xml:space="preserve">그림 1. 연구의 큰 틀(3단계)과 STEP 3의 하이브리드 검색 구조. 주황색이 LLM이 하는 일이다.</w:t>
       </w:r>
     </w:p>
     <w:p>
@@ -160,7 +160,7 @@
           <w:szCs w:val="20"/>
           <w:lang w:eastAsia="ko-KR"/>
         </w:rPr>
-        <w:t xml:space="preserve">STEP 1 Ontology 설계: 어떤 종류의 대상(댐, 승인, 운영행위 등)이 있고 어떤 관계로 연결되는지를 먼저 정의합니다. 단순히 표를 그래프로 옮기는 것이 아니라, 서로 다른 출처의 정보를 의미로 연결해 근거까지 따라가기 위한 설계입니다.</w:t>
+        <w:t xml:space="preserve">STEP 1 Ontology 설계: Ontology는 이 분야에 어떤 종류의 대상이 있고(예: 댐, 방류 승인) 서로 어떤 관계를 갖는지(예: 승인이 운영행위를 허가한다) 미리 정리한 설계도입니다. 표를 그래프로 옮기기 전에, 시스템이 어떤 질문에 답해야 하는지부터 정하고 그에 맞게 설계했습니다.</w:t>
       </w:r>
     </w:p>
     <w:p>
@@ -177,7 +177,7 @@
           <w:szCs w:val="20"/>
           <w:lang w:eastAsia="ko-KR"/>
         </w:rPr>
-        <w:t xml:space="preserve">STEP 2 KG 구축: 실제 자료를 설계에 맞추어 지식그래프(KG)의 개체·관계·값으로 구성합니다. KG는 모든 자료를 담는 데이터베이스가 아니라, 의미 관계와 근거의 위치를 담아 문서·측정자료를 찾아가게 하는 중심 구조입니다.</w:t>
+        <w:t xml:space="preserve">STEP 2 지식그래프(KG) 구축: KG는 설계도에 맞추어 실제 자료를 “점(개체)”과 “선(관계)”으로 정리한 구조입니다. 예를 들어 “충주댐”이 점이고, “승인 1368번은 충주댐에 대한 승인이다”가 선입니다. 모든 값을 담지는 않고, 큰 측정값 표와 규정 원문은 별도 저장소에 두고 KG에는 그 위치만 적습니다.</w:t>
       </w:r>
     </w:p>
     <w:p>
@@ -194,7 +194,7 @@
           <w:szCs w:val="20"/>
           <w:lang w:eastAsia="ko-KR"/>
         </w:rPr>
-        <w:t xml:space="preserve">STEP 3 질문 응답: 질문을 해석해 필요한 정보를 정하고, KG·문서·측정자료에서 근거를 찾아 모은 뒤, LLM이 근거 안에서만 답변을 설명합니다. 이 단계(질문 해석, 답변 작성)가 LLM 팀과 함께 설계할 부분입니다.</w:t>
+        <w:t xml:space="preserve">STEP 3 질문 응답: 하이브리드 검색은 한 곳이 아니라 성격이 다른 세 곳에서 각각 맞는 방식으로 근거를 찾는 것입니다. KG에서는 연결을 따라가며 관련 승인과 기준을 찾고, 그 결과가 알려 주는 번호로 측정자료 저장소에서 숫자를, 문서 저장소에서 규정 원문을 가져옵니다. 이렇게 모은 근거를 LLM에게 주고 근거 안에서만 답하게 합니다. LLM이 맡는 부분은 질문 해석과 답변 작성이며, 이 부분을 LLM 팀과 함께 설계하고자 합니다.</w:t>
       </w:r>
     </w:p>
     <w:p>
@@ -224,7 +224,7 @@
           <w:szCs w:val="20"/>
           <w:lang w:eastAsia="ko-KR"/>
         </w:rPr>
-        <w:t xml:space="preserve">큰 틀을 댐 운영 자료에 적용해 만들어 본 구성입니다. A(STEP 1~2)는 구축과 검증을 마쳤고, B(STEP 3)는 질문 10개로 시험한 단계이며 확정한 방법이 아닙니다.</w:t>
+        <w:t xml:space="preserve">큰 틀을 댐 운영 자료에 적용해 만들어 본 구성입니다. STEP 1·2(설계와 구축)는 마치고 검증했으며, STEP 3(질문 처리)은 질문 10개로 시험한 단계라 확정한 방법이 아닙니다.</w:t>
       </w:r>
     </w:p>
     <w:p>
@@ -236,7 +236,7 @@
       <w:r>
         <w:drawing>
           <wp:inline distT="0" distB="0" distL="0" distR="0">
-            <wp:extent cx="6332220" cy="4770272"/>
+            <wp:extent cx="5825642" cy="5223658"/>
             <wp:docPr id="2" name="Figure 1 댐 운영 적용 구성" descr="Figure 1 댐 운영 적용 구성"/>
             <wp:cNvGraphicFramePr>
               <a:graphicFrameLocks xmlns:a="http://schemas.openxmlformats.org/drawingml/2006/main" noChangeAspect="1"/>
@@ -257,7 +257,7 @@
                   <pic:spPr>
                     <a:xfrm>
                       <a:off x="0" y="0"/>
-                      <a:ext cx="6332220" cy="4770272"/>
+                      <a:ext cx="5825642" cy="5223658"/>
                     </a:xfrm>
                     <a:prstGeom prst="rect">
                       <a:avLst/>
@@ -286,7 +286,7 @@
           <w:szCs w:val="18"/>
           <w:lang w:eastAsia="ko-KR"/>
         </w:rPr>
-        <w:t xml:space="preserve">그림 2. 큰 틀을 댐 운영에 적용한 구성. A는 자료를 구조화해 저장하는 사전 구축, B는 질문마다 수행하는 처리. 주황색이 LLM이 하는 일이다.</w:t>
+        <w:t xml:space="preserve">그림 2. 큰 틀을 댐 운영에 적용한 구성. 위에서부터 STEP 1(설계), STEP 2(구축), STEP 3(질문 처리)이다. 주황색이 LLM이 하는 일이다.</w:t>
       </w:r>
     </w:p>
     <w:p>
@@ -303,7 +303,7 @@
           <w:szCs w:val="20"/>
           <w:lang w:eastAsia="ko-KR"/>
         </w:rPr>
-        <w:t xml:space="preserve">A. 사전 구축: 세 가지 자료를 규칙(코드)으로 구조화해 세 저장소에 나눕니다. KG에는 댐·승인·운영행위·운영기준·근거자료와 그 사이의 관계, 근거의 위치를 담고, 큰 값은 넣지 않고 찾아갈 키만 둡니다. 측정값 전체는 측정자료 저장소에, 규정 원문은 문서 저장소에 둡니다.</w:t>
+        <w:t xml:space="preserve">STEP 1 Ontology 설계: 운영자에게 필요한 질문 7개(전체 질문 1개와 세부 질문 6개)를 먼저 정했습니다. 세부 질문 6개는 현재 상태, 과거 상태, 과거 운영행위(실제로 수행된 방류 같은 조작), 과거 방류 승인, 현재 운영기준, 공식 근거입니다. 이 질문에 답하기 위해 개체 6종류(댐, 수문기상 상태, 방류 승인, 운영행위, 운영기준, 근거자료)와 관계 9종류를 설계했습니다.</w:t>
       </w:r>
     </w:p>
     <w:p>
@@ -320,7 +320,7 @@
           <w:szCs w:val="20"/>
           <w:lang w:eastAsia="ko-KR"/>
         </w:rPr>
-        <w:t xml:space="preserve">B. 질문 처리: ① LLM이 질문을 의도(질문 유형)와 값(댐, 기간)의 JSON으로 바꾸면, ②~⑤ 코드가 값을 검증하고 KG와 저장소에서 근거를 조회하고 차이·비율·유사 사례를 계산합니다. ⑥ 모아 둔 결과를 “근거 묶음”으로 LLM에 주면, LLM이 근거 번호를 붙여 답합니다.</w:t>
+        <w:t xml:space="preserve">STEP 2 사전 구축: 세 가지 자료(방류 승인 기록, 수문기상 시간 자료, 규정 별표3)를 미리 정한 규칙으로 자동 정리해 세 저장소에 나눕니다. KG에는 댐·승인·운영행위·운영기준·근거자료와 그 사이의 관계, 근거의 위치를 담고, 측정값 전체는 측정자료 저장소에, 규정 원문은 문서 저장소에 둡니다.</w:t>
       </w:r>
     </w:p>
     <w:p>
@@ -337,7 +337,7 @@
           <w:szCs w:val="20"/>
           <w:lang w:eastAsia="ko-KR"/>
         </w:rPr>
-        <w:t xml:space="preserve">의도는 처음 설계한 CQ1~CQ6(현재·과거 상태, 운영행위, 승인, 운영기준, 근거)과 수치 비교용 SIMILAR에, 구현 중 CURRENT·INTEGRATED·범위 밖을 더해 임시로 10개를 두었고, 이 체계 자체가 검토 대상입니다.</w:t>
+        <w:t xml:space="preserve">STEP 3 질문 처리: ① LLM이 질문을 “질문 유형”과 “댐·기간” 값으로 바꿉니다(예: 유형은 비슷한 과거 사례, 댐은 소양강댐). ②~⑤ 정해진 규칙이 값을 확인하고, KG와 저장소에서 근거를 조회하고, 제한수위와의 차이·승인량 대비 방류량 비율·비슷한 과거 사례를 계산합니다. ⑥ 이 결과를 번호를 붙인 “근거 모음”으로 LLM에 주면, LLM이 출처 번호를 붙여 답합니다.</w:t>
       </w:r>
     </w:p>
     <w:p>
@@ -354,7 +354,24 @@
           <w:szCs w:val="20"/>
           <w:lang w:eastAsia="ko-KR"/>
         </w:rPr>
-        <w:t xml:space="preserve">LLM을 두 곳에만 쓴 이유: 조회와 계산은 정확하고 확인 가능해야 한다고 보았기 때문입니다. 시험에서 LLM이 직접 계산한 값이 틀린 경우가 있었습니다. 모델은 Qwen3-8B-AWQ(vLLM)입니다.</w:t>
+        <w:t xml:space="preserve">질문 유형은 Ontology의 세부 질문 6개에 수치 비교용 “비슷한 과거 사례”를 더해 설계했고, 시험 중 “현재 상태와 제한수위 비교”, “기간 내 종합”, “범위 밖”을 더해 임시로 10개를 두었습니다. 이 분류 체계 자체가 검토 대상입니다.</w:t>
+      </w:r>
+    </w:p>
+    <w:p>
+      <w:pPr>
+        <w:pStyle w:val="a0"/>
+        <w:spacing w:after="60"/>
+        <w:rPr>
+          <w:lang w:eastAsia="ko-KR"/>
+        </w:rPr>
+      </w:pPr>
+      <w:r>
+        <w:rPr>
+          <w:sz w:val="20"/>
+          <w:szCs w:val="20"/>
+          <w:lang w:eastAsia="ko-KR"/>
+        </w:rPr>
+        <w:t xml:space="preserve">조회와 계산을 LLM이 아니라 규칙이 하게 한 이유는 값이 정확하고 확인 가능해야 한다고 보았기 때문입니다. 시험에서 LLM이 직접 계산한 값이 틀린 경우가 있었습니다. 사용한 LLM은 Qwen3-8B(80억 매개변수 모델)를 AWQ 방식으로 압축한 것이며 vLLM 서버에서 실행했습니다.</w:t>
       </w:r>
     </w:p>
     <w:p>
@@ -387,10 +404,10 @@
         <w:tblLook w:val="04A0" w:firstRow="1" w:lastRow="0" w:firstColumn="1" w:lastColumn="0" w:noHBand="0" w:noVBand="1"/>
       </w:tblPr>
       <w:tblGrid>
-        <w:gridCol w:w="1452"/>
-        <w:gridCol w:w="1936"/>
-        <w:gridCol w:w="4647"/>
-        <w:gridCol w:w="1937"/>
+        <w:gridCol w:w="1396"/>
+        <w:gridCol w:w="1695"/>
+        <w:gridCol w:w="4986"/>
+        <w:gridCol w:w="1895"/>
       </w:tblGrid>
       <w:tr>
         <w:trPr>
@@ -400,7 +417,7 @@
         </w:trPr>
         <w:tc>
           <w:tcPr>
-            <w:tcW w:w="1452" w:type="dxa"/>
+            <w:tcW w:w="1396" w:type="dxa"/>
             <w:shd w:val="clear" w:color="auto" w:fill="D9EAF7"/>
             <w:tcMar>
               <w:top w:w="80" w:type="dxa"/>
@@ -428,7 +445,7 @@
         </w:tc>
         <w:tc>
           <w:tcPr>
-            <w:tcW w:w="1936" w:type="dxa"/>
+            <w:tcW w:w="1695" w:type="dxa"/>
             <w:shd w:val="clear" w:color="auto" w:fill="D9EAF7"/>
             <w:tcMar>
               <w:top w:w="80" w:type="dxa"/>
@@ -456,7 +473,7 @@
         </w:tc>
         <w:tc>
           <w:tcPr>
-            <w:tcW w:w="4647" w:type="dxa"/>
+            <w:tcW w:w="4986" w:type="dxa"/>
             <w:shd w:val="clear" w:color="auto" w:fill="D9EAF7"/>
             <w:tcMar>
               <w:top w:w="80" w:type="dxa"/>
@@ -478,13 +495,13 @@
                 <w:szCs w:val="18"/>
                 <w:lang w:eastAsia="ko-KR"/>
               </w:rPr>
-              <w:t xml:space="preserve">규모와 형태</w:t>
+              <w:t xml:space="preserve">내용과 예</w:t>
             </w:r>
           </w:p>
         </w:tc>
         <w:tc>
           <w:tcPr>
-            <w:tcW w:w="1937" w:type="dxa"/>
+            <w:tcW w:w="1895" w:type="dxa"/>
             <w:shd w:val="clear" w:color="auto" w:fill="D9EAF7"/>
             <w:tcMar>
               <w:top w:w="80" w:type="dxa"/>
@@ -518,7 +535,7 @@
         </w:trPr>
         <w:tc>
           <w:tcPr>
-            <w:tcW w:w="1452" w:type="dxa"/>
+            <w:tcW w:w="1396" w:type="dxa"/>
             <w:shd w:val="clear" w:color="auto" w:fill="EEF5FA"/>
             <w:tcMar>
               <w:top w:w="80" w:type="dxa"/>
@@ -547,7 +564,7 @@
         </w:tc>
         <w:tc>
           <w:tcPr>
-            <w:tcW w:w="1936" w:type="dxa"/>
+            <w:tcW w:w="1695" w:type="dxa"/>
             <w:tcMar>
               <w:top w:w="80" w:type="dxa"/>
               <w:left w:w="110" w:type="dxa"/>
@@ -572,7 +589,7 @@
         </w:tc>
         <w:tc>
           <w:tcPr>
-            <w:tcW w:w="4647" w:type="dxa"/>
+            <w:tcW w:w="4986" w:type="dxa"/>
             <w:tcMar>
               <w:top w:w="80" w:type="dxa"/>
               <w:left w:w="110" w:type="dxa"/>
@@ -591,13 +608,13 @@
                 <w:szCs w:val="18"/>
                 <w:lang w:eastAsia="ko-KR"/>
               </w:rPr>
-              <w:t xml:space="preserve">충주·소양강·횡성·광동 4개 댐 80건(2010-09 ~ 2021-07). 표 파일, 한 행이 승인 한 건이고 비고란에 “이내 탄력적 조정” 같은 짧은 문장</w:t>
+              <w:t xml:space="preserve">충주·소양강·횡성·광동 4개 댐의 방류 승인 80건(2010-09 ~ 2021-07). 표 파일이며 한 행이 승인 한 건이고 비고란에 “이내 탄력적 조정” 같은 짧은 문장이 있다. 예) 충주댐 승인 1368번, 2012-08-24 승인</w:t>
             </w:r>
           </w:p>
         </w:tc>
         <w:tc>
           <w:tcPr>
-            <w:tcW w:w="1937" w:type="dxa"/>
+            <w:tcW w:w="1895" w:type="dxa"/>
             <w:tcMar>
               <w:top w:w="80" w:type="dxa"/>
               <w:left w:w="110" w:type="dxa"/>
@@ -628,7 +645,7 @@
         </w:trPr>
         <w:tc>
           <w:tcPr>
-            <w:tcW w:w="1452" w:type="dxa"/>
+            <w:tcW w:w="1396" w:type="dxa"/>
             <w:shd w:val="clear" w:color="auto" w:fill="EEF5FA"/>
             <w:tcMar>
               <w:top w:w="80" w:type="dxa"/>
@@ -657,7 +674,7 @@
         </w:tc>
         <w:tc>
           <w:tcPr>
-            <w:tcW w:w="1936" w:type="dxa"/>
+            <w:tcW w:w="1695" w:type="dxa"/>
             <w:tcMar>
               <w:top w:w="80" w:type="dxa"/>
               <w:left w:w="110" w:type="dxa"/>
@@ -682,7 +699,7 @@
         </w:tc>
         <w:tc>
           <w:tcPr>
-            <w:tcW w:w="4647" w:type="dxa"/>
+            <w:tcW w:w="4986" w:type="dxa"/>
             <w:tcMar>
               <w:top w:w="80" w:type="dxa"/>
               <w:left w:w="110" w:type="dxa"/>
@@ -701,13 +718,13 @@
                 <w:szCs w:val="18"/>
                 <w:lang w:eastAsia="ko-KR"/>
               </w:rPr>
-              <w:t xml:space="preserve">4개 댐 × 6개 변수(수위, 저수량, 강우량, 유입량, 총방류량, 저수율), 시간별 약 50.8만 행(2010-08 ~ 2026-09)</w:t>
+              <w:t xml:space="preserve">4개 댐의 시간별 측정값 약 50.8만 줄(2010-08 ~ 2026-09). 변수는 수위, 저수량, 강우량, 유입량, 총방류량, 저수율. 예) 소양강댐 2017-08-25 15:00, 수위 192.53 EL.m(해발 높이 m), 유입량 1027.58 CMS(초당 ㎥), 총방류량 523.33 CMS</w:t>
             </w:r>
           </w:p>
         </w:tc>
         <w:tc>
           <w:tcPr>
-            <w:tcW w:w="1937" w:type="dxa"/>
+            <w:tcW w:w="1895" w:type="dxa"/>
             <w:tcMar>
               <w:top w:w="80" w:type="dxa"/>
               <w:left w:w="110" w:type="dxa"/>
@@ -726,7 +743,7 @@
                 <w:szCs w:val="18"/>
                 <w:lang w:eastAsia="ko-KR"/>
               </w:rPr>
-              <w:t xml:space="preserve">측정자료 저장소 (KG에는 키만)</w:t>
+              <w:t xml:space="preserve">측정자료 저장소 (KG에는 찾아갈 번호만)</w:t>
             </w:r>
           </w:p>
         </w:tc>
@@ -738,7 +755,7 @@
         </w:trPr>
         <w:tc>
           <w:tcPr>
-            <w:tcW w:w="1452" w:type="dxa"/>
+            <w:tcW w:w="1396" w:type="dxa"/>
             <w:shd w:val="clear" w:color="auto" w:fill="EEF5FA"/>
             <w:tcMar>
               <w:top w:w="80" w:type="dxa"/>
@@ -767,7 +784,7 @@
         </w:tc>
         <w:tc>
           <w:tcPr>
-            <w:tcW w:w="1936" w:type="dxa"/>
+            <w:tcW w:w="1695" w:type="dxa"/>
             <w:tcMar>
               <w:top w:w="80" w:type="dxa"/>
               <w:left w:w="110" w:type="dxa"/>
@@ -792,7 +809,7 @@
         </w:tc>
         <w:tc>
           <w:tcPr>
-            <w:tcW w:w="4647" w:type="dxa"/>
+            <w:tcW w:w="4986" w:type="dxa"/>
             <w:tcMar>
               <w:top w:w="80" w:type="dxa"/>
               <w:left w:w="110" w:type="dxa"/>
@@ -811,13 +828,13 @@
                 <w:szCs w:val="18"/>
                 <w:lang w:eastAsia="ko-KR"/>
               </w:rPr>
-              <w:t xml:space="preserve">충주 138.0, 소양강 190.3, 횡성 178.2 EL.m(광동댐은 없음). 선 문자로 그린 표가 들어 있는 법령 텍스트</w:t>
+              <w:t xml:space="preserve">홍수기에 넘기지 않도록 정한 수위. 충주 138.0, 소양강 190.3, 횡성 178.2 EL.m(광동댐은 없음). 선 문자로 그린 표가 들어 있는 법령 텍스트</w:t>
             </w:r>
           </w:p>
         </w:tc>
         <w:tc>
           <w:tcPr>
-            <w:tcW w:w="1937" w:type="dxa"/>
+            <w:tcW w:w="1895" w:type="dxa"/>
             <w:tcMar>
               <w:top w:w="80" w:type="dxa"/>
               <w:left w:w="110" w:type="dxa"/>
@@ -863,7 +880,7 @@
           <w:szCs w:val="20"/>
           <w:lang w:eastAsia="ko-KR"/>
         </w:rPr>
-        <w:t xml:space="preserve">이 자료를 미리 설계한 구조에 맞추어 개체 6종류(댐, 수문기상 상태, 승인, 운영행위, 운영기준, 근거자료)와 관계 9종류로 구조화했습니다. 예를 들어 승인 한 건은 “승인 → 허가한 운영행위 → 댐”, “댐 → 수위 상태 → 측정값 저장소”, “댐 ← 제한수위 ← 별표3”으로 이어집니다(5.1의 그림 3). 단, 실제 운영기록은 공개되어 있지 않아 운영행위는 승인 비고와 측정 방류량 변화에서 규칙으로 구성한 것이며, 규칙(분류, 시각)은 연구자가 정한 임시 기준입니다.</w:t>
+        <w:t xml:space="preserve">이 자료를 Ontology의 개체 6종류와 관계 9종류에 맞추어 구조화했습니다. 승인 한 건은 “승인 → 허가한 운영행위 → 댐”, “댐 → 수위 상태 → 측정자료 저장소”, “댐 ← 제한수위 ← 별표3”으로 이어집니다(5.1의 그림 3). 다만 실제 운영 기록은 공개되어 있지 않아, 운영행위는 승인 비고와 측정된 방류량 변화에서 규칙으로 구성한 것이며 그 규칙(분류, 시각)은 연구자가 정한 임시 기준입니다.</w:t>
       </w:r>
     </w:p>
     <w:p>
@@ -910,8 +927,8 @@
         <w:tblLook w:val="04A0" w:firstRow="1" w:lastRow="0" w:firstColumn="1" w:lastColumn="0" w:noHBand="0" w:noVBand="1"/>
       </w:tblPr>
       <w:tblGrid>
-        <w:gridCol w:w="1994"/>
-        <w:gridCol w:w="7978"/>
+        <w:gridCol w:w="1894"/>
+        <w:gridCol w:w="8078"/>
       </w:tblGrid>
       <w:tr>
         <w:trPr>
@@ -921,7 +938,7 @@
         </w:trPr>
         <w:tc>
           <w:tcPr>
-            <w:tcW w:w="1994" w:type="dxa"/>
+            <w:tcW w:w="1894" w:type="dxa"/>
             <w:shd w:val="clear" w:color="auto" w:fill="D9EAF7"/>
             <w:tcMar>
               <w:top w:w="80" w:type="dxa"/>
@@ -949,7 +966,7 @@
         </w:tc>
         <w:tc>
           <w:tcPr>
-            <w:tcW w:w="7978" w:type="dxa"/>
+            <w:tcW w:w="8078" w:type="dxa"/>
             <w:shd w:val="clear" w:color="auto" w:fill="D9EAF7"/>
             <w:tcMar>
               <w:top w:w="80" w:type="dxa"/>
@@ -971,7 +988,7 @@
                 <w:szCs w:val="18"/>
                 <w:lang w:eastAsia="ko-KR"/>
               </w:rPr>
-              <w:t xml:space="preserve">의미</w:t>
+              <w:t xml:space="preserve">의미와 예</w:t>
             </w:r>
           </w:p>
         </w:tc>
@@ -983,7 +1000,7 @@
         </w:trPr>
         <w:tc>
           <w:tcPr>
-            <w:tcW w:w="1994" w:type="dxa"/>
+            <w:tcW w:w="1894" w:type="dxa"/>
             <w:shd w:val="clear" w:color="auto" w:fill="EEF5FA"/>
             <w:tcMar>
               <w:top w:w="80" w:type="dxa"/>
@@ -1012,7 +1029,7 @@
         </w:tc>
         <w:tc>
           <w:tcPr>
-            <w:tcW w:w="7978" w:type="dxa"/>
+            <w:tcW w:w="8078" w:type="dxa"/>
             <w:tcMar>
               <w:top w:w="80" w:type="dxa"/>
               <w:left w:w="110" w:type="dxa"/>
@@ -1031,7 +1048,7 @@
                 <w:szCs w:val="18"/>
                 <w:lang w:eastAsia="ko-KR"/>
               </w:rPr>
-              <w:t xml:space="preserve">댐 4, 상태 24(댐 4 × 변수 6), 승인 80, 운영행위 68(승인 80건에서 구성), 운영기준 3(광동댐 제외), 근거자료 94. 관계는 근거 연결 202, 승인→운영행위 80, 승인→댐 80 등이다.</w:t>
+              <w:t xml:space="preserve">개체는 KG의 점, 관계는 점 사이의 선입니다. 개체의 예: 충주댐(댐 4개 중 하나), 승인 1368(승인 80건 중 하나), 탄력적 방류(운영행위 68개 중 하나). 관계의 예: “승인 1368 → 허가 → 탄력적 방류”, “승인 1368 → 대상 댐 → 충주댐”. 개체의 내역은 댐 4, 수문기상 상태 24(댐 4개 × 변수 6개, 예: 충주댐_수위), 승인 80, 운영행위 68, 운영기준 3(광동댐 제외), 근거자료 94입니다. 관계 중 202개는 각 개체가 어떤 근거자료에서 왔는지를 가리킵니다.</w:t>
             </w:r>
           </w:p>
         </w:tc>
@@ -1043,7 +1060,7 @@
         </w:trPr>
         <w:tc>
           <w:tcPr>
-            <w:tcW w:w="1994" w:type="dxa"/>
+            <w:tcW w:w="1894" w:type="dxa"/>
             <w:shd w:val="clear" w:color="auto" w:fill="EEF5FA"/>
             <w:tcMar>
               <w:top w:w="80" w:type="dxa"/>
@@ -1072,7 +1089,7 @@
         </w:tc>
         <w:tc>
           <w:tcPr>
-            <w:tcW w:w="7978" w:type="dxa"/>
+            <w:tcW w:w="8078" w:type="dxa"/>
             <w:tcMar>
               <w:top w:w="80" w:type="dxa"/>
               <w:left w:w="110" w:type="dxa"/>
@@ -1091,7 +1108,7 @@
                 <w:szCs w:val="18"/>
                 <w:lang w:eastAsia="ko-KR"/>
               </w:rPr>
-              <w:t xml:space="preserve">측정값 508,246행, 규정 원문 10조각. KG에는 이를 찾아갈 키(측정소 코드, 조각 번호)만 있다.</w:t>
+              <w:t xml:space="preserve">측정자료 저장소에는 시간별 측정값이 508,246줄 있습니다. 한 줄은 “댐 하나의 한 시각” 값이며, 예를 들면 소양강댐 2017-08-25 15:00의 수위·유입량·방류량입니다. 문서 저장소에는 별표3 원문이 10조각(현행 1개와 과거 개정판 9개) 있습니다. KG에는 이 값들 대신 찾아갈 번호(측정소 번호, 조각 번호)만 있습니다.</w:t>
             </w:r>
           </w:p>
         </w:tc>
@@ -1103,7 +1120,7 @@
         </w:trPr>
         <w:tc>
           <w:tcPr>
-            <w:tcW w:w="1994" w:type="dxa"/>
+            <w:tcW w:w="1894" w:type="dxa"/>
             <w:shd w:val="clear" w:color="auto" w:fill="EEF5FA"/>
             <w:tcMar>
               <w:top w:w="80" w:type="dxa"/>
@@ -1132,7 +1149,7 @@
         </w:tc>
         <w:tc>
           <w:tcPr>
-            <w:tcW w:w="7978" w:type="dxa"/>
+            <w:tcW w:w="8078" w:type="dxa"/>
             <w:tcMar>
               <w:top w:w="80" w:type="dxa"/>
               <w:left w:w="110" w:type="dxa"/>
@@ -1151,7 +1168,7 @@
                 <w:szCs w:val="18"/>
                 <w:lang w:eastAsia="ko-KR"/>
               </w:rPr>
-              <w:t xml:space="preserve">관계 양 끝, 필수 속성, 값 형식, 근거 연결, 경로 일치 5개 검사 모두 위반 0건. 질문 유형(CQ)별 점검에서 실제 수행 확인이 필요한 CQ3(과거 운영행위)만 부분 가능, 나머지는 가능했다.</w:t>
+              <w:t xml:space="preserve">KG가 설계대로 만들어졌는지 5가지를 검사했고 어긋난 곳은 모두 0건이었습니다. 예) 모든 관계의 양쪽 끝 개체가 실제로 존재하는가, 승인마다 승인일이 빠짐없이 있는가. 나머지 검사의 예: 날짜가 “2012-08-24” 형식인가, 모든 승인·운영행위가 근거자료에 이어지는가, 승인에서 댐으로 바로 가는 길과 운영행위를 거쳐 가는 길이 같은 댐을 가리키는가. 또 세부 질문 6개 각각에 대해 KG에서 답을 찾아갈 경로가 있는지 확인했고, 과거 운영행위를 묻는 질문 하나만 “부분 가능”이었습니다. 운영행위가 실제 기록이 아니라 승인에서 구성한 것이라 실제 수행 여부는 확인할 수 없기 때문입니다.</w:t>
             </w:r>
           </w:p>
         </w:tc>
@@ -1163,7 +1180,7 @@
         </w:trPr>
         <w:tc>
           <w:tcPr>
-            <w:tcW w:w="1994" w:type="dxa"/>
+            <w:tcW w:w="1894" w:type="dxa"/>
             <w:shd w:val="clear" w:color="auto" w:fill="EEF5FA"/>
             <w:tcMar>
               <w:top w:w="80" w:type="dxa"/>
@@ -1192,7 +1209,7 @@
         </w:tc>
         <w:tc>
           <w:tcPr>
-            <w:tcW w:w="7978" w:type="dxa"/>
+            <w:tcW w:w="8078" w:type="dxa"/>
             <w:tcMar>
               <w:top w:w="80" w:type="dxa"/>
               <w:left w:w="110" w:type="dxa"/>
@@ -1211,7 +1228,7 @@
                 <w:szCs w:val="18"/>
                 <w:lang w:eastAsia="ko-KR"/>
               </w:rPr>
-              <w:t xml:space="preserve">운영행위가 연결되지 않은 승인 6건은 댐에서 찾아갈 경로가 없었다(도달 74/80건). 승인과 댐을 직접 잇는 관계를 추가해 80건 모두 도달하게 했다(관계 8개 → 9개).</w:t>
+              <w:t xml:space="preserve">이전 승인을 변경하는 성격의 승인 6건(예: 승인 1369)은 연결된 운영행위가 없어, “댐 → 운영행위 → 승인” 순서로 찾으면 80건 중 74건만 찾을 수 있었습니다. 승인과 댐을 바로 잇는 관계(승인 → 대상 댐)를 추가해 80건 모두 찾아갈 수 있게 했습니다(관계 종류 8개 → 9개).</w:t>
             </w:r>
           </w:p>
         </w:tc>
@@ -1284,7 +1301,7 @@
           <w:szCs w:val="18"/>
           <w:lang w:eastAsia="ko-KR"/>
         </w:rPr>
-        <w:t xml:space="preserve">그림 3. 충주댐 승인 1368번 한 건의 KG 일부(회색은 근거자료로 향하는 supportedBy, 파선은 KG 밖 저장소를 찾아가는 키).</w:t>
+        <w:t xml:space="preserve">그림 3. 충주댐 승인 1368번 한 건의 KG 일부(회색 화살표는 근거자료를 가리키는 관계, 파선은 KG 밖 저장소를 찾아가는 번호).</w:t>
       </w:r>
     </w:p>
     <w:p>
@@ -1314,7 +1331,7 @@
           <w:szCs w:val="20"/>
           <w:lang w:eastAsia="ko-KR"/>
         </w:rPr>
-        <w:t xml:space="preserve">질문 10개를 한 번씩 실행했습니다. 아래는 현재 상태와 제한수위 확인, 비슷한 과거 사례의 승인·운영행위·근거 조회, 승인량 대비 방류량 비교를 모두 포함하는 질문의 전 과정입니다.</w:t>
+        <w:t xml:space="preserve">질문 10개를 한 번씩 실행했습니다. 아래는 현재 상태와 제한수위 확인, 비슷한 과거 사례의 승인·운영행위 조회, 승인량 대비 방류량 비교를 모두 포함하는 질문 하나의 전 과정입니다. 오른쪽 열은 각 값이 무엇을 뜻하는지 설명한 것입니다.</w:t>
       </w:r>
     </w:p>
     <w:tbl>
@@ -1333,8 +1350,9 @@
         <w:tblLook w:val="04A0" w:firstRow="1" w:lastRow="0" w:firstColumn="1" w:lastColumn="0" w:noHBand="0" w:noVBand="1"/>
       </w:tblPr>
       <w:tblGrid>
-        <w:gridCol w:w="1296"/>
-        <w:gridCol w:w="8676"/>
+        <w:gridCol w:w="1695"/>
+        <w:gridCol w:w="4487"/>
+        <w:gridCol w:w="3790"/>
       </w:tblGrid>
       <w:tr>
         <w:trPr>
@@ -1344,7 +1362,7 @@
         </w:trPr>
         <w:tc>
           <w:tcPr>
-            <w:tcW w:w="1296" w:type="dxa"/>
+            <w:tcW w:w="1695" w:type="dxa"/>
             <w:shd w:val="clear" w:color="auto" w:fill="D9EAF7"/>
             <w:tcMar>
               <w:top w:w="80" w:type="dxa"/>
@@ -1366,13 +1384,13 @@
                 <w:szCs w:val="18"/>
                 <w:lang w:eastAsia="ko-KR"/>
               </w:rPr>
-              <w:t xml:space="preserve">질문</w:t>
+              <w:t xml:space="preserve">단계</w:t>
             </w:r>
           </w:p>
         </w:tc>
         <w:tc>
           <w:tcPr>
-            <w:tcW w:w="8676" w:type="dxa"/>
+            <w:tcW w:w="4487" w:type="dxa"/>
             <w:shd w:val="clear" w:color="auto" w:fill="D9EAF7"/>
             <w:tcMar>
               <w:top w:w="80" w:type="dxa"/>
@@ -1394,7 +1412,35 @@
                 <w:szCs w:val="18"/>
                 <w:lang w:eastAsia="ko-KR"/>
               </w:rPr>
-              <w:t xml:space="preserve">소양강댐 지금 상태를 제한수위와 비교하고, 비슷했던 과거 사례에서 승인된 방류량 대비 실제 방류량이 어땠는지 알려줘</w:t>
+              <w:t xml:space="preserve">실제 내용</w:t>
+            </w:r>
+          </w:p>
+        </w:tc>
+        <w:tc>
+          <w:tcPr>
+            <w:tcW w:w="3790" w:type="dxa"/>
+            <w:shd w:val="clear" w:color="auto" w:fill="D9EAF7"/>
+            <w:tcMar>
+              <w:top w:w="80" w:type="dxa"/>
+              <w:left w:w="110" w:type="dxa"/>
+              <w:bottom w:w="80" w:type="dxa"/>
+              <w:right w:w="110" w:type="dxa"/>
+            </w:tcMar>
+            <w:vAlign w:val="center"/>
+          </w:tcPr>
+          <w:p>
+            <w:pPr>
+              <w:spacing w:after="20" w:line="252" w:lineRule="auto"/>
+              <w:jc w:val="center"/>
+            </w:pPr>
+            <w:r>
+              <w:rPr>
+                <w:b/>
+                <w:sz w:val="18"/>
+                <w:szCs w:val="18"/>
+                <w:lang w:eastAsia="ko-KR"/>
+              </w:rPr>
+              <w:t xml:space="preserve">값의 의미</w:t>
             </w:r>
           </w:p>
         </w:tc>
@@ -1406,7 +1452,7 @@
         </w:trPr>
         <w:tc>
           <w:tcPr>
-            <w:tcW w:w="1296" w:type="dxa"/>
+            <w:tcW w:w="1695" w:type="dxa"/>
             <w:shd w:val="clear" w:color="auto" w:fill="EEF5FA"/>
             <w:tcMar>
               <w:top w:w="80" w:type="dxa"/>
@@ -1429,13 +1475,13 @@
                 <w:szCs w:val="18"/>
                 <w:lang w:eastAsia="ko-KR"/>
               </w:rPr>
-              <w:t xml:space="preserve">① LLM 출력</w:t>
+              <w:t xml:space="preserve">질문</w:t>
             </w:r>
           </w:p>
         </w:tc>
         <w:tc>
           <w:tcPr>
-            <w:tcW w:w="8676" w:type="dxa"/>
+            <w:tcW w:w="4487" w:type="dxa"/>
             <w:tcMar>
               <w:top w:w="80" w:type="dxa"/>
               <w:left w:w="110" w:type="dxa"/>
@@ -1454,7 +1500,32 @@
                 <w:szCs w:val="18"/>
                 <w:lang w:eastAsia="ko-KR"/>
               </w:rPr>
-              <w:t xml:space="preserve">{"intent": "SIMILAR", "slots": {"dam": "소양강댐", "k": 1}}  (사례 수 k는 질문에 없었는데 LLM이 채움)</w:t>
+              <w:t xml:space="preserve">소양강댐 지금 상태를 제한수위와 비교하고, 비슷했던 과거 사례에서 승인된 방류량 대비 실제 방류량이 어땠는지 알려줘</w:t>
+            </w:r>
+          </w:p>
+        </w:tc>
+        <w:tc>
+          <w:tcPr>
+            <w:tcW w:w="3790" w:type="dxa"/>
+            <w:tcMar>
+              <w:top w:w="80" w:type="dxa"/>
+              <w:left w:w="110" w:type="dxa"/>
+              <w:bottom w:w="80" w:type="dxa"/>
+              <w:right w:w="110" w:type="dxa"/>
+            </w:tcMar>
+            <w:vAlign w:val="center"/>
+          </w:tcPr>
+          <w:p>
+            <w:pPr>
+              <w:spacing w:after="20" w:line="252" w:lineRule="auto"/>
+            </w:pPr>
+            <w:r>
+              <w:rPr>
+                <w:sz w:val="18"/>
+                <w:szCs w:val="18"/>
+                <w:lang w:eastAsia="ko-KR"/>
+              </w:rPr>
+              <w:t xml:space="preserve">현재 상태, 제한수위, 비슷한 과거 사례, 승인량 대비 방류량을 한 번에 묻는 질문</w:t>
             </w:r>
           </w:p>
         </w:tc>
@@ -1466,7 +1537,7 @@
         </w:trPr>
         <w:tc>
           <w:tcPr>
-            <w:tcW w:w="1296" w:type="dxa"/>
+            <w:tcW w:w="1695" w:type="dxa"/>
             <w:shd w:val="clear" w:color="auto" w:fill="EEF5FA"/>
             <w:tcMar>
               <w:top w:w="80" w:type="dxa"/>
@@ -1489,13 +1560,13 @@
                 <w:szCs w:val="18"/>
                 <w:lang w:eastAsia="ko-KR"/>
               </w:rPr>
-              <w:t xml:space="preserve">②~⑤ 코드</w:t>
+              <w:t xml:space="preserve">① LLM 질문 해석</w:t>
             </w:r>
           </w:p>
         </w:tc>
         <w:tc>
           <w:tcPr>
-            <w:tcW w:w="8676" w:type="dxa"/>
+            <w:tcW w:w="4487" w:type="dxa"/>
             <w:tcMar>
               <w:top w:w="80" w:type="dxa"/>
               <w:left w:w="110" w:type="dxa"/>
@@ -1514,7 +1585,32 @@
                 <w:szCs w:val="18"/>
                 <w:lang w:eastAsia="ko-KR"/>
               </w:rPr>
-              <w:t xml:space="preserve">검증 통과 → 제한수위 190.3 EL.m(KG), 현재 상태 2026-09-28 23:00의 수위 185.2644 EL.m(측정자료, 저장된 가장 최근 값) → 현재 수위는 제한수위 대비 -5.04 m. 비슷한 과거 사례를 수위·유입량의 유클리드 거리로 골라 2017-08-25 15:00(거리 0.223), 그 사례의 운영행위·승인·측정값 조회, 최대 총방류량 1011.2 CMS는 승인량 1500㎥/s의 67.4%.</w:t>
+              <w:t xml:space="preserve">{"intent": "SIMILAR", "slots": {"dam": "소양강댐", "k": 1}}</w:t>
+            </w:r>
+          </w:p>
+        </w:tc>
+        <w:tc>
+          <w:tcPr>
+            <w:tcW w:w="3790" w:type="dxa"/>
+            <w:tcMar>
+              <w:top w:w="80" w:type="dxa"/>
+              <w:left w:w="110" w:type="dxa"/>
+              <w:bottom w:w="80" w:type="dxa"/>
+              <w:right w:w="110" w:type="dxa"/>
+            </w:tcMar>
+            <w:vAlign w:val="center"/>
+          </w:tcPr>
+          <w:p>
+            <w:pPr>
+              <w:spacing w:after="20" w:line="252" w:lineRule="auto"/>
+            </w:pPr>
+            <w:r>
+              <w:rPr>
+                <w:sz w:val="18"/>
+                <w:szCs w:val="18"/>
+                <w:lang w:eastAsia="ko-KR"/>
+              </w:rPr>
+              <w:t xml:space="preserve">질문 유형은 비슷한 과거 사례(SIMILAR), 댐은 소양강댐, 보여 줄 사례 수(k)는 1. 질문에 사례 수가 없었는데 LLM이 1로 채웠다.</w:t>
             </w:r>
           </w:p>
         </w:tc>
@@ -1526,7 +1622,432 @@
         </w:trPr>
         <w:tc>
           <w:tcPr>
-            <w:tcW w:w="1296" w:type="dxa"/>
+            <w:tcW w:w="1695" w:type="dxa"/>
+            <w:shd w:val="clear" w:color="auto" w:fill="EEF5FA"/>
+            <w:tcMar>
+              <w:top w:w="80" w:type="dxa"/>
+              <w:left w:w="110" w:type="dxa"/>
+              <w:bottom w:w="80" w:type="dxa"/>
+              <w:right w:w="110" w:type="dxa"/>
+            </w:tcMar>
+            <w:vAlign w:val="center"/>
+          </w:tcPr>
+          <w:p>
+            <w:pPr>
+              <w:spacing w:after="20" w:line="252" w:lineRule="auto"/>
+              <w:jc w:val="center"/>
+            </w:pPr>
+            <w:r>
+              <w:rPr>
+                <w:b/>
+                <w:color w:val="1F4E79"/>
+                <w:sz w:val="18"/>
+                <w:szCs w:val="18"/>
+                <w:lang w:eastAsia="ko-KR"/>
+              </w:rPr>
+              <w:t xml:space="preserve">② 현재 상태</w:t>
+            </w:r>
+          </w:p>
+        </w:tc>
+        <w:tc>
+          <w:tcPr>
+            <w:tcW w:w="4487" w:type="dxa"/>
+            <w:tcMar>
+              <w:top w:w="80" w:type="dxa"/>
+              <w:left w:w="110" w:type="dxa"/>
+              <w:bottom w:w="80" w:type="dxa"/>
+              <w:right w:w="110" w:type="dxa"/>
+            </w:tcMar>
+            <w:vAlign w:val="center"/>
+          </w:tcPr>
+          <w:p>
+            <w:pPr>
+              <w:spacing w:after="20" w:line="252" w:lineRule="auto"/>
+            </w:pPr>
+            <w:r>
+              <w:rPr>
+                <w:sz w:val="18"/>
+                <w:szCs w:val="18"/>
+                <w:lang w:eastAsia="ko-KR"/>
+              </w:rPr>
+              <w:t xml:space="preserve">2026-09-28 23:00, 수위 185.2644 EL.m</w:t>
+            </w:r>
+          </w:p>
+        </w:tc>
+        <w:tc>
+          <w:tcPr>
+            <w:tcW w:w="3790" w:type="dxa"/>
+            <w:tcMar>
+              <w:top w:w="80" w:type="dxa"/>
+              <w:left w:w="110" w:type="dxa"/>
+              <w:bottom w:w="80" w:type="dxa"/>
+              <w:right w:w="110" w:type="dxa"/>
+            </w:tcMar>
+            <w:vAlign w:val="center"/>
+          </w:tcPr>
+          <w:p>
+            <w:pPr>
+              <w:spacing w:after="20" w:line="252" w:lineRule="auto"/>
+            </w:pPr>
+            <w:r>
+              <w:rPr>
+                <w:sz w:val="18"/>
+                <w:szCs w:val="18"/>
+                <w:lang w:eastAsia="ko-KR"/>
+              </w:rPr>
+              <w:t xml:space="preserve">저장된 자료 중 가장 최근 시각(실시간이 아님)을 “현재”로 사용</w:t>
+            </w:r>
+          </w:p>
+        </w:tc>
+      </w:tr>
+      <w:tr>
+        <w:trPr>
+          <w:cantSplit/>
+          <w:jc w:val="center"/>
+        </w:trPr>
+        <w:tc>
+          <w:tcPr>
+            <w:tcW w:w="1695" w:type="dxa"/>
+            <w:shd w:val="clear" w:color="auto" w:fill="EEF5FA"/>
+            <w:tcMar>
+              <w:top w:w="80" w:type="dxa"/>
+              <w:left w:w="110" w:type="dxa"/>
+              <w:bottom w:w="80" w:type="dxa"/>
+              <w:right w:w="110" w:type="dxa"/>
+            </w:tcMar>
+            <w:vAlign w:val="center"/>
+          </w:tcPr>
+          <w:p>
+            <w:pPr>
+              <w:spacing w:after="20" w:line="252" w:lineRule="auto"/>
+              <w:jc w:val="center"/>
+            </w:pPr>
+            <w:r>
+              <w:rPr>
+                <w:b/>
+                <w:color w:val="1F4E79"/>
+                <w:sz w:val="18"/>
+                <w:szCs w:val="18"/>
+                <w:lang w:eastAsia="ko-KR"/>
+              </w:rPr>
+              <w:t xml:space="preserve">② 제한수위 비교</w:t>
+            </w:r>
+          </w:p>
+        </w:tc>
+        <w:tc>
+          <w:tcPr>
+            <w:tcW w:w="4487" w:type="dxa"/>
+            <w:tcMar>
+              <w:top w:w="80" w:type="dxa"/>
+              <w:left w:w="110" w:type="dxa"/>
+              <w:bottom w:w="80" w:type="dxa"/>
+              <w:right w:w="110" w:type="dxa"/>
+            </w:tcMar>
+            <w:vAlign w:val="center"/>
+          </w:tcPr>
+          <w:p>
+            <w:pPr>
+              <w:spacing w:after="20" w:line="252" w:lineRule="auto"/>
+            </w:pPr>
+            <w:r>
+              <w:rPr>
+                <w:sz w:val="18"/>
+                <w:szCs w:val="18"/>
+                <w:lang w:eastAsia="ko-KR"/>
+              </w:rPr>
+              <w:t xml:space="preserve">제한수위 190.3 EL.m, 차이 -5.04 m</w:t>
+            </w:r>
+          </w:p>
+        </w:tc>
+        <w:tc>
+          <w:tcPr>
+            <w:tcW w:w="3790" w:type="dxa"/>
+            <w:tcMar>
+              <w:top w:w="80" w:type="dxa"/>
+              <w:left w:w="110" w:type="dxa"/>
+              <w:bottom w:w="80" w:type="dxa"/>
+              <w:right w:w="110" w:type="dxa"/>
+            </w:tcMar>
+            <w:vAlign w:val="center"/>
+          </w:tcPr>
+          <w:p>
+            <w:pPr>
+              <w:spacing w:after="20" w:line="252" w:lineRule="auto"/>
+            </w:pPr>
+            <w:r>
+              <w:rPr>
+                <w:sz w:val="18"/>
+                <w:szCs w:val="18"/>
+                <w:lang w:eastAsia="ko-KR"/>
+              </w:rPr>
+              <w:t xml:space="preserve">현재 수위가 제한수위보다 5.04 m 낮다는 뜻 (185.2644 − 190.3)</w:t>
+            </w:r>
+          </w:p>
+        </w:tc>
+      </w:tr>
+      <w:tr>
+        <w:trPr>
+          <w:cantSplit/>
+          <w:jc w:val="center"/>
+        </w:trPr>
+        <w:tc>
+          <w:tcPr>
+            <w:tcW w:w="1695" w:type="dxa"/>
+            <w:shd w:val="clear" w:color="auto" w:fill="EEF5FA"/>
+            <w:tcMar>
+              <w:top w:w="80" w:type="dxa"/>
+              <w:left w:w="110" w:type="dxa"/>
+              <w:bottom w:w="80" w:type="dxa"/>
+              <w:right w:w="110" w:type="dxa"/>
+            </w:tcMar>
+            <w:vAlign w:val="center"/>
+          </w:tcPr>
+          <w:p>
+            <w:pPr>
+              <w:spacing w:after="20" w:line="252" w:lineRule="auto"/>
+              <w:jc w:val="center"/>
+            </w:pPr>
+            <w:r>
+              <w:rPr>
+                <w:b/>
+                <w:color w:val="1F4E79"/>
+                <w:sz w:val="18"/>
+                <w:szCs w:val="18"/>
+                <w:lang w:eastAsia="ko-KR"/>
+              </w:rPr>
+              <w:t xml:space="preserve">③ 비슷한 과거 사례 선택</w:t>
+            </w:r>
+          </w:p>
+        </w:tc>
+        <w:tc>
+          <w:tcPr>
+            <w:tcW w:w="4487" w:type="dxa"/>
+            <w:tcMar>
+              <w:top w:w="80" w:type="dxa"/>
+              <w:left w:w="110" w:type="dxa"/>
+              <w:bottom w:w="80" w:type="dxa"/>
+              <w:right w:w="110" w:type="dxa"/>
+            </w:tcMar>
+            <w:vAlign w:val="center"/>
+          </w:tcPr>
+          <w:p>
+            <w:pPr>
+              <w:spacing w:after="20" w:line="252" w:lineRule="auto"/>
+            </w:pPr>
+            <w:r>
+              <w:rPr>
+                <w:sz w:val="18"/>
+                <w:szCs w:val="18"/>
+                <w:lang w:eastAsia="ko-KR"/>
+              </w:rPr>
+              <w:t xml:space="preserve">2017-08-25 15:00, 거리 0.223</w:t>
+            </w:r>
+          </w:p>
+        </w:tc>
+        <w:tc>
+          <w:tcPr>
+            <w:tcW w:w="3790" w:type="dxa"/>
+            <w:tcMar>
+              <w:top w:w="80" w:type="dxa"/>
+              <w:left w:w="110" w:type="dxa"/>
+              <w:bottom w:w="80" w:type="dxa"/>
+              <w:right w:w="110" w:type="dxa"/>
+            </w:tcMar>
+            <w:vAlign w:val="center"/>
+          </w:tcPr>
+          <w:p>
+            <w:pPr>
+              <w:spacing w:after="20" w:line="252" w:lineRule="auto"/>
+            </w:pPr>
+            <w:r>
+              <w:rPr>
+                <w:sz w:val="18"/>
+                <w:szCs w:val="18"/>
+                <w:lang w:eastAsia="ko-KR"/>
+              </w:rPr>
+              <w:t xml:space="preserve">수위와 유입량이 현재와 얼마나 비슷한지 잰 값(0이면 완전히 같고 클수록 다름). 후보 4개 중 현재와 가장 가까운 시점</w:t>
+            </w:r>
+          </w:p>
+        </w:tc>
+      </w:tr>
+      <w:tr>
+        <w:trPr>
+          <w:cantSplit/>
+          <w:jc w:val="center"/>
+        </w:trPr>
+        <w:tc>
+          <w:tcPr>
+            <w:tcW w:w="1695" w:type="dxa"/>
+            <w:shd w:val="clear" w:color="auto" w:fill="EEF5FA"/>
+            <w:tcMar>
+              <w:top w:w="80" w:type="dxa"/>
+              <w:left w:w="110" w:type="dxa"/>
+              <w:bottom w:w="80" w:type="dxa"/>
+              <w:right w:w="110" w:type="dxa"/>
+            </w:tcMar>
+            <w:vAlign w:val="center"/>
+          </w:tcPr>
+          <w:p>
+            <w:pPr>
+              <w:spacing w:after="20" w:line="252" w:lineRule="auto"/>
+              <w:jc w:val="center"/>
+            </w:pPr>
+            <w:r>
+              <w:rPr>
+                <w:b/>
+                <w:color w:val="1F4E79"/>
+                <w:sz w:val="18"/>
+                <w:szCs w:val="18"/>
+                <w:lang w:eastAsia="ko-KR"/>
+              </w:rPr>
+              <w:t xml:space="preserve">④ 그 사례의 승인·운영행위</w:t>
+            </w:r>
+          </w:p>
+        </w:tc>
+        <w:tc>
+          <w:tcPr>
+            <w:tcW w:w="4487" w:type="dxa"/>
+            <w:tcMar>
+              <w:top w:w="80" w:type="dxa"/>
+              <w:left w:w="110" w:type="dxa"/>
+              <w:bottom w:w="80" w:type="dxa"/>
+              <w:right w:w="110" w:type="dxa"/>
+            </w:tcMar>
+            <w:vAlign w:val="center"/>
+          </w:tcPr>
+          <w:p>
+            <w:pPr>
+              <w:spacing w:after="20" w:line="252" w:lineRule="auto"/>
+            </w:pPr>
+            <w:r>
+              <w:rPr>
+                <w:sz w:val="18"/>
+                <w:szCs w:val="18"/>
+                <w:lang w:eastAsia="ko-KR"/>
+              </w:rPr>
+              <w:t xml:space="preserve">운영행위 탄력적 방류(OPR:2754:2), 승인 APR:2754, 승인 방류량 1500 ㎥/s</w:t>
+            </w:r>
+          </w:p>
+        </w:tc>
+        <w:tc>
+          <w:tcPr>
+            <w:tcW w:w="3790" w:type="dxa"/>
+            <w:tcMar>
+              <w:top w:w="80" w:type="dxa"/>
+              <w:left w:w="110" w:type="dxa"/>
+              <w:bottom w:w="80" w:type="dxa"/>
+              <w:right w:w="110" w:type="dxa"/>
+            </w:tcMar>
+            <w:vAlign w:val="center"/>
+          </w:tcPr>
+          <w:p>
+            <w:pPr>
+              <w:spacing w:after="20" w:line="252" w:lineRule="auto"/>
+            </w:pPr>
+            <w:r>
+              <w:rPr>
+                <w:sz w:val="18"/>
+                <w:szCs w:val="18"/>
+                <w:lang w:eastAsia="ko-KR"/>
+              </w:rPr>
+              <w:t xml:space="preserve">그 시각에 있었던 방류 운영행위와 그것을 허가한 승인</w:t>
+            </w:r>
+          </w:p>
+        </w:tc>
+      </w:tr>
+      <w:tr>
+        <w:trPr>
+          <w:cantSplit/>
+          <w:jc w:val="center"/>
+        </w:trPr>
+        <w:tc>
+          <w:tcPr>
+            <w:tcW w:w="1695" w:type="dxa"/>
+            <w:shd w:val="clear" w:color="auto" w:fill="EEF5FA"/>
+            <w:tcMar>
+              <w:top w:w="80" w:type="dxa"/>
+              <w:left w:w="110" w:type="dxa"/>
+              <w:bottom w:w="80" w:type="dxa"/>
+              <w:right w:w="110" w:type="dxa"/>
+            </w:tcMar>
+            <w:vAlign w:val="center"/>
+          </w:tcPr>
+          <w:p>
+            <w:pPr>
+              <w:spacing w:after="20" w:line="252" w:lineRule="auto"/>
+              <w:jc w:val="center"/>
+            </w:pPr>
+            <w:r>
+              <w:rPr>
+                <w:b/>
+                <w:color w:val="1F4E79"/>
+                <w:sz w:val="18"/>
+                <w:szCs w:val="18"/>
+                <w:lang w:eastAsia="ko-KR"/>
+              </w:rPr>
+              <w:t xml:space="preserve">⑤ 승인량 대비 방류량</w:t>
+            </w:r>
+          </w:p>
+        </w:tc>
+        <w:tc>
+          <w:tcPr>
+            <w:tcW w:w="4487" w:type="dxa"/>
+            <w:tcMar>
+              <w:top w:w="80" w:type="dxa"/>
+              <w:left w:w="110" w:type="dxa"/>
+              <w:bottom w:w="80" w:type="dxa"/>
+              <w:right w:w="110" w:type="dxa"/>
+            </w:tcMar>
+            <w:vAlign w:val="center"/>
+          </w:tcPr>
+          <w:p>
+            <w:pPr>
+              <w:spacing w:after="20" w:line="252" w:lineRule="auto"/>
+            </w:pPr>
+            <w:r>
+              <w:rPr>
+                <w:sz w:val="18"/>
+                <w:szCs w:val="18"/>
+                <w:lang w:eastAsia="ko-KR"/>
+              </w:rPr>
+              <w:t xml:space="preserve">사례 전후 시간 중 최대 총방류량 1011.2 CMS는 승인량의 67.4%</w:t>
+            </w:r>
+          </w:p>
+        </w:tc>
+        <w:tc>
+          <w:tcPr>
+            <w:tcW w:w="3790" w:type="dxa"/>
+            <w:tcMar>
+              <w:top w:w="80" w:type="dxa"/>
+              <w:left w:w="110" w:type="dxa"/>
+              <w:bottom w:w="80" w:type="dxa"/>
+              <w:right w:w="110" w:type="dxa"/>
+            </w:tcMar>
+            <w:vAlign w:val="center"/>
+          </w:tcPr>
+          <w:p>
+            <w:pPr>
+              <w:spacing w:after="20" w:line="252" w:lineRule="auto"/>
+            </w:pPr>
+            <w:r>
+              <w:rPr>
+                <w:sz w:val="18"/>
+                <w:szCs w:val="18"/>
+                <w:lang w:eastAsia="ko-KR"/>
+              </w:rPr>
+              <w:t xml:space="preserve">승인된 방류량의 약 3분의 2만큼 실제로 방류했다는 뜻 (1011.2 ÷ 1500)</w:t>
+            </w:r>
+          </w:p>
+        </w:tc>
+      </w:tr>
+      <w:tr>
+        <w:trPr>
+          <w:cantSplit/>
+          <w:jc w:val="center"/>
+        </w:trPr>
+        <w:tc>
+          <w:tcPr>
+            <w:tcW w:w="1695" w:type="dxa"/>
             <w:shd w:val="clear" w:color="auto" w:fill="EEF5FA"/>
             <w:tcMar>
               <w:top w:w="80" w:type="dxa"/>
@@ -1555,7 +2076,7 @@
         </w:tc>
         <w:tc>
           <w:tcPr>
-            <w:tcW w:w="8676" w:type="dxa"/>
+            <w:tcW w:w="4487" w:type="dxa"/>
             <w:tcMar>
               <w:top w:w="80" w:type="dxa"/>
               <w:left w:w="110" w:type="dxa"/>
@@ -1630,6 +2151,31 @@
             </w:r>
           </w:p>
         </w:tc>
+        <w:tc>
+          <w:tcPr>
+            <w:tcW w:w="3790" w:type="dxa"/>
+            <w:tcMar>
+              <w:top w:w="80" w:type="dxa"/>
+              <w:left w:w="110" w:type="dxa"/>
+              <w:bottom w:w="80" w:type="dxa"/>
+              <w:right w:w="110" w:type="dxa"/>
+            </w:tcMar>
+            <w:vAlign w:val="center"/>
+          </w:tcPr>
+          <w:p>
+            <w:pPr>
+              <w:spacing w:after="20" w:line="252" w:lineRule="auto"/>
+            </w:pPr>
+            <w:r>
+              <w:rPr>
+                <w:sz w:val="18"/>
+                <w:szCs w:val="18"/>
+                <w:lang w:eastAsia="ko-KR"/>
+              </w:rPr>
+              <w:t xml:space="preserve">위 결과를 “근거 모음”으로 받아 출처 번호([CRI:CR-01] 등)를 붙여 작성</w:t>
+            </w:r>
+          </w:p>
+        </w:tc>
       </w:tr>
     </w:tbl>
     <w:p>
@@ -1653,7 +2199,7 @@
           <w:szCs w:val="20"/>
           <w:lang w:eastAsia="ko-KR"/>
         </w:rPr>
-        <w:t xml:space="preserve">답변의 수치와 근거 번호는 근거 묶음과 일치했고, 수위 차 “+7.27 m”는 묶음에 계산값이 없어 LLM이 직접 계산한 값입니다(정확). 사례를 1개만 제시한 것은 LLM이 사례 수를 1로 채웠기 때문입니다. 10개 질문의 결과는 다음과 같습니다(CURRENT는 현재 상태와 제한수위 비교, INTEGRATED는 기간 내 운영·승인·상태·근거 종합, SIMILAR는 비슷한 과거 사례).</w:t>
+        <w:t xml:space="preserve">답변의 수치와 출처 번호는 근거 모음과 일치했습니다. 다만 사례를 1개만 보여 준 것은 LLM이 사례 수를 1로 채웠기 때문이고, 답변의 “+7.27 m”(사례 수위 192.53에서 현재 수위 185.2644를 뺀 값)는 근거 모음에 없어 LLM이 직접 계산한 값입니다(계산은 맞았지만 원래 규칙이 해야 하는 일입니다). 10개 질문 전체의 결과는 다음과 같습니다. “질문 유형 분류”는 ① 단계에서 LLM이 고른 유형이 우리가 기대한 유형과 같은지, “판정”은 사람이 답변을 근거 모음과 대조해 읽고 정한 것입니다. CURRENT는 현재 상태와 제한수위 비교, INTEGRATED는 기간 내 운영·승인·상태·근거 종합, SIMILAR는 비슷한 과거 사례 질문입니다.</w:t>
       </w:r>
     </w:p>
     <w:tbl>
@@ -1672,10 +2218,10 @@
         <w:tblLook w:val="04A0" w:firstRow="1" w:lastRow="0" w:firstColumn="1" w:lastColumn="0" w:noHBand="0" w:noVBand="1"/>
       </w:tblPr>
       <w:tblGrid>
-        <w:gridCol w:w="3390"/>
+        <w:gridCol w:w="2991"/>
         <w:gridCol w:w="1894"/>
-        <w:gridCol w:w="1096"/>
-        <w:gridCol w:w="3592"/>
+        <w:gridCol w:w="997"/>
+        <w:gridCol w:w="4090"/>
       </w:tblGrid>
       <w:tr>
         <w:trPr>
@@ -1685,7 +2231,7 @@
         </w:trPr>
         <w:tc>
           <w:tcPr>
-            <w:tcW w:w="3390" w:type="dxa"/>
+            <w:tcW w:w="2991" w:type="dxa"/>
             <w:shd w:val="clear" w:color="auto" w:fill="D9EAF7"/>
             <w:tcMar>
               <w:top w:w="80" w:type="dxa"/>
@@ -1735,13 +2281,13 @@
                 <w:szCs w:val="18"/>
                 <w:lang w:eastAsia="ko-KR"/>
               </w:rPr>
-              <w:t xml:space="preserve">의도 분류</w:t>
+              <w:t xml:space="preserve">질문 유형 분류</w:t>
             </w:r>
           </w:p>
         </w:tc>
         <w:tc>
           <w:tcPr>
-            <w:tcW w:w="1096" w:type="dxa"/>
+            <w:tcW w:w="997" w:type="dxa"/>
             <w:shd w:val="clear" w:color="auto" w:fill="D9EAF7"/>
             <w:tcMar>
               <w:top w:w="80" w:type="dxa"/>
@@ -1769,7 +2315,7 @@
         </w:tc>
         <w:tc>
           <w:tcPr>
-            <w:tcW w:w="3592" w:type="dxa"/>
+            <w:tcW w:w="4090" w:type="dxa"/>
             <w:shd w:val="clear" w:color="auto" w:fill="D9EAF7"/>
             <w:tcMar>
               <w:top w:w="80" w:type="dxa"/>
@@ -1791,7 +2337,7 @@
                 <w:szCs w:val="18"/>
                 <w:lang w:eastAsia="ko-KR"/>
               </w:rPr>
-              <w:t xml:space="preserve">관찰</w:t>
+              <w:t xml:space="preserve">무엇이 맞고 틀렸나(예)</w:t>
             </w:r>
           </w:p>
         </w:tc>
@@ -1803,7 +2349,7 @@
         </w:trPr>
         <w:tc>
           <w:tcPr>
-            <w:tcW w:w="3390" w:type="dxa"/>
+            <w:tcW w:w="2991" w:type="dxa"/>
             <w:shd w:val="clear" w:color="auto" w:fill="EEF5FA"/>
             <w:tcMar>
               <w:top w:w="80" w:type="dxa"/>
@@ -1851,13 +2397,13 @@
                 <w:szCs w:val="18"/>
                 <w:lang w:eastAsia="ko-KR"/>
               </w:rPr>
-              <w:t xml:space="preserve">3개 모두 CURRENT</w:t>
+              <w:t xml:space="preserve">CURRENT, 3개 모두 기대와 같음</w:t>
             </w:r>
           </w:p>
         </w:tc>
         <w:tc>
           <w:tcPr>
-            <w:tcW w:w="1096" w:type="dxa"/>
+            <w:tcW w:w="997" w:type="dxa"/>
             <w:tcMar>
               <w:top w:w="80" w:type="dxa"/>
               <w:left w:w="110" w:type="dxa"/>
@@ -1882,7 +2428,7 @@
         </w:tc>
         <w:tc>
           <w:tcPr>
-            <w:tcW w:w="3592" w:type="dxa"/>
+            <w:tcW w:w="4090" w:type="dxa"/>
             <w:tcMar>
               <w:top w:w="80" w:type="dxa"/>
               <w:left w:w="110" w:type="dxa"/>
@@ -1901,7 +2447,7 @@
                 <w:szCs w:val="18"/>
                 <w:lang w:eastAsia="ko-KR"/>
               </w:rPr>
-              <w:t xml:space="preserve">수치와 근거 일치. 광동댐은 기준이 없어 “자료에 없음”이라고 정확히 답함</w:t>
+              <w:t xml:space="preserve">예) 소양강댐 현재 수위 185.2644 EL.m와 제한수위 190.3 EL.m가 근거 모음과 일치. 광동댐은 제한수위가 없어 “자료에 없음”이라고 정확히 답함</w:t>
             </w:r>
           </w:p>
         </w:tc>
@@ -1913,7 +2459,7 @@
         </w:trPr>
         <w:tc>
           <w:tcPr>
-            <w:tcW w:w="3390" w:type="dxa"/>
+            <w:tcW w:w="2991" w:type="dxa"/>
             <w:shd w:val="clear" w:color="auto" w:fill="EEF5FA"/>
             <w:tcMar>
               <w:top w:w="80" w:type="dxa"/>
@@ -1967,7 +2513,7 @@
         </w:tc>
         <w:tc>
           <w:tcPr>
-            <w:tcW w:w="1096" w:type="dxa"/>
+            <w:tcW w:w="997" w:type="dxa"/>
             <w:tcMar>
               <w:top w:w="80" w:type="dxa"/>
               <w:left w:w="110" w:type="dxa"/>
@@ -1992,7 +2538,7 @@
         </w:tc>
         <w:tc>
           <w:tcPr>
-            <w:tcW w:w="3592" w:type="dxa"/>
+            <w:tcW w:w="4090" w:type="dxa"/>
             <w:tcMar>
               <w:top w:w="80" w:type="dxa"/>
               <w:left w:w="110" w:type="dxa"/>
@@ -2011,7 +2557,7 @@
                 <w:szCs w:val="18"/>
                 <w:lang w:eastAsia="ko-KR"/>
               </w:rPr>
-              <w:t xml:space="preserve">수치 일치. 방류 시작 시각을 “승인된”이라고 표현</w:t>
+              <w:t xml:space="preserve">수치는 일치. 운영행위 시각은 연구자가 정한 임시 기준인데 “승인된 시각”처럼 표현함</w:t>
             </w:r>
           </w:p>
         </w:tc>
@@ -2023,7 +2569,7 @@
         </w:trPr>
         <w:tc>
           <w:tcPr>
-            <w:tcW w:w="3390" w:type="dxa"/>
+            <w:tcW w:w="2991" w:type="dxa"/>
             <w:shd w:val="clear" w:color="auto" w:fill="EEF5FA"/>
             <w:tcMar>
               <w:top w:w="80" w:type="dxa"/>
@@ -2077,7 +2623,7 @@
         </w:tc>
         <w:tc>
           <w:tcPr>
-            <w:tcW w:w="1096" w:type="dxa"/>
+            <w:tcW w:w="997" w:type="dxa"/>
             <w:tcMar>
               <w:top w:w="80" w:type="dxa"/>
               <w:left w:w="110" w:type="dxa"/>
@@ -2102,7 +2648,7 @@
         </w:tc>
         <w:tc>
           <w:tcPr>
-            <w:tcW w:w="3592" w:type="dxa"/>
+            <w:tcW w:w="4090" w:type="dxa"/>
             <w:tcMar>
               <w:top w:w="80" w:type="dxa"/>
               <w:left w:w="110" w:type="dxa"/>
@@ -2121,7 +2667,7 @@
                 <w:szCs w:val="18"/>
                 <w:lang w:eastAsia="ko-KR"/>
               </w:rPr>
-              <w:t xml:space="preserve">방류의 근거(승인 기록)와 제한수위의 근거(별표3)를 혼동</w:t>
+              <w:t xml:space="preserve">방류의 근거(승인 기록)와 제한수위의 근거(별표3)를 서로 바꾸어 연결함</w:t>
             </w:r>
           </w:p>
         </w:tc>
@@ -2133,7 +2679,7 @@
         </w:trPr>
         <w:tc>
           <w:tcPr>
-            <w:tcW w:w="3390" w:type="dxa"/>
+            <w:tcW w:w="2991" w:type="dxa"/>
             <w:shd w:val="clear" w:color="auto" w:fill="EEF5FA"/>
             <w:tcMar>
               <w:top w:w="80" w:type="dxa"/>
@@ -2187,7 +2733,7 @@
         </w:tc>
         <w:tc>
           <w:tcPr>
-            <w:tcW w:w="1096" w:type="dxa"/>
+            <w:tcW w:w="997" w:type="dxa"/>
             <w:tcMar>
               <w:top w:w="80" w:type="dxa"/>
               <w:left w:w="110" w:type="dxa"/>
@@ -2212,7 +2758,7 @@
         </w:tc>
         <w:tc>
           <w:tcPr>
-            <w:tcW w:w="3592" w:type="dxa"/>
+            <w:tcW w:w="4090" w:type="dxa"/>
             <w:tcMar>
               <w:top w:w="80" w:type="dxa"/>
               <w:left w:w="110" w:type="dxa"/>
@@ -2231,7 +2777,7 @@
                 <w:szCs w:val="18"/>
                 <w:lang w:eastAsia="ko-KR"/>
               </w:rPr>
-              <w:t xml:space="preserve">수치 일치. 사례 수를 임의로 지정, 수위 차 직접 계산, 소수 15자리 출력</w:t>
+              <w:t xml:space="preserve">수치는 일치. 질문에 없는 사례 수를 LLM이 정하고, 수위 차를 직접 계산하고, 수위를 소수 15자리까지 출력함</w:t>
             </w:r>
           </w:p>
         </w:tc>
@@ -2243,7 +2789,7 @@
         </w:trPr>
         <w:tc>
           <w:tcPr>
-            <w:tcW w:w="3390" w:type="dxa"/>
+            <w:tcW w:w="2991" w:type="dxa"/>
             <w:shd w:val="clear" w:color="auto" w:fill="EEF5FA"/>
             <w:tcMar>
               <w:top w:w="80" w:type="dxa"/>
@@ -2297,7 +2843,7 @@
         </w:tc>
         <w:tc>
           <w:tcPr>
-            <w:tcW w:w="1096" w:type="dxa"/>
+            <w:tcW w:w="997" w:type="dxa"/>
             <w:tcMar>
               <w:top w:w="80" w:type="dxa"/>
               <w:left w:w="110" w:type="dxa"/>
@@ -2322,7 +2868,7 @@
         </w:tc>
         <w:tc>
           <w:tcPr>
-            <w:tcW w:w="3592" w:type="dxa"/>
+            <w:tcW w:w="4090" w:type="dxa"/>
             <w:tcMar>
               <w:top w:w="80" w:type="dxa"/>
               <w:left w:w="110" w:type="dxa"/>
@@ -2341,7 +2887,7 @@
                 <w:szCs w:val="18"/>
                 <w:lang w:eastAsia="ko-KR"/>
               </w:rPr>
-              <w:t xml:space="preserve">현재 값을 사례 값처럼 씀, 증가율 계산 오류</w:t>
+              <w:t xml:space="preserve">사례의 값이 아니라 현재 값을 사례 값처럼 쓰고, 증가율을 잘못 계산함</w:t>
             </w:r>
           </w:p>
         </w:tc>
@@ -2353,7 +2899,7 @@
         </w:trPr>
         <w:tc>
           <w:tcPr>
-            <w:tcW w:w="3390" w:type="dxa"/>
+            <w:tcW w:w="2991" w:type="dxa"/>
             <w:shd w:val="clear" w:color="auto" w:fill="EEF5FA"/>
             <w:tcMar>
               <w:top w:w="80" w:type="dxa"/>
@@ -2407,7 +2953,7 @@
         </w:tc>
         <w:tc>
           <w:tcPr>
-            <w:tcW w:w="1096" w:type="dxa"/>
+            <w:tcW w:w="997" w:type="dxa"/>
             <w:tcMar>
               <w:top w:w="80" w:type="dxa"/>
               <w:left w:w="110" w:type="dxa"/>
@@ -2432,7 +2978,7 @@
         </w:tc>
         <w:tc>
           <w:tcPr>
-            <w:tcW w:w="3592" w:type="dxa"/>
+            <w:tcW w:w="4090" w:type="dxa"/>
             <w:tcMar>
               <w:top w:w="80" w:type="dxa"/>
               <w:left w:w="110" w:type="dxa"/>
@@ -2451,7 +2997,7 @@
                 <w:szCs w:val="18"/>
                 <w:lang w:eastAsia="ko-KR"/>
               </w:rPr>
-              <w:t xml:space="preserve">비율을 “차이”로 서술, 늦게 승인된 상한을 비교에 씀</w:t>
+              <w:t xml:space="preserve">비율(예: 67.4%)을 “차이”라고 서술하고, 방류 시점보다 나중에 승인된 상한값을 비교에 사용함</w:t>
             </w:r>
           </w:p>
         </w:tc>
@@ -2463,7 +3009,7 @@
         </w:trPr>
         <w:tc>
           <w:tcPr>
-            <w:tcW w:w="3390" w:type="dxa"/>
+            <w:tcW w:w="2991" w:type="dxa"/>
             <w:shd w:val="clear" w:color="auto" w:fill="EEF5FA"/>
             <w:tcMar>
               <w:top w:w="80" w:type="dxa"/>
@@ -2517,7 +3063,7 @@
         </w:tc>
         <w:tc>
           <w:tcPr>
-            <w:tcW w:w="1096" w:type="dxa"/>
+            <w:tcW w:w="997" w:type="dxa"/>
             <w:tcMar>
               <w:top w:w="80" w:type="dxa"/>
               <w:left w:w="110" w:type="dxa"/>
@@ -2542,7 +3088,7 @@
         </w:tc>
         <w:tc>
           <w:tcPr>
-            <w:tcW w:w="3592" w:type="dxa"/>
+            <w:tcW w:w="4090" w:type="dxa"/>
             <w:tcMar>
               <w:top w:w="80" w:type="dxa"/>
               <w:left w:w="110" w:type="dxa"/>
@@ -2561,7 +3107,7 @@
                 <w:szCs w:val="18"/>
                 <w:lang w:eastAsia="ko-KR"/>
               </w:rPr>
-              <w:t xml:space="preserve">같은 키를 두 번 쓴 JSON을 파서가 마지막 값만 읽어 한 댐으로 처리</w:t>
+              <w:t xml:space="preserve">두 댐 비교는 지원하지 않는 질문인데, LLM이 “dam” 항목을 두 번 쓴 형식으로 출력해 프로그램이 마지막 값만 읽고 한 댐 질문으로 처리함</w:t>
             </w:r>
           </w:p>
         </w:tc>
@@ -2603,7 +3149,7 @@
           <w:szCs w:val="20"/>
           <w:lang w:eastAsia="ko-KR"/>
         </w:rPr>
-        <w:t xml:space="preserve">확인된 것: 질문 해석 → KG·저장소 조회 → 근거 번호가 붙은 답변까지 구조가 끝까지 동작합니다. 의도 분류는 10개 중 9개가 기대와 같았고, 단순한 질문은 정확히 답했습니다.</w:t>
+        <w:t xml:space="preserve">확인된 것: 질문 해석 → KG·저장소 조회 → 출처 번호가 붙은 답변까지 전 과정이 끝까지 동작했습니다. 질문 유형 분류는 10개 중 9개가 기대와 같았고(어긋난 1개는 위 표의 마지막 질문), 단순한 질문은 정확히 답했습니다.</w:t>
       </w:r>
     </w:p>
     <w:p>
@@ -2620,7 +3166,7 @@
           <w:szCs w:val="20"/>
           <w:lang w:eastAsia="ko-KR"/>
         </w:rPr>
-        <w:t xml:space="preserve">문제의 원인: 오류의 상당수는 근거 묶음의 구성이나 계산 부족(코드)에서 나와 수정했습니다(재시험 전). LLM 쪽 문제는 선택 값을 임의로 채우는 것, 같은 키를 두 번 쓰는 JSON, 개념 혼동(비율과 차이, 근거의 구분)입니다.</w:t>
+        <w:t xml:space="preserve">문제의 원인: 규칙 쪽 원인(예: 방류 후에 승인된 상한값을 비교에 쓴 것, 근거 모음에 계산값이 없던 것)은 수정했으나 재시험은 아직 하지 않았습니다. LLM 쪽 원인은 질문에 없는 값(사례 수)을 임의로 채우는 것, 같은 항목을 두 번 쓰는 출력 형식 오류, 비슷한 개념의 혼동(비율과 차이, 승인 근거와 제한수위 근거)입니다.</w:t>
       </w:r>
     </w:p>
     <w:p>
@@ -2637,7 +3183,7 @@
           <w:szCs w:val="20"/>
           <w:lang w:eastAsia="ko-KR"/>
         </w:rPr>
-        <w:t xml:space="preserve">한계: 질문 10개, 소형 모델, 1회 실행이며, 같은 LLM에 표 데이터를 그대로 주는 방식과의 비교는 아직 없습니다. 운영행위는 승인에서 구성한 추정입니다.</w:t>
+        <w:t xml:space="preserve">한계: 질문 10개, 작은 모델, 1회 실행입니다. 같은 LLM에 표 데이터를 그대로 주는 방식(비교 기준)과의 비교는 아직 없어 우리 구성이 더 낫다고 말할 수 없습니다. 운영행위는 실제 기록이 아니라 승인에서 구성한 추정입니다.</w:t>
       </w:r>
     </w:p>
     <w:p>
@@ -2791,7 +3337,7 @@
                 <w:szCs w:val="18"/>
                 <w:lang w:eastAsia="ko-KR"/>
               </w:rPr>
-              <w:t xml:space="preserve">LLM 하나가 의도 10개 중 하나를 JSON으로 출력해 보았습니다. 한 질문에 여러 유형이 섞일 때의 의도 체계, 규칙·학습 모델과의 병행, JSON 형식 제약 방법.</w:t>
+              <w:t xml:space="preserve">LLM 하나가 질문 유형 10개 중 하나를 정해진 형식(JSON)으로 출력해 보았습니다. 한 질문에 여러 유형이 섞일 때의 분류 체계, 규칙이나 학습한 분류기와의 병행, 출력 형식을 강제하는 방법.</w:t>
             </w:r>
           </w:p>
         </w:tc>
@@ -2851,7 +3397,7 @@
                 <w:szCs w:val="18"/>
                 <w:lang w:eastAsia="ko-KR"/>
               </w:rPr>
-              <w:t xml:space="preserve">근거 안에서만 답하도록 프롬프트 규칙을 줬지만 개념 혼동이 남았습니다. 숫자·근거 번호를 근거 묶음과 자동 대조하는 방법, 계산을 LLM에 어디까지 허용할지.</w:t>
+              <w:t xml:space="preserve">“근거 안에서만 답하라” 등의 규칙을 프롬프트에 넣었지만 개념 혼동이 남았습니다. 답변의 숫자와 출처 번호를 근거 모음과 자동으로 대조하는 방법, 계산을 LLM에 어디까지 맡길지.</w:t>
             </w:r>
           </w:p>
         </w:tc>
@@ -2911,7 +3457,7 @@
                 <w:szCs w:val="18"/>
                 <w:lang w:eastAsia="ko-KR"/>
               </w:rPr>
-              <w:t xml:space="preserve">의도별로 정해 둔 질의 틀로 조회하고 문서는 조각 번호로 찾아 보았습니다. text-to-Cypher 도입 여부, 문서가 늘 때 벡터 검색 병행 시점, 수치 상태의 유사 사례 검색 방법.</w:t>
+              <w:t xml:space="preserve">질문 유형별로 정해 둔 조회문으로 KG를 조회하고 문서는 조각 번호로 찾아 보았습니다. LLM이 조회문(Cypher)을 직접 쓰게 할지, 문서가 늘어나면 의미 유사도로 문서를 찾는 벡터 검색을 언제 더할지, 수치로 된 상태에서 비슷한 과거 사례를 찾는 방법.</w:t>
             </w:r>
           </w:p>
         </w:tc>
@@ -2971,7 +3517,7 @@
                 <w:szCs w:val="18"/>
                 <w:lang w:eastAsia="ko-KR"/>
               </w:rPr>
-              <w:t xml:space="preserve">지금은 사람이 읽고 판정했습니다. 같은 LLM에 표 데이터를 직접 주는 기준선과 정답 세트, 지표(근거 일치율, 인용률 등) 설계.</w:t>
+              <w:t xml:space="preserve">지금은 사람이 읽고 판정했습니다. 같은 LLM에 표 데이터를 그대로 주는 비교 기준, 정답 질문 세트, 평가 지표(예: 답변 수치가 근거 모음과 일치하는 비율, 출처 번호를 제대로 단 비율) 설계.</w:t>
             </w:r>
           </w:p>
         </w:tc>
@@ -3031,7 +3577,7 @@
                 <w:szCs w:val="18"/>
                 <w:lang w:eastAsia="ko-KR"/>
               </w:rPr>
-              <w:t xml:space="preserve">Qwen3-8B-AWQ를 공유 GPU(여유 약 11.7GB)에서 사용, 질문당 9~97초. 32B는 메모리 부족으로 실패했습니다. 적합한 모델 크기와 처리 시간 단축 방법.</w:t>
+              <w:t xml:space="preserve">Qwen3-8B-AWQ를 여러 사람이 함께 쓰는 GPU(남은 메모리 약 11.7GB)에서 돌렸고 질문 하나에 9~97초 걸렸습니다. 더 큰 32B 모델은 메모리 부족으로 실패했습니다. 적합한 모델 크기와 응답 시간을 줄이는 방법.</w:t>
             </w:r>
           </w:p>
         </w:tc>
@@ -3091,7 +3637,7 @@
                 <w:szCs w:val="18"/>
                 <w:lang w:eastAsia="ko-KR"/>
               </w:rPr>
-              <w:t xml:space="preserve">현재는 저장해 둔 자료의 가장 최근 시각을 “현재”로 씁니다. 실시간 조회, 실제 운영기록 확보, 댐과 문서 확대 시 병목.</w:t>
+              <w:t xml:space="preserve">현재는 저장해 둔 자료의 가장 최근 시각을 “현재”로 씁니다. 실시간 자료 연결, 실제 운영 기록 확보, 댐과 문서를 늘릴 때 생길 병목.</w:t>
             </w:r>
           </w:p>
         </w:tc>

--- a/team_brief/KG-LLM_연구팀_공유_요약_2026.10.12.docx
+++ b/team_brief/KG-LLM_연구팀_공유_요약_2026.10.12.docx
@@ -93,8 +93,8 @@
       <w:r>
         <w:drawing>
           <wp:inline distT="0" distB="0" distL="0" distR="0">
-            <wp:extent cx="6015609" cy="3208324"/>
-            <wp:docPr id="1" name="Figure 0 연구의 큰 틀" descr="Figure 0 연구의 큰 틀"/>
+            <wp:extent cx="5065776" cy="5440643"/>
+            <wp:docPr id="1" name="Figure 1 연구의 큰 틀" descr="Figure 1 연구의 큰 틀"/>
             <wp:cNvGraphicFramePr>
               <a:graphicFrameLocks xmlns:a="http://schemas.openxmlformats.org/drawingml/2006/main" noChangeAspect="1"/>
             </wp:cNvGraphicFramePr>
@@ -102,7 +102,7 @@
               <a:graphicData uri="http://schemas.openxmlformats.org/drawingml/2006/picture">
                 <pic:pic xmlns:pic="http://schemas.openxmlformats.org/drawingml/2006/picture">
                   <pic:nvPicPr>
-                    <pic:cNvPr id="1" name="Figure 0 연구의 큰 틀"/>
+                    <pic:cNvPr id="1" name="Figure 1 연구의 큰 틀"/>
                     <pic:cNvPicPr/>
                   </pic:nvPicPr>
                   <pic:blipFill>
@@ -114,7 +114,7 @@
                   <pic:spPr>
                     <a:xfrm>
                       <a:off x="0" y="0"/>
-                      <a:ext cx="6015609" cy="3208324"/>
+                      <a:ext cx="5065776" cy="5440643"/>
                     </a:xfrm>
                     <a:prstGeom prst="rect">
                       <a:avLst/>
@@ -236,8 +236,8 @@
       <w:r>
         <w:drawing>
           <wp:inline distT="0" distB="0" distL="0" distR="0">
-            <wp:extent cx="5825642" cy="5223658"/>
-            <wp:docPr id="2" name="Figure 1 댐 운영 적용 구성" descr="Figure 1 댐 운영 적용 구성"/>
+            <wp:extent cx="6015609" cy="4010406"/>
+            <wp:docPr id="2" name="Figure 2 STEP 1·2" descr="Figure 2 STEP 1·2"/>
             <wp:cNvGraphicFramePr>
               <a:graphicFrameLocks xmlns:a="http://schemas.openxmlformats.org/drawingml/2006/main" noChangeAspect="1"/>
             </wp:cNvGraphicFramePr>
@@ -245,7 +245,7 @@
               <a:graphicData uri="http://schemas.openxmlformats.org/drawingml/2006/picture">
                 <pic:pic xmlns:pic="http://schemas.openxmlformats.org/drawingml/2006/picture">
                   <pic:nvPicPr>
-                    <pic:cNvPr id="2" name="Figure 1 댐 운영 적용 구성"/>
+                    <pic:cNvPr id="2" name="Figure 2 STEP 1·2"/>
                     <pic:cNvPicPr/>
                   </pic:nvPicPr>
                   <pic:blipFill>
@@ -257,7 +257,7 @@
                   <pic:spPr>
                     <a:xfrm>
                       <a:off x="0" y="0"/>
-                      <a:ext cx="5825642" cy="5223658"/>
+                      <a:ext cx="6015609" cy="4010406"/>
                     </a:xfrm>
                     <a:prstGeom prst="rect">
                       <a:avLst/>
@@ -286,7 +286,69 @@
           <w:szCs w:val="18"/>
           <w:lang w:eastAsia="ko-KR"/>
         </w:rPr>
-        <w:t xml:space="preserve">그림 2. 큰 틀을 댐 운영에 적용한 구성. 위에서부터 STEP 1(설계), STEP 2(구축), STEP 3(질문 처리)이다. 주황색이 LLM이 하는 일이다.</w:t>
+        <w:t xml:space="preserve">그림 2. 댐 운영에 적용한 구성 (1): STEP 1 설계와 STEP 2 구축.</w:t>
+      </w:r>
+    </w:p>
+    <w:p>
+      <w:pPr>
+        <w:keepNext/>
+        <w:spacing w:before="40" w:after="20"/>
+        <w:jc w:val="center"/>
+      </w:pPr>
+      <w:r>
+        <w:drawing>
+          <wp:inline distT="0" distB="0" distL="0" distR="0">
+            <wp:extent cx="5698998" cy="3856321"/>
+            <wp:docPr id="3" name="Figure 3 STEP 3" descr="Figure 3 STEP 3"/>
+            <wp:cNvGraphicFramePr>
+              <a:graphicFrameLocks xmlns:a="http://schemas.openxmlformats.org/drawingml/2006/main" noChangeAspect="1"/>
+            </wp:cNvGraphicFramePr>
+            <a:graphic xmlns:a="http://schemas.openxmlformats.org/drawingml/2006/main">
+              <a:graphicData uri="http://schemas.openxmlformats.org/drawingml/2006/picture">
+                <pic:pic xmlns:pic="http://schemas.openxmlformats.org/drawingml/2006/picture">
+                  <pic:nvPicPr>
+                    <pic:cNvPr id="3" name="Figure 3 STEP 3"/>
+                    <pic:cNvPicPr/>
+                  </pic:nvPicPr>
+                  <pic:blipFill>
+                    <a:blip r:embed="rIdImg3"/>
+                    <a:stretch>
+                      <a:fillRect/>
+                    </a:stretch>
+                  </pic:blipFill>
+                  <pic:spPr>
+                    <a:xfrm>
+                      <a:off x="0" y="0"/>
+                      <a:ext cx="5698998" cy="3856321"/>
+                    </a:xfrm>
+                    <a:prstGeom prst="rect">
+                      <a:avLst/>
+                    </a:prstGeom>
+                  </pic:spPr>
+                </pic:pic>
+              </a:graphicData>
+            </a:graphic>
+          </wp:inline>
+        </w:drawing>
+      </w:r>
+    </w:p>
+    <w:p>
+      <w:pPr>
+        <w:spacing w:before="40" w:after="160"/>
+        <w:jc w:val="center"/>
+        <w:rPr>
+          <w:lang w:eastAsia="ko-KR"/>
+        </w:rPr>
+      </w:pPr>
+      <w:r>
+        <w:rPr>
+          <w:i/>
+          <w:color w:val="505050"/>
+          <w:sz w:val="18"/>
+          <w:szCs w:val="18"/>
+          <w:lang w:eastAsia="ko-KR"/>
+        </w:rPr>
+        <w:t xml:space="preserve">그림 3. 댐 운영에 적용한 구성 (2): STEP 3 질문 처리. 주황색이 LLM이 하는 일이다.</w:t>
       </w:r>
     </w:p>
     <w:p>
@@ -880,7 +942,7 @@
           <w:szCs w:val="20"/>
           <w:lang w:eastAsia="ko-KR"/>
         </w:rPr>
-        <w:t xml:space="preserve">이 자료를 Ontology의 개체 6종류와 관계 9종류에 맞추어 구조화했습니다. 승인 한 건은 “승인 → 허가한 운영행위 → 댐”, “댐 → 수위 상태 → 측정자료 저장소”, “댐 ← 제한수위 ← 별표3”으로 이어집니다(5.1의 그림 3). 다만 실제 운영 기록은 공개되어 있지 않아, 운영행위는 승인 비고와 측정된 방류량 변화에서 규칙으로 구성한 것이며 그 규칙(분류, 시각)은 연구자가 정한 임시 기준입니다.</w:t>
+        <w:t xml:space="preserve">이 자료를 Ontology의 개체 6종류와 관계 9종류에 맞추어 구조화했습니다. 승인 한 건은 “승인 → 허가한 운영행위 → 댐”, “댐 → 수위 상태 → 측정자료 저장소”, “댐 ← 제한수위 ← 별표3”으로 이어집니다(5.1의 그림 4). 다만 실제 운영 기록은 공개되어 있지 않아, 운영행위는 승인 비고와 측정된 방류량 변화에서 규칙으로 구성한 것이며 그 규칙(분류, 시각)은 연구자가 정한 임시 기준입니다.</w:t>
       </w:r>
     </w:p>
     <w:p>
@@ -1251,8 +1313,8 @@
       <w:r>
         <w:drawing>
           <wp:inline distT="0" distB="0" distL="0" distR="0">
-            <wp:extent cx="4939131" cy="3128116"/>
-            <wp:docPr id="3" name="Figure 2 KG 예시" descr="Figure 2 KG 예시"/>
+            <wp:extent cx="4939131" cy="4988522"/>
+            <wp:docPr id="4" name="Figure 4 KG 예시" descr="Figure 4 KG 예시"/>
             <wp:cNvGraphicFramePr>
               <a:graphicFrameLocks xmlns:a="http://schemas.openxmlformats.org/drawingml/2006/main" noChangeAspect="1"/>
             </wp:cNvGraphicFramePr>
@@ -1260,11 +1322,11 @@
               <a:graphicData uri="http://schemas.openxmlformats.org/drawingml/2006/picture">
                 <pic:pic xmlns:pic="http://schemas.openxmlformats.org/drawingml/2006/picture">
                   <pic:nvPicPr>
-                    <pic:cNvPr id="3" name="Figure 2 KG 예시"/>
+                    <pic:cNvPr id="4" name="Figure 4 KG 예시"/>
                     <pic:cNvPicPr/>
                   </pic:nvPicPr>
                   <pic:blipFill>
-                    <a:blip r:embed="rIdImg3"/>
+                    <a:blip r:embed="rIdImg4"/>
                     <a:stretch>
                       <a:fillRect/>
                     </a:stretch>
@@ -1272,7 +1334,7 @@
                   <pic:spPr>
                     <a:xfrm>
                       <a:off x="0" y="0"/>
-                      <a:ext cx="4939131" cy="3128116"/>
+                      <a:ext cx="4939131" cy="4988522"/>
                     </a:xfrm>
                     <a:prstGeom prst="rect">
                       <a:avLst/>
@@ -1301,7 +1363,7 @@
           <w:szCs w:val="18"/>
           <w:lang w:eastAsia="ko-KR"/>
         </w:rPr>
-        <w:t xml:space="preserve">그림 3. 충주댐 승인 1368번 한 건의 KG 일부(회색 화살표는 근거자료를 가리키는 관계, 파선은 KG 밖 저장소를 찾아가는 번호).</w:t>
+        <w:t xml:space="preserve">그림 4. 충주댐 승인 1368번 한 건의 KG 일부(회색 화살표는 근거자료를 가리키는 관계, 초록 파선은 KG 밖 저장소를 찾아가는 번호).</w:t>
       </w:r>
     </w:p>
     <w:p>

--- a/team_brief/KG-LLM_연구팀_공유_요약_2026.10.12.docx
+++ b/team_brief/KG-LLM_연구팀_공유_요약_2026.10.12.docx
@@ -56,7 +56,8 @@
     </w:p>
     <w:p>
       <w:pPr>
-        <w:spacing w:before="60" w:after="120"/>
+        <w:pStyle w:val="a0"/>
+        <w:spacing w:after="60"/>
         <w:rPr>
           <w:lang w:eastAsia="ko-KR"/>
         </w:rPr>
@@ -67,7 +68,58 @@
           <w:szCs w:val="20"/>
           <w:lang w:eastAsia="ko-KR"/>
         </w:rPr>
-        <w:t xml:space="preserve">댐 운영자가 “지금 소양강댐 상태와 비슷했던 과거 사례에서 어떤 방류 승인과 운영이 있었고, 그 근거는 무엇인가”처럼 물으면, 승인 기록·관측 자료·규정 원문에서 찾은 근거를 출처 번호와 함께 답하는 시스템을 만듭니다. 방류를 결정하는 것이 아니라 운영자의 판단을 근거와 함께 돕는 것이 목적입니다. 필요한 정보가 서로 다른 형태(표 파일 두 종류, 법령 텍스트)로 흩어져 있고, 운영 판단에는 근거 없는 답변이 위험하므로, 자료를 먼저 구조화해 저장하고 LLM에는 그 안에서 찾은 근거만 주어 답하게 합니다.</w:t>
+        <w:t xml:space="preserve">목적: 댐 운영자가 판단할 때 필요한 근거를 찾아 출처와 함께 알려 주는 시스템을 만든다. 방류를 결정하는 것이 아니라 운영자의 판단을 돕는 것이다.</w:t>
+      </w:r>
+    </w:p>
+    <w:p>
+      <w:pPr>
+        <w:pStyle w:val="a0"/>
+        <w:spacing w:after="60"/>
+        <w:rPr>
+          <w:lang w:eastAsia="ko-KR"/>
+        </w:rPr>
+      </w:pPr>
+      <w:r>
+        <w:rPr>
+          <w:sz w:val="20"/>
+          <w:szCs w:val="20"/>
+          <w:lang w:eastAsia="ko-KR"/>
+        </w:rPr>
+        <w:t xml:space="preserve">질문 예: “지금 소양강댐 상태와 비슷했던 과거 사례에서 어떤 방류 승인과 운영이 있었고, 그 근거는 무엇인가?”</w:t>
+      </w:r>
+    </w:p>
+    <w:p>
+      <w:pPr>
+        <w:pStyle w:val="a0"/>
+        <w:spacing w:after="60"/>
+        <w:rPr>
+          <w:lang w:eastAsia="ko-KR"/>
+        </w:rPr>
+      </w:pPr>
+      <w:r>
+        <w:rPr>
+          <w:sz w:val="20"/>
+          <w:szCs w:val="20"/>
+          <w:lang w:eastAsia="ko-KR"/>
+        </w:rPr>
+        <w:t xml:space="preserve">답변: 승인 기록, 관측 자료, 규정 원문에서 찾은 근거를 출처 번호와 함께 제시한다.</w:t>
+      </w:r>
+    </w:p>
+    <w:p>
+      <w:pPr>
+        <w:pStyle w:val="a0"/>
+        <w:spacing w:after="60"/>
+        <w:rPr>
+          <w:lang w:eastAsia="ko-KR"/>
+        </w:rPr>
+      </w:pPr>
+      <w:r>
+        <w:rPr>
+          <w:sz w:val="20"/>
+          <w:szCs w:val="20"/>
+          <w:lang w:eastAsia="ko-KR"/>
+        </w:rPr>
+        <w:t xml:space="preserve">접근 방법: 필요한 정보가 서로 다른 형태(표 파일 두 종류, 법령 텍스트)로 흩어져 있고 근거 없는 답변은 운영 판단에 위험하므로, 자료를 먼저 구조화해 저장하고 LLM에는 그 안에서 찾은 근거만 주어 답하게 한다.</w:t>
       </w:r>
     </w:p>
     <w:p>

--- a/team_brief/KG-LLM_연구팀_공유_요약_2026.10.12.docx
+++ b/team_brief/KG-LLM_연구팀_공유_요약_2026.10.12.docx
@@ -51,89 +51,7 @@
         <w:rPr>
           <w:lang w:eastAsia="ko-KR"/>
         </w:rPr>
-        <w:t xml:space="preserve">1. 연구 목적</w:t>
-      </w:r>
-    </w:p>
-    <w:p>
-      <w:pPr>
-        <w:pStyle w:val="a0"/>
-        <w:spacing w:after="60"/>
-        <w:rPr>
-          <w:lang w:eastAsia="ko-KR"/>
-        </w:rPr>
-      </w:pPr>
-      <w:r>
-        <w:rPr>
-          <w:sz w:val="20"/>
-          <w:szCs w:val="20"/>
-          <w:lang w:eastAsia="ko-KR"/>
-        </w:rPr>
-        <w:t xml:space="preserve">목적: 댐 운영자가 판단할 때 필요한 근거를 찾아 출처와 함께 알려 주는 시스템을 만든다. 방류를 결정하는 것이 아니라 운영자의 판단을 돕는 것이다.</w:t>
-      </w:r>
-    </w:p>
-    <w:p>
-      <w:pPr>
-        <w:pStyle w:val="a0"/>
-        <w:spacing w:after="60"/>
-        <w:rPr>
-          <w:lang w:eastAsia="ko-KR"/>
-        </w:rPr>
-      </w:pPr>
-      <w:r>
-        <w:rPr>
-          <w:sz w:val="20"/>
-          <w:szCs w:val="20"/>
-          <w:lang w:eastAsia="ko-KR"/>
-        </w:rPr>
-        <w:t xml:space="preserve">질문 예: “지금 소양강댐 상태와 비슷했던 과거 사례에서 어떤 방류 승인과 운영이 있었고, 그 근거는 무엇인가?”</w:t>
-      </w:r>
-    </w:p>
-    <w:p>
-      <w:pPr>
-        <w:pStyle w:val="a0"/>
-        <w:spacing w:after="60"/>
-        <w:rPr>
-          <w:lang w:eastAsia="ko-KR"/>
-        </w:rPr>
-      </w:pPr>
-      <w:r>
-        <w:rPr>
-          <w:sz w:val="20"/>
-          <w:szCs w:val="20"/>
-          <w:lang w:eastAsia="ko-KR"/>
-        </w:rPr>
-        <w:t xml:space="preserve">답변: 승인 기록, 관측 자료, 규정 원문에서 찾은 근거를 출처 번호와 함께 제시한다.</w:t>
-      </w:r>
-    </w:p>
-    <w:p>
-      <w:pPr>
-        <w:pStyle w:val="a0"/>
-        <w:spacing w:after="60"/>
-        <w:rPr>
-          <w:lang w:eastAsia="ko-KR"/>
-        </w:rPr>
-      </w:pPr>
-      <w:r>
-        <w:rPr>
-          <w:sz w:val="20"/>
-          <w:szCs w:val="20"/>
-          <w:lang w:eastAsia="ko-KR"/>
-        </w:rPr>
-        <w:t xml:space="preserve">접근 방법: 필요한 정보가 서로 다른 형태(표 파일 두 종류, 법령 텍스트)로 흩어져 있고 근거 없는 답변은 운영 판단에 위험하므로, 자료를 먼저 구조화해 저장하고 LLM에는 그 안에서 찾은 근거만 주어 답하게 한다.</w:t>
-      </w:r>
-    </w:p>
-    <w:p>
-      <w:pPr>
-        <w:pStyle w:val="1"/>
-        <w:rPr>
-          <w:lang w:eastAsia="ko-KR"/>
-        </w:rPr>
-      </w:pPr>
-      <w:r>
-        <w:rPr>
-          <w:lang w:eastAsia="ko-KR"/>
-        </w:rPr>
-        <w:t xml:space="preserve">2. 연구의 큰 틀</w:t>
+        <w:t xml:space="preserve">1. 연구의 큰 틀</w:t>
       </w:r>
     </w:p>
     <w:p>
@@ -260,7 +178,7 @@
         <w:rPr>
           <w:lang w:eastAsia="ko-KR"/>
         </w:rPr>
-        <w:t xml:space="preserve">3. 댐 운영에 적용한 구성 (현재 시험 중)</w:t>
+        <w:t xml:space="preserve">2. 댐 운영에 적용한 구성 (현재 시험 중)</w:t>
       </w:r>
     </w:p>
     <w:p>
@@ -499,7 +417,7 @@
         <w:rPr>
           <w:lang w:eastAsia="ko-KR"/>
         </w:rPr>
-        <w:t xml:space="preserve">4. 사용한 데이터</w:t>
+        <w:t xml:space="preserve">3. 사용한 데이터</w:t>
       </w:r>
     </w:p>
     <w:tbl>
@@ -994,7 +912,7 @@
           <w:szCs w:val="20"/>
           <w:lang w:eastAsia="ko-KR"/>
         </w:rPr>
-        <w:t xml:space="preserve">이 자료를 Ontology의 개체 6종류와 관계 9종류에 맞추어 구조화했습니다. 승인 한 건은 “승인 → 허가한 운영행위 → 댐”, “댐 → 수위 상태 → 측정자료 저장소”, “댐 ← 제한수위 ← 별표3”으로 이어집니다(5.1의 그림 4). 다만 실제 운영 기록은 공개되어 있지 않아, 운영행위는 승인 비고와 측정된 방류량 변화에서 규칙으로 구성한 것이며 그 규칙(분류, 시각)은 연구자가 정한 임시 기준입니다.</w:t>
+        <w:t xml:space="preserve">이 자료를 Ontology의 개체 6종류와 관계 9종류에 맞추어 구조화했습니다. 승인 한 건은 “승인 → 허가한 운영행위 → 댐”, “댐 → 수위 상태 → 측정자료 저장소”, “댐 ← 제한수위 ← 별표3”으로 이어집니다(4.1의 그림 4). 다만 실제 운영 기록은 공개되어 있지 않아, 운영행위는 승인 비고와 측정된 방류량 변화에서 규칙으로 구성한 것이며 그 규칙(분류, 시각)은 연구자가 정한 임시 기준입니다.</w:t>
       </w:r>
     </w:p>
     <w:p>
@@ -1008,7 +926,7 @@
         <w:rPr>
           <w:lang w:eastAsia="ko-KR"/>
         </w:rPr>
-        <w:t xml:space="preserve">5. 시험 결과 (예비)</w:t>
+        <w:t xml:space="preserve">4. 시험 결과 (예비)</w:t>
       </w:r>
     </w:p>
     <w:p>
@@ -1022,7 +940,7 @@
         <w:rPr>
           <w:lang w:eastAsia="ko-KR"/>
         </w:rPr>
-        <w:t xml:space="preserve">5.1 지식그래프 구축</w:t>
+        <w:t xml:space="preserve">4.1 지식그래프 구축</w:t>
       </w:r>
     </w:p>
     <w:tbl>
@@ -1429,7 +1347,7 @@
         <w:rPr>
           <w:lang w:eastAsia="ko-KR"/>
         </w:rPr>
-        <w:t xml:space="preserve">5.2 질문에서 답변까지: Qwen3-8B 시험</w:t>
+        <w:t xml:space="preserve">4.2 질문에서 답변까지: Qwen3-8B 시험</w:t>
       </w:r>
     </w:p>
     <w:p>
@@ -3246,7 +3164,7 @@
         <w:rPr>
           <w:lang w:eastAsia="ko-KR"/>
         </w:rPr>
-        <w:t xml:space="preserve">5.3 확인된 것과 한계</w:t>
+        <w:t xml:space="preserve">4.3 확인된 것과 한계</w:t>
       </w:r>
     </w:p>
     <w:p>
@@ -3311,7 +3229,7 @@
         <w:rPr>
           <w:lang w:eastAsia="ko-KR"/>
         </w:rPr>
-        <w:t xml:space="preserve">6. 우리 구성에 대한 의견 요청</w:t>
+        <w:t xml:space="preserve">5. 우리 구성에 대한 의견 요청</w:t>
       </w:r>
     </w:p>
     <w:tbl>

--- a/team_brief/KG-LLM_연구팀_공유_요약_2026.10.12.docx
+++ b/team_brief/KG-LLM_연구팀_공유_요약_2026.10.12.docx
@@ -63,7 +63,7 @@
       <w:r>
         <w:drawing>
           <wp:inline distT="0" distB="0" distL="0" distR="0">
-            <wp:extent cx="5065776" cy="5440643"/>
+            <wp:extent cx="5382387" cy="4826207"/>
             <wp:docPr id="1" name="Figure 1 연구의 큰 틀" descr="Figure 1 연구의 큰 틀"/>
             <wp:cNvGraphicFramePr>
               <a:graphicFrameLocks xmlns:a="http://schemas.openxmlformats.org/drawingml/2006/main" noChangeAspect="1"/>
@@ -84,7 +84,7 @@
                   <pic:spPr>
                     <a:xfrm>
                       <a:off x="0" y="0"/>
-                      <a:ext cx="5065776" cy="5440643"/>
+                      <a:ext cx="5382387" cy="4826207"/>
                     </a:xfrm>
                     <a:prstGeom prst="rect">
                       <a:avLst/>
@@ -113,7 +113,7 @@
           <w:szCs w:val="18"/>
           <w:lang w:eastAsia="ko-KR"/>
         </w:rPr>
-        <w:t xml:space="preserve">그림 1. 연구의 큰 틀(3단계)과 STEP 3의 하이브리드 검색 구조. 주황색이 LLM이 하는 일이다.</w:t>
+        <w:t xml:space="preserve">그림 1. 연구의 전체 큰 틀(STEP 1~3)과 그 안에서 하이브리드 검색이 흘러가는 구조. 주황색이 LLM이 하는 일이다.</w:t>
       </w:r>
     </w:p>
     <w:p>

--- a/team_brief/KG-LLM_연구팀_공유_요약_2026.10.12.docx
+++ b/team_brief/KG-LLM_연구팀_공유_요약_2026.10.12.docx
@@ -130,7 +130,7 @@
           <w:szCs w:val="20"/>
           <w:lang w:eastAsia="ko-KR"/>
         </w:rPr>
-        <w:t xml:space="preserve">STEP 1 Ontology 설계: Ontology는 이 분야에 어떤 종류의 대상이 있고(예: 댐, 방류 승인) 서로 어떤 관계를 갖는지(예: 승인이 운영행위를 허가한다) 미리 정리한 설계도입니다. 표를 그래프로 옮기기 전에, 시스템이 어떤 질문에 답해야 하는지부터 정하고 그에 맞게 설계했습니다.</w:t>
+        <w:t xml:space="preserve">STEP 1 Ontology 설계: 어떤 대상(예: 댐, 방류 승인)이 있고 서로 어떤 관계(예: 승인이 운영행위를 허가한다)를 갖는지 정한 설계도이다. 답해야 할 질문을 먼저 정하고 그에 맞추어 설계하였다.</w:t>
       </w:r>
     </w:p>
     <w:p>
@@ -147,7 +147,7 @@
           <w:szCs w:val="20"/>
           <w:lang w:eastAsia="ko-KR"/>
         </w:rPr>
-        <w:t xml:space="preserve">STEP 2 지식그래프(KG) 구축: KG는 설계도에 맞추어 실제 자료를 “점(개체)”과 “선(관계)”으로 정리한 구조입니다. 예를 들어 “충주댐”이 점이고, “승인 1368번은 충주댐에 대한 승인이다”가 선입니다. 모든 값을 담지는 않고, 큰 측정값 표와 규정 원문은 별도 저장소에 두고 KG에는 그 위치만 적습니다.</w:t>
+        <w:t xml:space="preserve">STEP 2 KG 구축: 실제 자료를 설계에 맞추어 지식그래프(KG)의 점(개체)과 선(관계)으로 정리한다. 예) “충주댐”이 점, “승인 1368은 충주댐에 대한 승인이다”가 선</w:t>
       </w:r>
     </w:p>
     <w:p>
@@ -164,7 +164,58 @@
           <w:szCs w:val="20"/>
           <w:lang w:eastAsia="ko-KR"/>
         </w:rPr>
-        <w:t xml:space="preserve">STEP 3 질문 응답: 하이브리드 검색은 한 곳이 아니라 성격이 다른 세 곳에서 각각 맞는 방식으로 근거를 찾는 것입니다. KG에서는 연결을 따라가며 관련 승인과 기준을 찾고, 그 결과가 알려 주는 번호로 측정자료 저장소에서 숫자를, 문서 저장소에서 규정 원문을 가져옵니다. 이렇게 모은 근거를 LLM에게 주고 근거 안에서만 답하게 합니다. LLM이 맡는 부분은 질문 해석과 답변 작성이며, 이 부분을 LLM 팀과 함께 설계하고자 합니다.</w:t>
+        <w:t xml:space="preserve">KG는 모든 값을 담지 않는다. 측정값 표와 규정 원문은 별도 저장소에 두고, KG에는 찾아갈 위치(번호)만 적는다.</w:t>
+      </w:r>
+    </w:p>
+    <w:p>
+      <w:pPr>
+        <w:pStyle w:val="a0"/>
+        <w:spacing w:after="60"/>
+        <w:rPr>
+          <w:lang w:eastAsia="ko-KR"/>
+        </w:rPr>
+      </w:pPr>
+      <w:r>
+        <w:rPr>
+          <w:sz w:val="20"/>
+          <w:szCs w:val="20"/>
+          <w:lang w:eastAsia="ko-KR"/>
+        </w:rPr>
+        <w:t xml:space="preserve">STEP 3 질문 응답: 하이브리드 검색으로 성격이 다른 세 곳(KG, 측정자료 저장소, 문서 저장소)에서 각각 맞는 방식으로 근거를 찾는다.</w:t>
+      </w:r>
+    </w:p>
+    <w:p>
+      <w:pPr>
+        <w:pStyle w:val="a0"/>
+        <w:spacing w:after="60"/>
+        <w:rPr>
+          <w:lang w:eastAsia="ko-KR"/>
+        </w:rPr>
+      </w:pPr>
+      <w:r>
+        <w:rPr>
+          <w:sz w:val="20"/>
+          <w:szCs w:val="20"/>
+          <w:lang w:eastAsia="ko-KR"/>
+        </w:rPr>
+        <w:t xml:space="preserve">KG에서 연결을 따라가며 관련 승인·기준을 찾고, 그 결과의 번호로 측정자료 저장소의 숫자와 문서 저장소의 규정 원문을 가져온다.</w:t>
+      </w:r>
+    </w:p>
+    <w:p>
+      <w:pPr>
+        <w:pStyle w:val="a0"/>
+        <w:spacing w:after="60"/>
+        <w:rPr>
+          <w:lang w:eastAsia="ko-KR"/>
+        </w:rPr>
+      </w:pPr>
+      <w:r>
+        <w:rPr>
+          <w:sz w:val="20"/>
+          <w:szCs w:val="20"/>
+          <w:lang w:eastAsia="ko-KR"/>
+        </w:rPr>
+        <w:t xml:space="preserve">모은 근거를 LLM에 주고 근거 안에서만 답하게 한다. LLM이 맡는 부분(질문 해석, 답변 작성)을 LLM 팀과 함께 설계하고자 한다.</w:t>
       </w:r>
     </w:p>
     <w:p>
@@ -183,7 +234,8 @@
     </w:p>
     <w:p>
       <w:pPr>
-        <w:spacing w:before="60" w:after="120"/>
+        <w:pStyle w:val="a0"/>
+        <w:spacing w:after="60"/>
         <w:rPr>
           <w:lang w:eastAsia="ko-KR"/>
         </w:rPr>
@@ -194,7 +246,7 @@
           <w:szCs w:val="20"/>
           <w:lang w:eastAsia="ko-KR"/>
         </w:rPr>
-        <w:t xml:space="preserve">큰 틀을 댐 운영 자료에 적용해 만들어 본 구성입니다. STEP 1·2(설계와 구축)는 마치고 검증했으며, STEP 3(질문 처리)은 질문 10개로 시험한 단계라 확정한 방법이 아닙니다.</w:t>
+        <w:t xml:space="preserve">큰 틀을 댐 운영 자료에 적용한 구성이다. STEP 1·2는 구축과 검증을 마쳤고, STEP 3은 질문 10개로 시험한 단계이며 확정한 방법이 아니다.</w:t>
       </w:r>
     </w:p>
     <w:p>
@@ -335,7 +387,7 @@
           <w:szCs w:val="20"/>
           <w:lang w:eastAsia="ko-KR"/>
         </w:rPr>
-        <w:t xml:space="preserve">STEP 1 Ontology 설계: 운영자에게 필요한 질문 7개(전체 질문 1개와 세부 질문 6개)를 먼저 정했습니다. 세부 질문 6개는 현재 상태, 과거 상태, 과거 운영행위(실제로 수행된 방류 같은 조작), 과거 방류 승인, 현재 운영기준, 공식 근거입니다. 이 질문에 답하기 위해 개체 6종류(댐, 수문기상 상태, 방류 승인, 운영행위, 운영기준, 근거자료)와 관계 9종류를 설계했습니다.</w:t>
+        <w:t xml:space="preserve">STEP 1 Ontology 설계: 운영자에게 필요한 질문 7개(전체 질문 1개, 세부 질문 6개)를 먼저 설정하였다.</w:t>
       </w:r>
     </w:p>
     <w:p>
@@ -352,7 +404,7 @@
           <w:szCs w:val="20"/>
           <w:lang w:eastAsia="ko-KR"/>
         </w:rPr>
-        <w:t xml:space="preserve">STEP 2 사전 구축: 세 가지 자료(방류 승인 기록, 수문기상 시간 자료, 규정 별표3)를 미리 정한 규칙으로 자동 정리해 세 저장소에 나눕니다. KG에는 댐·승인·운영행위·운영기준·근거자료와 그 사이의 관계, 근거의 위치를 담고, 측정값 전체는 측정자료 저장소에, 규정 원문은 문서 저장소에 둡니다.</w:t>
+        <w:t xml:space="preserve">세부 질문 6개: 현재 상태, 과거 상태, 과거 운영행위(실제 수행된 방류 같은 조작), 과거 방류 승인, 현재 운영기준, 공식 근거</w:t>
       </w:r>
     </w:p>
     <w:p>
@@ -369,7 +421,7 @@
           <w:szCs w:val="20"/>
           <w:lang w:eastAsia="ko-KR"/>
         </w:rPr>
-        <w:t xml:space="preserve">STEP 3 질문 처리: ① LLM이 질문을 “질문 유형”과 “댐·기간” 값으로 바꿉니다(예: 유형은 비슷한 과거 사례, 댐은 소양강댐). ②~⑤ 정해진 규칙이 값을 확인하고, KG와 저장소에서 근거를 조회하고, 제한수위와의 차이·승인량 대비 방류량 비율·비슷한 과거 사례를 계산합니다. ⑥ 이 결과를 번호를 붙인 “근거 모음”으로 LLM에 주면, LLM이 출처 번호를 붙여 답합니다.</w:t>
+        <w:t xml:space="preserve">위 질문에 답하기 위해 개체 6종류(댐, 수문기상 상태, 방류 승인, 운영행위, 운영기준, 근거자료)와 관계 9종류를 설계하였다.</w:t>
       </w:r>
     </w:p>
     <w:p>
@@ -386,7 +438,7 @@
           <w:szCs w:val="20"/>
           <w:lang w:eastAsia="ko-KR"/>
         </w:rPr>
-        <w:t xml:space="preserve">질문 유형은 Ontology의 세부 질문 6개에 수치 비교용 “비슷한 과거 사례”를 더해 설계했고, 시험 중 “현재 상태와 제한수위 비교”, “기간 내 종합”, “범위 밖”을 더해 임시로 10개를 두었습니다. 이 분류 체계 자체가 검토 대상입니다.</w:t>
+        <w:t xml:space="preserve">STEP 2 사전 구축: 세 자료(방류 승인 기록, 수문기상 시간 자료, 규정 별표3)를 미리 정한 규칙으로 자동 정리하여 세 저장소에 나누어 담는다.</w:t>
       </w:r>
     </w:p>
     <w:p>
@@ -403,7 +455,109 @@
           <w:szCs w:val="20"/>
           <w:lang w:eastAsia="ko-KR"/>
         </w:rPr>
-        <w:t xml:space="preserve">조회와 계산을 LLM이 아니라 규칙이 하게 한 이유는 값이 정확하고 확인 가능해야 한다고 보았기 때문입니다. 시험에서 LLM이 직접 계산한 값이 틀린 경우가 있었습니다. 사용한 LLM은 Qwen3-8B(80억 매개변수 모델)를 AWQ 방식으로 압축한 것이며 vLLM 서버에서 실행했습니다.</w:t>
+        <w:t xml:space="preserve">KG에는 개체·관계·근거의 위치를 담고, 측정값 전체는 측정자료 저장소에, 규정 원문은 문서 저장소에 둔다.</w:t>
+      </w:r>
+    </w:p>
+    <w:p>
+      <w:pPr>
+        <w:pStyle w:val="a0"/>
+        <w:spacing w:after="60"/>
+        <w:rPr>
+          <w:lang w:eastAsia="ko-KR"/>
+        </w:rPr>
+      </w:pPr>
+      <w:r>
+        <w:rPr>
+          <w:sz w:val="20"/>
+          <w:szCs w:val="20"/>
+          <w:lang w:eastAsia="ko-KR"/>
+        </w:rPr>
+        <w:t xml:space="preserve">STEP 3 질문 처리: ① LLM이 질문을 “질문 유형”과 “댐·기간” 값으로 변환한다. 예) 유형은 비슷한 과거 사례, 댐은 소양강댐</w:t>
+      </w:r>
+    </w:p>
+    <w:p>
+      <w:pPr>
+        <w:pStyle w:val="a0"/>
+        <w:spacing w:after="60"/>
+        <w:rPr>
+          <w:lang w:eastAsia="ko-KR"/>
+        </w:rPr>
+      </w:pPr>
+      <w:r>
+        <w:rPr>
+          <w:sz w:val="20"/>
+          <w:szCs w:val="20"/>
+          <w:lang w:eastAsia="ko-KR"/>
+        </w:rPr>
+        <w:t xml:space="preserve">②~⑤ 정해진 규칙이 값을 확인하고, KG와 저장소에서 근거를 조회하고, 제한수위와의 차이·승인량 대비 방류량 비율·비슷한 과거 사례를 계산한다.</w:t>
+      </w:r>
+    </w:p>
+    <w:p>
+      <w:pPr>
+        <w:pStyle w:val="a0"/>
+        <w:spacing w:after="60"/>
+        <w:rPr>
+          <w:lang w:eastAsia="ko-KR"/>
+        </w:rPr>
+      </w:pPr>
+      <w:r>
+        <w:rPr>
+          <w:sz w:val="20"/>
+          <w:szCs w:val="20"/>
+          <w:lang w:eastAsia="ko-KR"/>
+        </w:rPr>
+        <w:t xml:space="preserve">⑥ 결과를 번호 붙인 “근거 모음”으로 LLM에 주면, LLM이 출처 번호를 붙여 답한다.</w:t>
+      </w:r>
+    </w:p>
+    <w:p>
+      <w:pPr>
+        <w:pStyle w:val="a0"/>
+        <w:spacing w:after="60"/>
+        <w:rPr>
+          <w:lang w:eastAsia="ko-KR"/>
+        </w:rPr>
+      </w:pPr>
+      <w:r>
+        <w:rPr>
+          <w:sz w:val="20"/>
+          <w:szCs w:val="20"/>
+          <w:lang w:eastAsia="ko-KR"/>
+        </w:rPr>
+        <w:t xml:space="preserve">질문 유형: 세부 질문 6개에 수치 비교용 “비슷한 과거 사례”를 더해 설계하였고, 시험 중 “현재 상태와 제한수위 비교”, “기간 내 종합”, “범위 밖”을 추가하여 임시로 10개를 두었다. 이 분류 체계 자체가 검토 대상이다.</w:t>
+      </w:r>
+    </w:p>
+    <w:p>
+      <w:pPr>
+        <w:pStyle w:val="a0"/>
+        <w:spacing w:after="60"/>
+        <w:rPr>
+          <w:lang w:eastAsia="ko-KR"/>
+        </w:rPr>
+      </w:pPr>
+      <w:r>
+        <w:rPr>
+          <w:sz w:val="20"/>
+          <w:szCs w:val="20"/>
+          <w:lang w:eastAsia="ko-KR"/>
+        </w:rPr>
+        <w:t xml:space="preserve">조회와 계산은 LLM이 아닌 규칙이 하도록 하였다. 값이 정확하고 확인 가능해야 하기 때문이며, 시험에서 LLM이 직접 계산한 값이 틀린 경우가 있었다.</w:t>
+      </w:r>
+    </w:p>
+    <w:p>
+      <w:pPr>
+        <w:pStyle w:val="a0"/>
+        <w:spacing w:after="60"/>
+        <w:rPr>
+          <w:lang w:eastAsia="ko-KR"/>
+        </w:rPr>
+      </w:pPr>
+      <w:r>
+        <w:rPr>
+          <w:sz w:val="20"/>
+          <w:szCs w:val="20"/>
+          <w:lang w:eastAsia="ko-KR"/>
+        </w:rPr>
+        <w:t xml:space="preserve">사용 모델: Qwen3-8B(80억 매개변수 모델)를 AWQ 방식으로 압축하여 vLLM 서버에서 실행하였다.</w:t>
       </w:r>
     </w:p>
     <w:p>
@@ -633,6 +787,7 @@
           <w:p>
             <w:pPr>
               <w:spacing w:after="20" w:line="252" w:lineRule="auto"/>
+              <w:ind w:left="180" w:hanging="180"/>
             </w:pPr>
             <w:r>
               <w:rPr>
@@ -640,7 +795,35 @@
                 <w:szCs w:val="18"/>
                 <w:lang w:eastAsia="ko-KR"/>
               </w:rPr>
-              <w:t xml:space="preserve">충주·소양강·횡성·광동 4개 댐의 방류 승인 80건(2010-09 ~ 2021-07). 표 파일이며 한 행이 승인 한 건이고 비고란에 “이내 탄력적 조정” 같은 짧은 문장이 있다. 예) 충주댐 승인 1368번, 2012-08-24 승인</w:t>
+              <w:t xml:space="preserve">• 충주·소양강·횡성·광동 4개 댐의 방류 승인 80건 (2010-09 ~ 2021-07)</w:t>
+            </w:r>
+          </w:p>
+          <w:p>
+            <w:pPr>
+              <w:spacing w:after="20" w:line="252" w:lineRule="auto"/>
+              <w:ind w:left="180" w:hanging="180"/>
+            </w:pPr>
+            <w:r>
+              <w:rPr>
+                <w:sz w:val="18"/>
+                <w:szCs w:val="18"/>
+                <w:lang w:eastAsia="ko-KR"/>
+              </w:rPr>
+              <w:t xml:space="preserve">• 표 파일, 한 행이 승인 한 건이며 비고란에 “이내 탄력적 조정” 같은 짧은 문장이 있음</w:t>
+            </w:r>
+          </w:p>
+          <w:p>
+            <w:pPr>
+              <w:spacing w:after="20" w:line="252" w:lineRule="auto"/>
+              <w:ind w:left="180" w:hanging="180"/>
+            </w:pPr>
+            <w:r>
+              <w:rPr>
+                <w:sz w:val="18"/>
+                <w:szCs w:val="18"/>
+                <w:lang w:eastAsia="ko-KR"/>
+              </w:rPr>
+              <w:t xml:space="preserve">• 예) 충주댐 승인 1368번, 2012-08-24 승인</w:t>
             </w:r>
           </w:p>
         </w:tc>
@@ -743,6 +926,7 @@
           <w:p>
             <w:pPr>
               <w:spacing w:after="20" w:line="252" w:lineRule="auto"/>
+              <w:ind w:left="180" w:hanging="180"/>
             </w:pPr>
             <w:r>
               <w:rPr>
@@ -750,7 +934,35 @@
                 <w:szCs w:val="18"/>
                 <w:lang w:eastAsia="ko-KR"/>
               </w:rPr>
-              <w:t xml:space="preserve">4개 댐의 시간별 측정값 약 50.8만 줄(2010-08 ~ 2026-09). 변수는 수위, 저수량, 강우량, 유입량, 총방류량, 저수율. 예) 소양강댐 2017-08-25 15:00, 수위 192.53 EL.m(해발 높이 m), 유입량 1027.58 CMS(초당 ㎥), 총방류량 523.33 CMS</w:t>
+              <w:t xml:space="preserve">• 4개 댐의 시간별 측정값 약 50.8만 줄 (2010-08 ~ 2026-09)</w:t>
+            </w:r>
+          </w:p>
+          <w:p>
+            <w:pPr>
+              <w:spacing w:after="20" w:line="252" w:lineRule="auto"/>
+              <w:ind w:left="180" w:hanging="180"/>
+            </w:pPr>
+            <w:r>
+              <w:rPr>
+                <w:sz w:val="18"/>
+                <w:szCs w:val="18"/>
+                <w:lang w:eastAsia="ko-KR"/>
+              </w:rPr>
+              <w:t xml:space="preserve">• 변수: 수위, 저수량, 강우량, 유입량, 총방류량, 저수율</w:t>
+            </w:r>
+          </w:p>
+          <w:p>
+            <w:pPr>
+              <w:spacing w:after="20" w:line="252" w:lineRule="auto"/>
+              <w:ind w:left="180" w:hanging="180"/>
+            </w:pPr>
+            <w:r>
+              <w:rPr>
+                <w:sz w:val="18"/>
+                <w:szCs w:val="18"/>
+                <w:lang w:eastAsia="ko-KR"/>
+              </w:rPr>
+              <w:t xml:space="preserve">• 예) 소양강댐 2017-08-25 15:00, 수위 192.53 EL.m(해발 높이 m), 유입량 1027.58 CMS(초당 ㎥), 총방류량 523.33 CMS</w:t>
             </w:r>
           </w:p>
         </w:tc>
@@ -853,6 +1065,7 @@
           <w:p>
             <w:pPr>
               <w:spacing w:after="20" w:line="252" w:lineRule="auto"/>
+              <w:ind w:left="180" w:hanging="180"/>
             </w:pPr>
             <w:r>
               <w:rPr>
@@ -860,7 +1073,35 @@
                 <w:szCs w:val="18"/>
                 <w:lang w:eastAsia="ko-KR"/>
               </w:rPr>
-              <w:t xml:space="preserve">홍수기에 넘기지 않도록 정한 수위. 충주 138.0, 소양강 190.3, 횡성 178.2 EL.m(광동댐은 없음). 선 문자로 그린 표가 들어 있는 법령 텍스트</w:t>
+              <w:t xml:space="preserve">• 홍수기에 넘기지 않도록 정한 수위</w:t>
+            </w:r>
+          </w:p>
+          <w:p>
+            <w:pPr>
+              <w:spacing w:after="20" w:line="252" w:lineRule="auto"/>
+              <w:ind w:left="180" w:hanging="180"/>
+            </w:pPr>
+            <w:r>
+              <w:rPr>
+                <w:sz w:val="18"/>
+                <w:szCs w:val="18"/>
+                <w:lang w:eastAsia="ko-KR"/>
+              </w:rPr>
+              <w:t xml:space="preserve">• 충주 138.0, 소양강 190.3, 횡성 178.2 EL.m (광동댐은 없음)</w:t>
+            </w:r>
+          </w:p>
+          <w:p>
+            <w:pPr>
+              <w:spacing w:after="20" w:line="252" w:lineRule="auto"/>
+              <w:ind w:left="180" w:hanging="180"/>
+            </w:pPr>
+            <w:r>
+              <w:rPr>
+                <w:sz w:val="18"/>
+                <w:szCs w:val="18"/>
+                <w:lang w:eastAsia="ko-KR"/>
+              </w:rPr>
+              <w:t xml:space="preserve">• 선 문자로 그린 표가 들어 있는 법령 텍스트</w:t>
             </w:r>
           </w:p>
         </w:tc>
@@ -901,7 +1142,8 @@
     </w:p>
     <w:p>
       <w:pPr>
-        <w:spacing w:before="60" w:after="120"/>
+        <w:pStyle w:val="a0"/>
+        <w:spacing w:after="60"/>
         <w:rPr>
           <w:lang w:eastAsia="ko-KR"/>
         </w:rPr>
@@ -912,7 +1154,24 @@
           <w:szCs w:val="20"/>
           <w:lang w:eastAsia="ko-KR"/>
         </w:rPr>
-        <w:t xml:space="preserve">이 자료를 Ontology의 개체 6종류와 관계 9종류에 맞추어 구조화했습니다. 승인 한 건은 “승인 → 허가한 운영행위 → 댐”, “댐 → 수위 상태 → 측정자료 저장소”, “댐 ← 제한수위 ← 별표3”으로 이어집니다(4.1의 그림 4). 다만 실제 운영 기록은 공개되어 있지 않아, 운영행위는 승인 비고와 측정된 방류량 변화에서 규칙으로 구성한 것이며 그 규칙(분류, 시각)은 연구자가 정한 임시 기준입니다.</w:t>
+        <w:t xml:space="preserve">자료를 Ontology의 개체 6종류와 관계 9종류에 맞추어 구조화하였다. 승인 한 건은 “승인 → 허가한 운영행위 → 댐”, “댐 → 수위 상태 → 측정자료 저장소”, “댐 ← 제한수위 ← 별표3”으로 이어진다(4.1의 그림 4).</w:t>
+      </w:r>
+    </w:p>
+    <w:p>
+      <w:pPr>
+        <w:pStyle w:val="a0"/>
+        <w:spacing w:after="60"/>
+        <w:rPr>
+          <w:lang w:eastAsia="ko-KR"/>
+        </w:rPr>
+      </w:pPr>
+      <w:r>
+        <w:rPr>
+          <w:sz w:val="20"/>
+          <w:szCs w:val="20"/>
+          <w:lang w:eastAsia="ko-KR"/>
+        </w:rPr>
+        <w:t xml:space="preserve">실제 운영 기록은 공개되어 있지 않아, 운영행위는 승인 비고와 측정된 방류량 변화에서 규칙으로 구성하였다. 규칙(분류, 시각)은 연구자가 정한 임시 기준이다.</w:t>
       </w:r>
     </w:p>
     <w:p>
@@ -1055,7 +1314,23 @@
                 <w:szCs w:val="18"/>
                 <w:lang w:eastAsia="ko-KR"/>
               </w:rPr>
-              <w:t xml:space="preserve">개체 273개, 관계 457개</w:t>
+              <w:t xml:space="preserve">개체 273개</w:t>
+            </w:r>
+          </w:p>
+          <w:p>
+            <w:pPr>
+              <w:spacing w:after="20" w:line="252" w:lineRule="auto"/>
+              <w:jc w:val="center"/>
+            </w:pPr>
+            <w:r>
+              <w:rPr>
+                <w:b/>
+                <w:color w:val="1F4E79"/>
+                <w:sz w:val="18"/>
+                <w:szCs w:val="18"/>
+                <w:lang w:eastAsia="ko-KR"/>
+              </w:rPr>
+              <w:t xml:space="preserve">관계 457개</w:t>
             </w:r>
           </w:p>
         </w:tc>
@@ -1073,6 +1348,7 @@
           <w:p>
             <w:pPr>
               <w:spacing w:after="20" w:line="252" w:lineRule="auto"/>
+              <w:ind w:left="180" w:hanging="180"/>
             </w:pPr>
             <w:r>
               <w:rPr>
@@ -1080,7 +1356,63 @@
                 <w:szCs w:val="18"/>
                 <w:lang w:eastAsia="ko-KR"/>
               </w:rPr>
-              <w:t xml:space="preserve">개체는 KG의 점, 관계는 점 사이의 선입니다. 개체의 예: 충주댐(댐 4개 중 하나), 승인 1368(승인 80건 중 하나), 탄력적 방류(운영행위 68개 중 하나). 관계의 예: “승인 1368 → 허가 → 탄력적 방류”, “승인 1368 → 대상 댐 → 충주댐”. 개체의 내역은 댐 4, 수문기상 상태 24(댐 4개 × 변수 6개, 예: 충주댐_수위), 승인 80, 운영행위 68, 운영기준 3(광동댐 제외), 근거자료 94입니다. 관계 중 202개는 각 개체가 어떤 근거자료에서 왔는지를 가리킵니다.</w:t>
+              <w:t xml:space="preserve">• 개체는 KG의 점, 관계는 점 사이의 선이다.</w:t>
+            </w:r>
+          </w:p>
+          <w:p>
+            <w:pPr>
+              <w:spacing w:after="20" w:line="252" w:lineRule="auto"/>
+              <w:ind w:left="180" w:hanging="180"/>
+            </w:pPr>
+            <w:r>
+              <w:rPr>
+                <w:sz w:val="18"/>
+                <w:szCs w:val="18"/>
+                <w:lang w:eastAsia="ko-KR"/>
+              </w:rPr>
+              <w:t xml:space="preserve">• 개체 예: 충주댐(댐 4개 중 하나), 승인 1368(승인 80건 중 하나), 탄력적 방류(운영행위 68개 중 하나)</w:t>
+            </w:r>
+          </w:p>
+          <w:p>
+            <w:pPr>
+              <w:spacing w:after="20" w:line="252" w:lineRule="auto"/>
+              <w:ind w:left="180" w:hanging="180"/>
+            </w:pPr>
+            <w:r>
+              <w:rPr>
+                <w:sz w:val="18"/>
+                <w:szCs w:val="18"/>
+                <w:lang w:eastAsia="ko-KR"/>
+              </w:rPr>
+              <w:t xml:space="preserve">• 관계 예: “승인 1368 → 허가 → 탄력적 방류”, “승인 1368 → 대상 댐 → 충주댐”</w:t>
+            </w:r>
+          </w:p>
+          <w:p>
+            <w:pPr>
+              <w:spacing w:after="20" w:line="252" w:lineRule="auto"/>
+              <w:ind w:left="180" w:hanging="180"/>
+            </w:pPr>
+            <w:r>
+              <w:rPr>
+                <w:sz w:val="18"/>
+                <w:szCs w:val="18"/>
+                <w:lang w:eastAsia="ko-KR"/>
+              </w:rPr>
+              <w:t xml:space="preserve">• 개체 내역: 댐 4, 수문기상 상태 24(댐 4개 × 변수 6개, 예: 충주댐_수위), 승인 80, 운영행위 68, 운영기준 3(광동댐 제외), 근거자료 94</w:t>
+            </w:r>
+          </w:p>
+          <w:p>
+            <w:pPr>
+              <w:spacing w:after="20" w:line="252" w:lineRule="auto"/>
+              <w:ind w:left="180" w:hanging="180"/>
+            </w:pPr>
+            <w:r>
+              <w:rPr>
+                <w:sz w:val="18"/>
+                <w:szCs w:val="18"/>
+                <w:lang w:eastAsia="ko-KR"/>
+              </w:rPr>
+              <w:t xml:space="preserve">• 관계 중 202개는 각 개체가 어떤 근거자료에서 왔는지를 가리킴</w:t>
             </w:r>
           </w:p>
         </w:tc>
@@ -1133,6 +1465,7 @@
           <w:p>
             <w:pPr>
               <w:spacing w:after="20" w:line="252" w:lineRule="auto"/>
+              <w:ind w:left="180" w:hanging="180"/>
             </w:pPr>
             <w:r>
               <w:rPr>
@@ -1140,7 +1473,35 @@
                 <w:szCs w:val="18"/>
                 <w:lang w:eastAsia="ko-KR"/>
               </w:rPr>
-              <w:t xml:space="preserve">측정자료 저장소에는 시간별 측정값이 508,246줄 있습니다. 한 줄은 “댐 하나의 한 시각” 값이며, 예를 들면 소양강댐 2017-08-25 15:00의 수위·유입량·방류량입니다. 문서 저장소에는 별표3 원문이 10조각(현행 1개와 과거 개정판 9개) 있습니다. KG에는 이 값들 대신 찾아갈 번호(측정소 번호, 조각 번호)만 있습니다.</w:t>
+              <w:t xml:space="preserve">• 측정자료 저장소: 시간별 측정값 508,246줄 (한 줄은 댐 하나의 한 시각 값, 예: 소양강댐 2017-08-25 15:00의 수위·유입량·방류량)</w:t>
+            </w:r>
+          </w:p>
+          <w:p>
+            <w:pPr>
+              <w:spacing w:after="20" w:line="252" w:lineRule="auto"/>
+              <w:ind w:left="180" w:hanging="180"/>
+            </w:pPr>
+            <w:r>
+              <w:rPr>
+                <w:sz w:val="18"/>
+                <w:szCs w:val="18"/>
+                <w:lang w:eastAsia="ko-KR"/>
+              </w:rPr>
+              <w:t xml:space="preserve">• 문서 저장소: 별표3 원문 10조각 (현행 1개, 과거 개정판 9개)</w:t>
+            </w:r>
+          </w:p>
+          <w:p>
+            <w:pPr>
+              <w:spacing w:after="20" w:line="252" w:lineRule="auto"/>
+              <w:ind w:left="180" w:hanging="180"/>
+            </w:pPr>
+            <w:r>
+              <w:rPr>
+                <w:sz w:val="18"/>
+                <w:szCs w:val="18"/>
+                <w:lang w:eastAsia="ko-KR"/>
+              </w:rPr>
+              <w:t xml:space="preserve">• KG에는 값 대신 찾아갈 번호(측정소 번호, 조각 번호)만 있음</w:t>
             </w:r>
           </w:p>
         </w:tc>
@@ -1193,6 +1554,7 @@
           <w:p>
             <w:pPr>
               <w:spacing w:after="20" w:line="252" w:lineRule="auto"/>
+              <w:ind w:left="180" w:hanging="180"/>
             </w:pPr>
             <w:r>
               <w:rPr>
@@ -1200,7 +1562,63 @@
                 <w:szCs w:val="18"/>
                 <w:lang w:eastAsia="ko-KR"/>
               </w:rPr>
-              <w:t xml:space="preserve">KG가 설계대로 만들어졌는지 5가지를 검사했고 어긋난 곳은 모두 0건이었습니다. 예) 모든 관계의 양쪽 끝 개체가 실제로 존재하는가, 승인마다 승인일이 빠짐없이 있는가. 나머지 검사의 예: 날짜가 “2012-08-24” 형식인가, 모든 승인·운영행위가 근거자료에 이어지는가, 승인에서 댐으로 바로 가는 길과 운영행위를 거쳐 가는 길이 같은 댐을 가리키는가. 또 세부 질문 6개 각각에 대해 KG에서 답을 찾아갈 경로가 있는지 확인했고, 과거 운영행위를 묻는 질문 하나만 “부분 가능”이었습니다. 운영행위가 실제 기록이 아니라 승인에서 구성한 것이라 실제 수행 여부는 확인할 수 없기 때문입니다.</w:t>
+              <w:t xml:space="preserve">• KG가 설계대로 만들어졌는지 5가지를 검사하였고, 어긋난 곳은 모두 0건이었다.</w:t>
+            </w:r>
+          </w:p>
+          <w:p>
+            <w:pPr>
+              <w:spacing w:after="20" w:line="252" w:lineRule="auto"/>
+              <w:ind w:left="180" w:hanging="180"/>
+            </w:pPr>
+            <w:r>
+              <w:rPr>
+                <w:sz w:val="18"/>
+                <w:szCs w:val="18"/>
+                <w:lang w:eastAsia="ko-KR"/>
+              </w:rPr>
+              <w:t xml:space="preserve">• 검사 예: 모든 관계의 양쪽 끝 개체가 실제로 존재하는가, 승인마다 승인일이 있는가</w:t>
+            </w:r>
+          </w:p>
+          <w:p>
+            <w:pPr>
+              <w:spacing w:after="20" w:line="252" w:lineRule="auto"/>
+              <w:ind w:left="180" w:hanging="180"/>
+            </w:pPr>
+            <w:r>
+              <w:rPr>
+                <w:sz w:val="18"/>
+                <w:szCs w:val="18"/>
+                <w:lang w:eastAsia="ko-KR"/>
+              </w:rPr>
+              <w:t xml:space="preserve">• 그 밖의 예: 날짜가 “2012-08-24” 형식인가, 모든 승인·운영행위가 근거자료에 이어지는가, 승인에서 댐으로 바로 가는 길과 운영행위를 거쳐 가는 길이 같은 댐을 가리키는가</w:t>
+            </w:r>
+          </w:p>
+          <w:p>
+            <w:pPr>
+              <w:spacing w:after="20" w:line="252" w:lineRule="auto"/>
+              <w:ind w:left="180" w:hanging="180"/>
+            </w:pPr>
+            <w:r>
+              <w:rPr>
+                <w:sz w:val="18"/>
+                <w:szCs w:val="18"/>
+                <w:lang w:eastAsia="ko-KR"/>
+              </w:rPr>
+              <w:t xml:space="preserve">• 세부 질문 6개 각각에 대해 KG에서 답을 찾아갈 경로가 있는지 확인하였고, 과거 운영행위를 묻는 질문 하나만 “부분 가능”이었다.</w:t>
+            </w:r>
+          </w:p>
+          <w:p>
+            <w:pPr>
+              <w:spacing w:after="20" w:line="252" w:lineRule="auto"/>
+              <w:ind w:left="180" w:hanging="180"/>
+            </w:pPr>
+            <w:r>
+              <w:rPr>
+                <w:sz w:val="18"/>
+                <w:szCs w:val="18"/>
+                <w:lang w:eastAsia="ko-KR"/>
+              </w:rPr>
+              <w:t xml:space="preserve">• 운영행위가 실제 기록이 아니라 승인에서 구성한 것이어서 실제 수행 여부는 확인할 수 없기 때문이다.</w:t>
             </w:r>
           </w:p>
         </w:tc>
@@ -1253,6 +1671,7 @@
           <w:p>
             <w:pPr>
               <w:spacing w:after="20" w:line="252" w:lineRule="auto"/>
+              <w:ind w:left="180" w:hanging="180"/>
             </w:pPr>
             <w:r>
               <w:rPr>
@@ -1260,7 +1679,35 @@
                 <w:szCs w:val="18"/>
                 <w:lang w:eastAsia="ko-KR"/>
               </w:rPr>
-              <w:t xml:space="preserve">이전 승인을 변경하는 성격의 승인 6건(예: 승인 1369)은 연결된 운영행위가 없어, “댐 → 운영행위 → 승인” 순서로 찾으면 80건 중 74건만 찾을 수 있었습니다. 승인과 댐을 바로 잇는 관계(승인 → 대상 댐)를 추가해 80건 모두 찾아갈 수 있게 했습니다(관계 종류 8개 → 9개).</w:t>
+              <w:t xml:space="preserve">• 이전 승인을 변경하는 성격의 승인 6건(예: 승인 1369)은 연결된 운영행위가 없었다.</w:t>
+            </w:r>
+          </w:p>
+          <w:p>
+            <w:pPr>
+              <w:spacing w:after="20" w:line="252" w:lineRule="auto"/>
+              <w:ind w:left="180" w:hanging="180"/>
+            </w:pPr>
+            <w:r>
+              <w:rPr>
+                <w:sz w:val="18"/>
+                <w:szCs w:val="18"/>
+                <w:lang w:eastAsia="ko-KR"/>
+              </w:rPr>
+              <w:t xml:space="preserve">• “댐 → 운영행위 → 승인” 순서로 찾으면 80건 중 74건만 찾을 수 있었다.</w:t>
+            </w:r>
+          </w:p>
+          <w:p>
+            <w:pPr>
+              <w:spacing w:after="20" w:line="252" w:lineRule="auto"/>
+              <w:ind w:left="180" w:hanging="180"/>
+            </w:pPr>
+            <w:r>
+              <w:rPr>
+                <w:sz w:val="18"/>
+                <w:szCs w:val="18"/>
+                <w:lang w:eastAsia="ko-KR"/>
+              </w:rPr>
+              <w:t xml:space="preserve">• 승인과 댐을 바로 잇는 관계(승인 → 대상 댐)를 추가하여 80건 모두 찾을 수 있게 하였다. (관계 종류 8개 → 9개)</w:t>
             </w:r>
           </w:p>
         </w:tc>
@@ -1352,7 +1799,8 @@
     </w:p>
     <w:p>
       <w:pPr>
-        <w:spacing w:before="60" w:after="120"/>
+        <w:pStyle w:val="a0"/>
+        <w:spacing w:after="60"/>
         <w:rPr>
           <w:lang w:eastAsia="ko-KR"/>
         </w:rPr>
@@ -1363,7 +1811,7 @@
           <w:szCs w:val="20"/>
           <w:lang w:eastAsia="ko-KR"/>
         </w:rPr>
-        <w:t xml:space="preserve">질문 10개를 한 번씩 실행했습니다. 아래는 현재 상태와 제한수위 확인, 비슷한 과거 사례의 승인·운영행위 조회, 승인량 대비 방류량 비교를 모두 포함하는 질문 하나의 전 과정입니다. 오른쪽 열은 각 값이 무엇을 뜻하는지 설명한 것입니다.</w:t>
+        <w:t xml:space="preserve">질문 10개를 한 번씩 실행하였다. 아래는 현재 상태와 제한수위 확인, 비슷한 과거 사례의 승인·운영행위 조회, 승인량 대비 방류량 비교를 모두 포함하는 질문 하나의 전 과정이다. 오른쪽 열은 값의 의미이다.</w:t>
       </w:r>
     </w:p>
     <w:tbl>
@@ -1635,6 +2083,7 @@
           <w:p>
             <w:pPr>
               <w:spacing w:after="20" w:line="252" w:lineRule="auto"/>
+              <w:ind w:left="180" w:hanging="180"/>
             </w:pPr>
             <w:r>
               <w:rPr>
@@ -1642,7 +2091,21 @@
                 <w:szCs w:val="18"/>
                 <w:lang w:eastAsia="ko-KR"/>
               </w:rPr>
-              <w:t xml:space="preserve">질문 유형은 비슷한 과거 사례(SIMILAR), 댐은 소양강댐, 보여 줄 사례 수(k)는 1. 질문에 사례 수가 없었는데 LLM이 1로 채웠다.</w:t>
+              <w:t xml:space="preserve">• 질문 유형은 비슷한 과거 사례(SIMILAR), 댐은 소양강댐</w:t>
+            </w:r>
+          </w:p>
+          <w:p>
+            <w:pPr>
+              <w:spacing w:after="20" w:line="252" w:lineRule="auto"/>
+              <w:ind w:left="180" w:hanging="180"/>
+            </w:pPr>
+            <w:r>
+              <w:rPr>
+                <w:sz w:val="18"/>
+                <w:szCs w:val="18"/>
+                <w:lang w:eastAsia="ko-KR"/>
+              </w:rPr>
+              <w:t xml:space="preserve">• 보여 줄 사례 수(k)는 1: 질문에 없었는데 LLM이 채움</w:t>
             </w:r>
           </w:p>
         </w:tc>
@@ -1727,7 +2190,7 @@
                 <w:szCs w:val="18"/>
                 <w:lang w:eastAsia="ko-KR"/>
               </w:rPr>
-              <w:t xml:space="preserve">저장된 자료 중 가장 최근 시각(실시간이 아님)을 “현재”로 사용</w:t>
+              <w:t xml:space="preserve">저장된 자료 중 가장 최근 시각(실시간 아님)을 “현재”로 사용</w:t>
             </w:r>
           </w:p>
         </w:tc>
@@ -1812,7 +2275,7 @@
                 <w:szCs w:val="18"/>
                 <w:lang w:eastAsia="ko-KR"/>
               </w:rPr>
-              <w:t xml:space="preserve">현재 수위가 제한수위보다 5.04 m 낮다는 뜻 (185.2644 − 190.3)</w:t>
+              <w:t xml:space="preserve">현재 수위가 제한수위보다 5.04 m 낮음 (185.2644 − 190.3)</w:t>
             </w:r>
           </w:p>
         </w:tc>
@@ -1890,6 +2353,7 @@
           <w:p>
             <w:pPr>
               <w:spacing w:after="20" w:line="252" w:lineRule="auto"/>
+              <w:ind w:left="180" w:hanging="180"/>
             </w:pPr>
             <w:r>
               <w:rPr>
@@ -1897,7 +2361,21 @@
                 <w:szCs w:val="18"/>
                 <w:lang w:eastAsia="ko-KR"/>
               </w:rPr>
-              <w:t xml:space="preserve">수위와 유입량이 현재와 얼마나 비슷한지 잰 값(0이면 완전히 같고 클수록 다름). 후보 4개 중 현재와 가장 가까운 시점</w:t>
+              <w:t xml:space="preserve">• 수위와 유입량이 현재와 얼마나 비슷한지 잰 값 (0이면 완전히 같고 클수록 다름)</w:t>
+            </w:r>
+          </w:p>
+          <w:p>
+            <w:pPr>
+              <w:spacing w:after="20" w:line="252" w:lineRule="auto"/>
+              <w:ind w:left="180" w:hanging="180"/>
+            </w:pPr>
+            <w:r>
+              <w:rPr>
+                <w:sz w:val="18"/>
+                <w:szCs w:val="18"/>
+                <w:lang w:eastAsia="ko-KR"/>
+              </w:rPr>
+              <w:t xml:space="preserve">• 후보 4개 중 현재와 가장 가까운 시점</w:t>
             </w:r>
           </w:p>
         </w:tc>
@@ -1982,7 +2460,7 @@
                 <w:szCs w:val="18"/>
                 <w:lang w:eastAsia="ko-KR"/>
               </w:rPr>
-              <w:t xml:space="preserve">그 시각에 있었던 방류 운영행위와 그것을 허가한 승인</w:t>
+              <w:t xml:space="preserve">그 시각의 방류 운영행위와 이를 허가한 승인</w:t>
             </w:r>
           </w:p>
         </w:tc>
@@ -2067,7 +2545,7 @@
                 <w:szCs w:val="18"/>
                 <w:lang w:eastAsia="ko-KR"/>
               </w:rPr>
-              <w:t xml:space="preserve">승인된 방류량의 약 3분의 2만큼 실제로 방류했다는 뜻 (1011.2 ÷ 1500)</w:t>
+              <w:t xml:space="preserve">승인된 방류량의 약 3분의 2를 실제로 방류 (1011.2 ÷ 1500)</w:t>
             </w:r>
           </w:p>
         </w:tc>
@@ -2204,7 +2682,7 @@
                 <w:szCs w:val="18"/>
                 <w:lang w:eastAsia="ko-KR"/>
               </w:rPr>
-              <w:t xml:space="preserve">위 결과를 “근거 모음”으로 받아 출처 번호([CRI:CR-01] 등)를 붙여 작성</w:t>
+              <w:t xml:space="preserve">결과를 “근거 모음”으로 받아 출처 번호([CRI:CR-01] 등)를 붙여 작성</w:t>
             </w:r>
           </w:p>
         </w:tc>
@@ -2220,7 +2698,8 @@
     </w:p>
     <w:p>
       <w:pPr>
-        <w:spacing w:before="60" w:after="120"/>
+        <w:pStyle w:val="a0"/>
+        <w:spacing w:after="60"/>
         <w:rPr>
           <w:lang w:eastAsia="ko-KR"/>
         </w:rPr>
@@ -2231,7 +2710,92 @@
           <w:szCs w:val="20"/>
           <w:lang w:eastAsia="ko-KR"/>
         </w:rPr>
-        <w:t xml:space="preserve">답변의 수치와 출처 번호는 근거 모음과 일치했습니다. 다만 사례를 1개만 보여 준 것은 LLM이 사례 수를 1로 채웠기 때문이고, 답변의 “+7.27 m”(사례 수위 192.53에서 현재 수위 185.2644를 뺀 값)는 근거 모음에 없어 LLM이 직접 계산한 값입니다(계산은 맞았지만 원래 규칙이 해야 하는 일입니다). 10개 질문 전체의 결과는 다음과 같습니다. “질문 유형 분류”는 ① 단계에서 LLM이 고른 유형이 우리가 기대한 유형과 같은지, “판정”은 사람이 답변을 근거 모음과 대조해 읽고 정한 것입니다. CURRENT는 현재 상태와 제한수위 비교, INTEGRATED는 기간 내 운영·승인·상태·근거 종합, SIMILAR는 비슷한 과거 사례 질문입니다.</w:t>
+        <w:t xml:space="preserve">답변의 수치와 출처 번호는 근거 모음과 일치하였다.</w:t>
+      </w:r>
+    </w:p>
+    <w:p>
+      <w:pPr>
+        <w:pStyle w:val="a0"/>
+        <w:spacing w:after="60"/>
+        <w:rPr>
+          <w:lang w:eastAsia="ko-KR"/>
+        </w:rPr>
+      </w:pPr>
+      <w:r>
+        <w:rPr>
+          <w:sz w:val="20"/>
+          <w:szCs w:val="20"/>
+          <w:lang w:eastAsia="ko-KR"/>
+        </w:rPr>
+        <w:t xml:space="preserve">사례를 1개만 보여 준 것은 LLM이 사례 수를 1로 채웠기 때문이다.</w:t>
+      </w:r>
+    </w:p>
+    <w:p>
+      <w:pPr>
+        <w:pStyle w:val="a0"/>
+        <w:spacing w:after="60"/>
+        <w:rPr>
+          <w:lang w:eastAsia="ko-KR"/>
+        </w:rPr>
+      </w:pPr>
+      <w:r>
+        <w:rPr>
+          <w:sz w:val="20"/>
+          <w:szCs w:val="20"/>
+          <w:lang w:eastAsia="ko-KR"/>
+        </w:rPr>
+        <w:t xml:space="preserve">답변의 “+7.27 m”(사례 수위 192.53 − 현재 수위 185.2644)는 근거 모음에 없어 LLM이 직접 계산한 값이다. 계산은 맞았으나 원래 규칙이 해야 하는 일이다.</w:t>
+      </w:r>
+    </w:p>
+    <w:p>
+      <w:pPr>
+        <w:pStyle w:val="a0"/>
+        <w:spacing w:after="60"/>
+        <w:rPr>
+          <w:lang w:eastAsia="ko-KR"/>
+        </w:rPr>
+      </w:pPr>
+      <w:r>
+        <w:rPr>
+          <w:sz w:val="20"/>
+          <w:szCs w:val="20"/>
+          <w:lang w:eastAsia="ko-KR"/>
+        </w:rPr>
+        <w:t xml:space="preserve">10개 질문 전체의 결과는 아래 표와 같다.</w:t>
+      </w:r>
+    </w:p>
+    <w:p>
+      <w:pPr>
+        <w:pStyle w:val="a0"/>
+        <w:spacing w:after="60"/>
+        <w:rPr>
+          <w:lang w:eastAsia="ko-KR"/>
+        </w:rPr>
+      </w:pPr>
+      <w:r>
+        <w:rPr>
+          <w:sz w:val="20"/>
+          <w:szCs w:val="20"/>
+          <w:lang w:eastAsia="ko-KR"/>
+        </w:rPr>
+        <w:t xml:space="preserve">질문 유형 분류: ① 단계에서 LLM이 고른 유형이 기대한 유형과 같은지 여부이다. 판정: 사람이 답변을 근거 모음과 대조하여 읽고 정한 것이다.</w:t>
+      </w:r>
+    </w:p>
+    <w:p>
+      <w:pPr>
+        <w:pStyle w:val="a0"/>
+        <w:spacing w:after="60"/>
+        <w:rPr>
+          <w:lang w:eastAsia="ko-KR"/>
+        </w:rPr>
+      </w:pPr>
+      <w:r>
+        <w:rPr>
+          <w:sz w:val="20"/>
+          <w:szCs w:val="20"/>
+          <w:lang w:eastAsia="ko-KR"/>
+        </w:rPr>
+        <w:t xml:space="preserve">CURRENT: 현재 상태와 제한수위 비교, INTEGRATED: 기간 내 운영·승인·상태·근거 종합, SIMILAR: 비슷한 과거 사례</w:t>
       </w:r>
     </w:p>
     <w:tbl>
@@ -2472,6 +3036,7 @@
           <w:p>
             <w:pPr>
               <w:spacing w:after="20" w:line="252" w:lineRule="auto"/>
+              <w:ind w:left="180" w:hanging="180"/>
             </w:pPr>
             <w:r>
               <w:rPr>
@@ -2479,7 +3044,21 @@
                 <w:szCs w:val="18"/>
                 <w:lang w:eastAsia="ko-KR"/>
               </w:rPr>
-              <w:t xml:space="preserve">예) 소양강댐 현재 수위 185.2644 EL.m와 제한수위 190.3 EL.m가 근거 모음과 일치. 광동댐은 제한수위가 없어 “자료에 없음”이라고 정확히 답함</w:t>
+              <w:t xml:space="preserve">• 예) 소양강댐 현재 수위 185.2644 EL.m, 제한수위 190.3 EL.m가 근거 모음과 일치</w:t>
+            </w:r>
+          </w:p>
+          <w:p>
+            <w:pPr>
+              <w:spacing w:after="20" w:line="252" w:lineRule="auto"/>
+              <w:ind w:left="180" w:hanging="180"/>
+            </w:pPr>
+            <w:r>
+              <w:rPr>
+                <w:sz w:val="18"/>
+                <w:szCs w:val="18"/>
+                <w:lang w:eastAsia="ko-KR"/>
+              </w:rPr>
+              <w:t xml:space="preserve">• 광동댐은 제한수위가 없어 “자료에 없음”이라고 정확히 답함</w:t>
             </w:r>
           </w:p>
         </w:tc>
@@ -2582,6 +3161,7 @@
           <w:p>
             <w:pPr>
               <w:spacing w:after="20" w:line="252" w:lineRule="auto"/>
+              <w:ind w:left="180" w:hanging="180"/>
             </w:pPr>
             <w:r>
               <w:rPr>
@@ -2589,7 +3169,21 @@
                 <w:szCs w:val="18"/>
                 <w:lang w:eastAsia="ko-KR"/>
               </w:rPr>
-              <w:t xml:space="preserve">수치는 일치. 운영행위 시각은 연구자가 정한 임시 기준인데 “승인된 시각”처럼 표현함</w:t>
+              <w:t xml:space="preserve">• 수치는 일치</w:t>
+            </w:r>
+          </w:p>
+          <w:p>
+            <w:pPr>
+              <w:spacing w:after="20" w:line="252" w:lineRule="auto"/>
+              <w:ind w:left="180" w:hanging="180"/>
+            </w:pPr>
+            <w:r>
+              <w:rPr>
+                <w:sz w:val="18"/>
+                <w:szCs w:val="18"/>
+                <w:lang w:eastAsia="ko-KR"/>
+              </w:rPr>
+              <w:t xml:space="preserve">• 운영행위 시각은 연구자가 정한 임시 기준인데 “승인된 시각”처럼 표현함</w:t>
             </w:r>
           </w:p>
         </w:tc>
@@ -2692,6 +3286,7 @@
           <w:p>
             <w:pPr>
               <w:spacing w:after="20" w:line="252" w:lineRule="auto"/>
+              <w:ind w:left="180" w:hanging="180"/>
             </w:pPr>
             <w:r>
               <w:rPr>
@@ -2699,7 +3294,7 @@
                 <w:szCs w:val="18"/>
                 <w:lang w:eastAsia="ko-KR"/>
               </w:rPr>
-              <w:t xml:space="preserve">방류의 근거(승인 기록)와 제한수위의 근거(별표3)를 서로 바꾸어 연결함</w:t>
+              <w:t xml:space="preserve">• 방류의 근거(승인 기록)와 제한수위의 근거(별표3)를 서로 바꾸어 연결함</w:t>
             </w:r>
           </w:p>
         </w:tc>
@@ -2802,6 +3397,7 @@
           <w:p>
             <w:pPr>
               <w:spacing w:after="20" w:line="252" w:lineRule="auto"/>
+              <w:ind w:left="180" w:hanging="180"/>
             </w:pPr>
             <w:r>
               <w:rPr>
@@ -2809,7 +3405,21 @@
                 <w:szCs w:val="18"/>
                 <w:lang w:eastAsia="ko-KR"/>
               </w:rPr>
-              <w:t xml:space="preserve">수치는 일치. 질문에 없는 사례 수를 LLM이 정하고, 수위 차를 직접 계산하고, 수위를 소수 15자리까지 출력함</w:t>
+              <w:t xml:space="preserve">• 수치는 일치</w:t>
+            </w:r>
+          </w:p>
+          <w:p>
+            <w:pPr>
+              <w:spacing w:after="20" w:line="252" w:lineRule="auto"/>
+              <w:ind w:left="180" w:hanging="180"/>
+            </w:pPr>
+            <w:r>
+              <w:rPr>
+                <w:sz w:val="18"/>
+                <w:szCs w:val="18"/>
+                <w:lang w:eastAsia="ko-KR"/>
+              </w:rPr>
+              <w:t xml:space="preserve">• 질문에 없는 사례 수를 LLM이 정함, 수위 차를 직접 계산함, 수위를 소수 15자리까지 출력함</w:t>
             </w:r>
           </w:p>
         </w:tc>
@@ -2912,6 +3522,7 @@
           <w:p>
             <w:pPr>
               <w:spacing w:after="20" w:line="252" w:lineRule="auto"/>
+              <w:ind w:left="180" w:hanging="180"/>
             </w:pPr>
             <w:r>
               <w:rPr>
@@ -2919,7 +3530,21 @@
                 <w:szCs w:val="18"/>
                 <w:lang w:eastAsia="ko-KR"/>
               </w:rPr>
-              <w:t xml:space="preserve">사례의 값이 아니라 현재 값을 사례 값처럼 쓰고, 증가율을 잘못 계산함</w:t>
+              <w:t xml:space="preserve">• 사례의 값이 아니라 현재 값을 사례 값처럼 씀</w:t>
+            </w:r>
+          </w:p>
+          <w:p>
+            <w:pPr>
+              <w:spacing w:after="20" w:line="252" w:lineRule="auto"/>
+              <w:ind w:left="180" w:hanging="180"/>
+            </w:pPr>
+            <w:r>
+              <w:rPr>
+                <w:sz w:val="18"/>
+                <w:szCs w:val="18"/>
+                <w:lang w:eastAsia="ko-KR"/>
+              </w:rPr>
+              <w:t xml:space="preserve">• 증가율을 잘못 계산함</w:t>
             </w:r>
           </w:p>
         </w:tc>
@@ -3022,6 +3647,7 @@
           <w:p>
             <w:pPr>
               <w:spacing w:after="20" w:line="252" w:lineRule="auto"/>
+              <w:ind w:left="180" w:hanging="180"/>
             </w:pPr>
             <w:r>
               <w:rPr>
@@ -3029,7 +3655,21 @@
                 <w:szCs w:val="18"/>
                 <w:lang w:eastAsia="ko-KR"/>
               </w:rPr>
-              <w:t xml:space="preserve">비율(예: 67.4%)을 “차이”라고 서술하고, 방류 시점보다 나중에 승인된 상한값을 비교에 사용함</w:t>
+              <w:t xml:space="preserve">• 비율(예: 67.4%)을 “차이”라고 서술함</w:t>
+            </w:r>
+          </w:p>
+          <w:p>
+            <w:pPr>
+              <w:spacing w:after="20" w:line="252" w:lineRule="auto"/>
+              <w:ind w:left="180" w:hanging="180"/>
+            </w:pPr>
+            <w:r>
+              <w:rPr>
+                <w:sz w:val="18"/>
+                <w:szCs w:val="18"/>
+                <w:lang w:eastAsia="ko-KR"/>
+              </w:rPr>
+              <w:t xml:space="preserve">• 방류 시점보다 나중에 승인된 상한값을 비교에 사용함</w:t>
             </w:r>
           </w:p>
         </w:tc>
@@ -3132,6 +3772,7 @@
           <w:p>
             <w:pPr>
               <w:spacing w:after="20" w:line="252" w:lineRule="auto"/>
+              <w:ind w:left="180" w:hanging="180"/>
             </w:pPr>
             <w:r>
               <w:rPr>
@@ -3139,7 +3780,21 @@
                 <w:szCs w:val="18"/>
                 <w:lang w:eastAsia="ko-KR"/>
               </w:rPr>
-              <w:t xml:space="preserve">두 댐 비교는 지원하지 않는 질문인데, LLM이 “dam” 항목을 두 번 쓴 형식으로 출력해 프로그램이 마지막 값만 읽고 한 댐 질문으로 처리함</w:t>
+              <w:t xml:space="preserve">• 두 댐 비교는 지원하지 않는 질문임</w:t>
+            </w:r>
+          </w:p>
+          <w:p>
+            <w:pPr>
+              <w:spacing w:after="20" w:line="252" w:lineRule="auto"/>
+              <w:ind w:left="180" w:hanging="180"/>
+            </w:pPr>
+            <w:r>
+              <w:rPr>
+                <w:sz w:val="18"/>
+                <w:szCs w:val="18"/>
+                <w:lang w:eastAsia="ko-KR"/>
+              </w:rPr>
+              <w:t xml:space="preserve">• LLM이 “dam” 항목을 두 번 쓴 형식으로 출력하여 프로그램이 마지막 값만 읽고 한 댐 질문으로 처리함</w:t>
             </w:r>
           </w:p>
         </w:tc>
@@ -3181,7 +3836,7 @@
           <w:szCs w:val="20"/>
           <w:lang w:eastAsia="ko-KR"/>
         </w:rPr>
-        <w:t xml:space="preserve">확인된 것: 질문 해석 → KG·저장소 조회 → 출처 번호가 붙은 답변까지 전 과정이 끝까지 동작했습니다. 질문 유형 분류는 10개 중 9개가 기대와 같았고(어긋난 1개는 위 표의 마지막 질문), 단순한 질문은 정확히 답했습니다.</w:t>
+        <w:t xml:space="preserve">확인된 것: 질문 해석 → KG·저장소 조회 → 출처 번호가 붙은 답변까지 전 과정이 동작하였다.</w:t>
       </w:r>
     </w:p>
     <w:p>
@@ -3198,7 +3853,7 @@
           <w:szCs w:val="20"/>
           <w:lang w:eastAsia="ko-KR"/>
         </w:rPr>
-        <w:t xml:space="preserve">문제의 원인: 규칙 쪽 원인(예: 방류 후에 승인된 상한값을 비교에 쓴 것, 근거 모음에 계산값이 없던 것)은 수정했으나 재시험은 아직 하지 않았습니다. LLM 쪽 원인은 질문에 없는 값(사례 수)을 임의로 채우는 것, 같은 항목을 두 번 쓰는 출력 형식 오류, 비슷한 개념의 혼동(비율과 차이, 승인 근거와 제한수위 근거)입니다.</w:t>
+        <w:t xml:space="preserve">확인된 것: 질문 유형 분류는 10개 중 9개가 기대와 같았다(어긋난 1개는 위 표의 마지막 질문). 단순한 질문은 정확히 답하였다.</w:t>
       </w:r>
     </w:p>
     <w:p>
@@ -3215,7 +3870,75 @@
           <w:szCs w:val="20"/>
           <w:lang w:eastAsia="ko-KR"/>
         </w:rPr>
-        <w:t xml:space="preserve">한계: 질문 10개, 작은 모델, 1회 실행입니다. 같은 LLM에 표 데이터를 그대로 주는 방식(비교 기준)과의 비교는 아직 없어 우리 구성이 더 낫다고 말할 수 없습니다. 운영행위는 실제 기록이 아니라 승인에서 구성한 추정입니다.</w:t>
+        <w:t xml:space="preserve">문제의 원인(규칙 쪽): 방류 후에 승인된 상한값을 비교에 쓴 것, 근거 모음에 계산값이 없던 것 등은 수정하였으나 재시험은 하지 않았다.</w:t>
+      </w:r>
+    </w:p>
+    <w:p>
+      <w:pPr>
+        <w:pStyle w:val="a0"/>
+        <w:spacing w:after="60"/>
+        <w:rPr>
+          <w:lang w:eastAsia="ko-KR"/>
+        </w:rPr>
+      </w:pPr>
+      <w:r>
+        <w:rPr>
+          <w:sz w:val="20"/>
+          <w:szCs w:val="20"/>
+          <w:lang w:eastAsia="ko-KR"/>
+        </w:rPr>
+        <w:t xml:space="preserve">문제의 원인(LLM 쪽): 질문에 없는 값(사례 수)을 임의로 채움, 같은 항목을 두 번 쓰는 출력 형식 오류, 비슷한 개념의 혼동(비율과 차이, 승인 근거와 제한수위 근거)</w:t>
+      </w:r>
+    </w:p>
+    <w:p>
+      <w:pPr>
+        <w:pStyle w:val="a0"/>
+        <w:spacing w:after="60"/>
+        <w:rPr>
+          <w:lang w:eastAsia="ko-KR"/>
+        </w:rPr>
+      </w:pPr>
+      <w:r>
+        <w:rPr>
+          <w:sz w:val="20"/>
+          <w:szCs w:val="20"/>
+          <w:lang w:eastAsia="ko-KR"/>
+        </w:rPr>
+        <w:t xml:space="preserve">한계: 질문 10개, 작은 모델, 1회 실행이다.</w:t>
+      </w:r>
+    </w:p>
+    <w:p>
+      <w:pPr>
+        <w:pStyle w:val="a0"/>
+        <w:spacing w:after="60"/>
+        <w:rPr>
+          <w:lang w:eastAsia="ko-KR"/>
+        </w:rPr>
+      </w:pPr>
+      <w:r>
+        <w:rPr>
+          <w:sz w:val="20"/>
+          <w:szCs w:val="20"/>
+          <w:lang w:eastAsia="ko-KR"/>
+        </w:rPr>
+        <w:t xml:space="preserve">한계: 같은 LLM에 표 데이터를 그대로 주는 방식(비교 기준)과의 비교가 없어, 우리 구성이 더 낫다고 말할 수 없다.</w:t>
+      </w:r>
+    </w:p>
+    <w:p>
+      <w:pPr>
+        <w:pStyle w:val="a0"/>
+        <w:spacing w:after="60"/>
+        <w:rPr>
+          <w:lang w:eastAsia="ko-KR"/>
+        </w:rPr>
+      </w:pPr>
+      <w:r>
+        <w:rPr>
+          <w:sz w:val="20"/>
+          <w:szCs w:val="20"/>
+          <w:lang w:eastAsia="ko-KR"/>
+        </w:rPr>
+        <w:t xml:space="preserve">한계: 운영행위는 실제 기록이 아니라 승인에서 구성한 추정이다.</w:t>
       </w:r>
     </w:p>
     <w:p>
@@ -3362,6 +4085,7 @@
           <w:p>
             <w:pPr>
               <w:spacing w:after="20" w:line="252" w:lineRule="auto"/>
+              <w:ind w:left="180" w:hanging="180"/>
             </w:pPr>
             <w:r>
               <w:rPr>
@@ -3369,7 +4093,49 @@
                 <w:szCs w:val="18"/>
                 <w:lang w:eastAsia="ko-KR"/>
               </w:rPr>
-              <w:t xml:space="preserve">LLM 하나가 질문 유형 10개 중 하나를 정해진 형식(JSON)으로 출력해 보았습니다. 한 질문에 여러 유형이 섞일 때의 분류 체계, 규칙이나 학습한 분류기와의 병행, 출력 형식을 강제하는 방법.</w:t>
+              <w:t xml:space="preserve">• LLM 하나가 질문 유형 10개 중 하나를 정해진 형식(JSON)으로 출력해 보았다.</w:t>
+            </w:r>
+          </w:p>
+          <w:p>
+            <w:pPr>
+              <w:spacing w:after="20" w:line="252" w:lineRule="auto"/>
+              <w:ind w:left="180" w:hanging="180"/>
+            </w:pPr>
+            <w:r>
+              <w:rPr>
+                <w:sz w:val="18"/>
+                <w:szCs w:val="18"/>
+                <w:lang w:eastAsia="ko-KR"/>
+              </w:rPr>
+              <w:t xml:space="preserve">• 한 질문에 여러 유형이 섞일 때의 분류 체계</w:t>
+            </w:r>
+          </w:p>
+          <w:p>
+            <w:pPr>
+              <w:spacing w:after="20" w:line="252" w:lineRule="auto"/>
+              <w:ind w:left="180" w:hanging="180"/>
+            </w:pPr>
+            <w:r>
+              <w:rPr>
+                <w:sz w:val="18"/>
+                <w:szCs w:val="18"/>
+                <w:lang w:eastAsia="ko-KR"/>
+              </w:rPr>
+              <w:t xml:space="preserve">• 규칙이나 학습한 분류기와의 병행</w:t>
+            </w:r>
+          </w:p>
+          <w:p>
+            <w:pPr>
+              <w:spacing w:after="20" w:line="252" w:lineRule="auto"/>
+              <w:ind w:left="180" w:hanging="180"/>
+            </w:pPr>
+            <w:r>
+              <w:rPr>
+                <w:sz w:val="18"/>
+                <w:szCs w:val="18"/>
+                <w:lang w:eastAsia="ko-KR"/>
+              </w:rPr>
+              <w:t xml:space="preserve">• 출력 형식을 강제하는 방법</w:t>
             </w:r>
           </w:p>
         </w:tc>
@@ -3422,6 +4188,7 @@
           <w:p>
             <w:pPr>
               <w:spacing w:after="20" w:line="252" w:lineRule="auto"/>
+              <w:ind w:left="180" w:hanging="180"/>
             </w:pPr>
             <w:r>
               <w:rPr>
@@ -3429,7 +4196,35 @@
                 <w:szCs w:val="18"/>
                 <w:lang w:eastAsia="ko-KR"/>
               </w:rPr>
-              <w:t xml:space="preserve">“근거 안에서만 답하라” 등의 규칙을 프롬프트에 넣었지만 개념 혼동이 남았습니다. 답변의 숫자와 출처 번호를 근거 모음과 자동으로 대조하는 방법, 계산을 LLM에 어디까지 맡길지.</w:t>
+              <w:t xml:space="preserve">• “근거 안에서만 답하라” 등의 규칙을 프롬프트에 넣었으나 개념 혼동이 남았다.</w:t>
+            </w:r>
+          </w:p>
+          <w:p>
+            <w:pPr>
+              <w:spacing w:after="20" w:line="252" w:lineRule="auto"/>
+              <w:ind w:left="180" w:hanging="180"/>
+            </w:pPr>
+            <w:r>
+              <w:rPr>
+                <w:sz w:val="18"/>
+                <w:szCs w:val="18"/>
+                <w:lang w:eastAsia="ko-KR"/>
+              </w:rPr>
+              <w:t xml:space="preserve">• 답변의 숫자와 출처 번호를 근거 모음과 자동으로 대조하는 방법</w:t>
+            </w:r>
+          </w:p>
+          <w:p>
+            <w:pPr>
+              <w:spacing w:after="20" w:line="252" w:lineRule="auto"/>
+              <w:ind w:left="180" w:hanging="180"/>
+            </w:pPr>
+            <w:r>
+              <w:rPr>
+                <w:sz w:val="18"/>
+                <w:szCs w:val="18"/>
+                <w:lang w:eastAsia="ko-KR"/>
+              </w:rPr>
+              <w:t xml:space="preserve">• 계산을 LLM에 어디까지 맡길지</w:t>
             </w:r>
           </w:p>
         </w:tc>
@@ -3482,6 +4277,7 @@
           <w:p>
             <w:pPr>
               <w:spacing w:after="20" w:line="252" w:lineRule="auto"/>
+              <w:ind w:left="180" w:hanging="180"/>
             </w:pPr>
             <w:r>
               <w:rPr>
@@ -3489,7 +4285,49 @@
                 <w:szCs w:val="18"/>
                 <w:lang w:eastAsia="ko-KR"/>
               </w:rPr>
-              <w:t xml:space="preserve">질문 유형별로 정해 둔 조회문으로 KG를 조회하고 문서는 조각 번호로 찾아 보았습니다. LLM이 조회문(Cypher)을 직접 쓰게 할지, 문서가 늘어나면 의미 유사도로 문서를 찾는 벡터 검색을 언제 더할지, 수치로 된 상태에서 비슷한 과거 사례를 찾는 방법.</w:t>
+              <w:t xml:space="preserve">• 질문 유형별로 정해 둔 조회문으로 KG를 조회하고, 문서는 조각 번호로 찾아 보았다.</w:t>
+            </w:r>
+          </w:p>
+          <w:p>
+            <w:pPr>
+              <w:spacing w:after="20" w:line="252" w:lineRule="auto"/>
+              <w:ind w:left="180" w:hanging="180"/>
+            </w:pPr>
+            <w:r>
+              <w:rPr>
+                <w:sz w:val="18"/>
+                <w:szCs w:val="18"/>
+                <w:lang w:eastAsia="ko-KR"/>
+              </w:rPr>
+              <w:t xml:space="preserve">• LLM이 조회문(Cypher)을 직접 쓰게 할지</w:t>
+            </w:r>
+          </w:p>
+          <w:p>
+            <w:pPr>
+              <w:spacing w:after="20" w:line="252" w:lineRule="auto"/>
+              <w:ind w:left="180" w:hanging="180"/>
+            </w:pPr>
+            <w:r>
+              <w:rPr>
+                <w:sz w:val="18"/>
+                <w:szCs w:val="18"/>
+                <w:lang w:eastAsia="ko-KR"/>
+              </w:rPr>
+              <w:t xml:space="preserve">• 문서가 늘면 의미 유사도로 찾는 벡터 검색을 언제 더할지</w:t>
+            </w:r>
+          </w:p>
+          <w:p>
+            <w:pPr>
+              <w:spacing w:after="20" w:line="252" w:lineRule="auto"/>
+              <w:ind w:left="180" w:hanging="180"/>
+            </w:pPr>
+            <w:r>
+              <w:rPr>
+                <w:sz w:val="18"/>
+                <w:szCs w:val="18"/>
+                <w:lang w:eastAsia="ko-KR"/>
+              </w:rPr>
+              <w:t xml:space="preserve">• 수치로 된 상태에서 비슷한 과거 사례를 찾는 방법</w:t>
             </w:r>
           </w:p>
         </w:tc>
@@ -3542,6 +4380,7 @@
           <w:p>
             <w:pPr>
               <w:spacing w:after="20" w:line="252" w:lineRule="auto"/>
+              <w:ind w:left="180" w:hanging="180"/>
             </w:pPr>
             <w:r>
               <w:rPr>
@@ -3549,7 +4388,49 @@
                 <w:szCs w:val="18"/>
                 <w:lang w:eastAsia="ko-KR"/>
               </w:rPr>
-              <w:t xml:space="preserve">지금은 사람이 읽고 판정했습니다. 같은 LLM에 표 데이터를 그대로 주는 비교 기준, 정답 질문 세트, 평가 지표(예: 답변 수치가 근거 모음과 일치하는 비율, 출처 번호를 제대로 단 비율) 설계.</w:t>
+              <w:t xml:space="preserve">• 지금은 사람이 읽고 판정하였다.</w:t>
+            </w:r>
+          </w:p>
+          <w:p>
+            <w:pPr>
+              <w:spacing w:after="20" w:line="252" w:lineRule="auto"/>
+              <w:ind w:left="180" w:hanging="180"/>
+            </w:pPr>
+            <w:r>
+              <w:rPr>
+                <w:sz w:val="18"/>
+                <w:szCs w:val="18"/>
+                <w:lang w:eastAsia="ko-KR"/>
+              </w:rPr>
+              <w:t xml:space="preserve">• 같은 LLM에 표 데이터를 그대로 주는 비교 기준</w:t>
+            </w:r>
+          </w:p>
+          <w:p>
+            <w:pPr>
+              <w:spacing w:after="20" w:line="252" w:lineRule="auto"/>
+              <w:ind w:left="180" w:hanging="180"/>
+            </w:pPr>
+            <w:r>
+              <w:rPr>
+                <w:sz w:val="18"/>
+                <w:szCs w:val="18"/>
+                <w:lang w:eastAsia="ko-KR"/>
+              </w:rPr>
+              <w:t xml:space="preserve">• 정답 질문 세트</w:t>
+            </w:r>
+          </w:p>
+          <w:p>
+            <w:pPr>
+              <w:spacing w:after="20" w:line="252" w:lineRule="auto"/>
+              <w:ind w:left="180" w:hanging="180"/>
+            </w:pPr>
+            <w:r>
+              <w:rPr>
+                <w:sz w:val="18"/>
+                <w:szCs w:val="18"/>
+                <w:lang w:eastAsia="ko-KR"/>
+              </w:rPr>
+              <w:t xml:space="preserve">• 평가 지표(예: 답변 수치가 근거 모음과 일치하는 비율, 출처 번호를 제대로 단 비율)</w:t>
             </w:r>
           </w:p>
         </w:tc>
@@ -3602,6 +4483,7 @@
           <w:p>
             <w:pPr>
               <w:spacing w:after="20" w:line="252" w:lineRule="auto"/>
+              <w:ind w:left="180" w:hanging="180"/>
             </w:pPr>
             <w:r>
               <w:rPr>
@@ -3609,7 +4491,35 @@
                 <w:szCs w:val="18"/>
                 <w:lang w:eastAsia="ko-KR"/>
               </w:rPr>
-              <w:t xml:space="preserve">Qwen3-8B-AWQ를 여러 사람이 함께 쓰는 GPU(남은 메모리 약 11.7GB)에서 돌렸고 질문 하나에 9~97초 걸렸습니다. 더 큰 32B 모델은 메모리 부족으로 실패했습니다. 적합한 모델 크기와 응답 시간을 줄이는 방법.</w:t>
+              <w:t xml:space="preserve">• Qwen3-8B-AWQ를 여러 사람이 함께 쓰는 GPU(남은 메모리 약 11.7GB)에서 실행하였고, 질문 하나에 9~97초 걸렸다.</w:t>
+            </w:r>
+          </w:p>
+          <w:p>
+            <w:pPr>
+              <w:spacing w:after="20" w:line="252" w:lineRule="auto"/>
+              <w:ind w:left="180" w:hanging="180"/>
+            </w:pPr>
+            <w:r>
+              <w:rPr>
+                <w:sz w:val="18"/>
+                <w:szCs w:val="18"/>
+                <w:lang w:eastAsia="ko-KR"/>
+              </w:rPr>
+              <w:t xml:space="preserve">• 더 큰 32B 모델은 메모리 부족으로 실패하였다.</w:t>
+            </w:r>
+          </w:p>
+          <w:p>
+            <w:pPr>
+              <w:spacing w:after="20" w:line="252" w:lineRule="auto"/>
+              <w:ind w:left="180" w:hanging="180"/>
+            </w:pPr>
+            <w:r>
+              <w:rPr>
+                <w:sz w:val="18"/>
+                <w:szCs w:val="18"/>
+                <w:lang w:eastAsia="ko-KR"/>
+              </w:rPr>
+              <w:t xml:space="preserve">• 적합한 모델 크기와 응답 시간을 줄이는 방법</w:t>
             </w:r>
           </w:p>
         </w:tc>
@@ -3662,6 +4572,7 @@
           <w:p>
             <w:pPr>
               <w:spacing w:after="20" w:line="252" w:lineRule="auto"/>
+              <w:ind w:left="180" w:hanging="180"/>
             </w:pPr>
             <w:r>
               <w:rPr>
@@ -3669,7 +4580,49 @@
                 <w:szCs w:val="18"/>
                 <w:lang w:eastAsia="ko-KR"/>
               </w:rPr>
-              <w:t xml:space="preserve">현재는 저장해 둔 자료의 가장 최근 시각을 “현재”로 씁니다. 실시간 자료 연결, 실제 운영 기록 확보, 댐과 문서를 늘릴 때 생길 병목.</w:t>
+              <w:t xml:space="preserve">• 현재는 저장해 둔 자료의 가장 최근 시각을 “현재”로 사용한다.</w:t>
+            </w:r>
+          </w:p>
+          <w:p>
+            <w:pPr>
+              <w:spacing w:after="20" w:line="252" w:lineRule="auto"/>
+              <w:ind w:left="180" w:hanging="180"/>
+            </w:pPr>
+            <w:r>
+              <w:rPr>
+                <w:sz w:val="18"/>
+                <w:szCs w:val="18"/>
+                <w:lang w:eastAsia="ko-KR"/>
+              </w:rPr>
+              <w:t xml:space="preserve">• 실시간 자료 연결</w:t>
+            </w:r>
+          </w:p>
+          <w:p>
+            <w:pPr>
+              <w:spacing w:after="20" w:line="252" w:lineRule="auto"/>
+              <w:ind w:left="180" w:hanging="180"/>
+            </w:pPr>
+            <w:r>
+              <w:rPr>
+                <w:sz w:val="18"/>
+                <w:szCs w:val="18"/>
+                <w:lang w:eastAsia="ko-KR"/>
+              </w:rPr>
+              <w:t xml:space="preserve">• 실제 운영 기록 확보</w:t>
+            </w:r>
+          </w:p>
+          <w:p>
+            <w:pPr>
+              <w:spacing w:after="20" w:line="252" w:lineRule="auto"/>
+              <w:ind w:left="180" w:hanging="180"/>
+            </w:pPr>
+            <w:r>
+              <w:rPr>
+                <w:sz w:val="18"/>
+                <w:szCs w:val="18"/>
+                <w:lang w:eastAsia="ko-KR"/>
+              </w:rPr>
+              <w:t xml:space="preserve">• 댐과 문서를 늘릴 때 생길 병목</w:t>
             </w:r>
           </w:p>
         </w:tc>
@@ -3685,7 +4638,8 @@
     </w:p>
     <w:p>
       <w:pPr>
-        <w:spacing w:before="60" w:after="120"/>
+        <w:pStyle w:val="a0"/>
+        <w:spacing w:after="60"/>
         <w:rPr>
           <w:lang w:eastAsia="ko-KR"/>
         </w:rPr>
@@ -3696,7 +4650,7 @@
           <w:szCs w:val="20"/>
           <w:lang w:eastAsia="ko-KR"/>
         </w:rPr>
-        <w:t xml:space="preserve">시험 질문 전문, 프롬프트 전문, 구축 단계별 상세(근거 문헌 포함)는 요청하시면 별도로 드리겠습니다.</w:t>
+        <w:t xml:space="preserve">시험 질문 전문, 프롬프트 전문, 구축 단계별 상세(근거 문헌 포함)는 요청 시 별도로 제공한다.</w:t>
       </w:r>
     </w:p>
     <w:sectPr>

--- a/team_brief/KG-LLM_연구팀_공유_요약_2026.10.12.docx
+++ b/team_brief/KG-LLM_연구팀_공유_요약_2026.10.12.docx
@@ -456,6 +456,23 @@
           <w:lang w:eastAsia="ko-KR"/>
         </w:rPr>
         <w:t xml:space="preserve">KG에는 개체·관계·근거의 위치를 담고, 측정값 전체는 측정자료 저장소에, 규정 원문은 문서 저장소에 둔다.</w:t>
+      </w:r>
+    </w:p>
+    <w:p>
+      <w:pPr>
+        <w:pStyle w:val="a0"/>
+        <w:spacing w:after="60"/>
+        <w:rPr>
+          <w:lang w:eastAsia="ko-KR"/>
+        </w:rPr>
+      </w:pPr>
+      <w:r>
+        <w:rPr>
+          <w:sz w:val="20"/>
+          <w:szCs w:val="20"/>
+          <w:lang w:eastAsia="ko-KR"/>
+        </w:rPr>
+        <w:t xml:space="preserve">자료마다 같은 댐이 다르게 적혀 있다(예: “충주”, “충주댐”, “충 주 댐”, 댐코드 1003110). 이를 하나의 댐 개체로 묶어 연결하여, 승인·측정자료·운영기준이 같은 댐을 통해 이어지게 한다.</w:t>
       </w:r>
     </w:p>
     <w:p>
